--- a/Knowledge/3-Work knowledge/1-Software Engineering/1-Software Engineering Fundamentals/5-My Source/3-Network Topologies/Types of hybrid Topology/4-Mesh-Star Topology.docx
+++ b/Knowledge/3-Work knowledge/1-Software Engineering/1-Software Engineering Fundamentals/5-My Source/3-Network Topologies/Types of hybrid Topology/4-Mesh-Star Topology.docx
@@ -4,388 +4,755 @@
   <w:body>
     <w:p>
       <w:pPr>
-        <w:pStyle w:val="Heading1"/>
+        <w:keepNext/>
+        <w:keepLines/>
+        <w:spacing w:before="360" w:after="80" w:line="276" w:lineRule="auto"/>
+        <w:outlineLvl w:val="0"/>
+        <w:rPr>
+          <w:rFonts w:asciiTheme="majorHAnsi" w:eastAsiaTheme="majorEastAsia" w:hAnsiTheme="majorHAnsi" w:cstheme="majorBidi"/>
+          <w:color w:val="2F5496" w:themeColor="accent1" w:themeShade="BF"/>
+          <w:kern w:val="0"/>
+          <w:sz w:val="40"/>
+          <w:szCs w:val="40"/>
+          <w:lang w:val="en"/>
+          <w14:ligatures w14:val="none"/>
+        </w:rPr>
       </w:pPr>
       <w:bookmarkStart w:id="0" w:name="_iwxx6cf1gdyp" w:colFirst="0" w:colLast="0"/>
       <w:bookmarkEnd w:id="0"/>
       <w:r>
+        <w:rPr>
+          <w:rFonts w:asciiTheme="majorHAnsi" w:eastAsiaTheme="majorEastAsia" w:hAnsiTheme="majorHAnsi" w:cstheme="majorBidi"/>
+          <w:color w:val="2F5496" w:themeColor="accent1" w:themeShade="BF"/>
+          <w:kern w:val="0"/>
+          <w:sz w:val="40"/>
+          <w:szCs w:val="40"/>
+          <w:lang w:val="en"/>
+          <w14:ligatures w14:val="none"/>
+        </w:rPr>
         <w:t>Mesh-Star Topology</w:t>
       </w:r>
     </w:p>
     <w:p>
       <w:pPr>
-        <w:pStyle w:val="Heading2"/>
+        <w:keepNext/>
+        <w:keepLines/>
+        <w:spacing w:before="160" w:after="80" w:line="276" w:lineRule="auto"/>
+        <w:outlineLvl w:val="1"/>
+        <w:rPr>
+          <w:rFonts w:asciiTheme="majorHAnsi" w:eastAsiaTheme="majorEastAsia" w:hAnsiTheme="majorHAnsi" w:cstheme="majorBidi"/>
+          <w:color w:val="2F5496" w:themeColor="accent1" w:themeShade="BF"/>
+          <w:kern w:val="0"/>
+          <w:sz w:val="32"/>
+          <w:szCs w:val="32"/>
+          <w:lang w:val="en"/>
+          <w14:ligatures w14:val="none"/>
+        </w:rPr>
       </w:pPr>
       <w:r>
-        <w:t xml:space="preserve">What Is </w:t>
-      </w:r>
-      <w:r>
-        <w:t>Mesh-Star Topology</w:t>
-      </w:r>
-      <w:r>
-        <w:t>?</w:t>
+        <w:rPr>
+          <w:rFonts w:asciiTheme="majorHAnsi" w:eastAsiaTheme="majorEastAsia" w:hAnsiTheme="majorHAnsi" w:cstheme="majorBidi"/>
+          <w:color w:val="2F5496" w:themeColor="accent1" w:themeShade="BF"/>
+          <w:kern w:val="0"/>
+          <w:sz w:val="32"/>
+          <w:szCs w:val="32"/>
+          <w:lang w:val="en"/>
+          <w14:ligatures w14:val="none"/>
+        </w:rPr>
+        <w:t>What Is Mesh-Star Topology?</w:t>
       </w:r>
     </w:p>
     <w:p>
       <w:pPr>
-        <w:spacing w:before="240" w:after="240"/>
+        <w:spacing w:before="240" w:after="240" w:line="276" w:lineRule="auto"/>
+        <w:rPr>
+          <w:rFonts w:ascii="Arial" w:eastAsia="Arial" w:hAnsi="Arial" w:cs="Arial"/>
+          <w:kern w:val="0"/>
+          <w:sz w:val="22"/>
+          <w:szCs w:val="22"/>
+          <w:lang w:val="en"/>
+          <w14:ligatures w14:val="none"/>
+        </w:rPr>
       </w:pPr>
       <w:r>
         <w:rPr>
-          <w:b/>
+          <w:rFonts w:ascii="Arial" w:eastAsia="Arial" w:hAnsi="Arial" w:cs="Arial"/>
+          <w:b/>
+          <w:kern w:val="0"/>
+          <w:sz w:val="22"/>
+          <w:szCs w:val="22"/>
           <w:highlight w:val="darkGray"/>
+          <w:lang w:val="en"/>
+          <w14:ligatures w14:val="none"/>
         </w:rPr>
         <w:t># Source</w:t>
       </w:r>
       <w:r>
         <w:rPr>
+          <w:rFonts w:ascii="Arial" w:eastAsia="Arial" w:hAnsi="Arial" w:cs="Arial"/>
+          <w:kern w:val="0"/>
+          <w:sz w:val="22"/>
+          <w:szCs w:val="22"/>
           <w:highlight w:val="darkGray"/>
+          <w:lang w:val="en"/>
+          <w14:ligatures w14:val="none"/>
         </w:rPr>
         <w:t xml:space="preserve">: </w:t>
       </w:r>
       <w:r>
         <w:rPr>
-          <w:b/>
+          <w:rFonts w:ascii="Arial" w:eastAsia="Arial" w:hAnsi="Arial" w:cs="Arial"/>
+          <w:b/>
+          <w:kern w:val="0"/>
+          <w:sz w:val="22"/>
+          <w:szCs w:val="22"/>
           <w:highlight w:val="darkGray"/>
-        </w:rPr>
-        <w:t>Chatgpt (GPT‑5 Mini) at [12/18/2025]</w:t>
+          <w:lang w:val="en"/>
+          <w14:ligatures w14:val="none"/>
+        </w:rPr>
+        <w:t>Chatgpt (GPT</w:t>
+      </w:r>
+      <w:r>
+        <w:rPr>
+          <w:rFonts w:ascii="Cambria Math" w:eastAsia="Arial" w:hAnsi="Cambria Math" w:cs="Cambria Math"/>
+          <w:b/>
+          <w:kern w:val="0"/>
+          <w:sz w:val="22"/>
+          <w:szCs w:val="22"/>
+          <w:highlight w:val="darkGray"/>
+          <w:lang w:val="en"/>
+          <w14:ligatures w14:val="none"/>
+        </w:rPr>
+        <w:t>‑</w:t>
+      </w:r>
+      <w:r>
+        <w:rPr>
+          <w:rFonts w:ascii="Arial" w:eastAsia="Arial" w:hAnsi="Arial" w:cs="Arial"/>
+          <w:b/>
+          <w:kern w:val="0"/>
+          <w:sz w:val="22"/>
+          <w:szCs w:val="22"/>
+          <w:highlight w:val="darkGray"/>
+          <w:lang w:val="en"/>
+          <w14:ligatures w14:val="none"/>
+        </w:rPr>
+        <w:t>5 Mini) at [12/18/2025]</w:t>
       </w:r>
     </w:p>
     <w:p>
       <w:pPr>
-        <w:spacing w:before="240" w:after="240"/>
+        <w:spacing w:before="240" w:after="240" w:line="276" w:lineRule="auto"/>
+        <w:rPr>
+          <w:rFonts w:ascii="Arial" w:eastAsia="Arial" w:hAnsi="Arial" w:cs="Arial"/>
+          <w:kern w:val="0"/>
+          <w:sz w:val="22"/>
+          <w:szCs w:val="22"/>
+          <w:lang w:val="en"/>
+          <w14:ligatures w14:val="none"/>
+        </w:rPr>
       </w:pPr>
       <w:r>
         <w:rPr>
-          <w:rFonts w:ascii="Roboto Mono" w:eastAsia="Roboto Mono" w:hAnsi="Roboto Mono"/>
-          <w:sz w:val="24"/>
+          <w:rFonts w:ascii="Roboto Mono" w:eastAsia="Roboto Mono" w:hAnsi="Roboto Mono" w:cs="Arial"/>
+          <w:kern w:val="0"/>
+          <w:szCs w:val="22"/>
+          <w:lang w:val="en"/>
+          <w14:ligatures w14:val="none"/>
         </w:rPr>
         <w:t xml:space="preserve">A </w:t>
       </w:r>
       <w:r>
         <w:rPr>
-          <w:rFonts w:ascii="Roboto Mono" w:eastAsia="Roboto Mono" w:hAnsi="Roboto Mono"/>
+          <w:rFonts w:ascii="Roboto Mono" w:eastAsia="Roboto Mono" w:hAnsi="Roboto Mono" w:cs="Arial"/>
           <w:b/>
           <w:bCs/>
-          <w:sz w:val="24"/>
+          <w:kern w:val="0"/>
+          <w:szCs w:val="22"/>
+          <w:lang w:val="en"/>
+          <w14:ligatures w14:val="none"/>
         </w:rPr>
         <w:t>Mesh-Star Topology</w:t>
       </w:r>
       <w:r>
         <w:rPr>
-          <w:rFonts w:ascii="Roboto Mono" w:eastAsia="Roboto Mono" w:hAnsi="Roboto Mono"/>
-          <w:sz w:val="24"/>
+          <w:rFonts w:ascii="Roboto Mono" w:eastAsia="Roboto Mono" w:hAnsi="Roboto Mono" w:cs="Arial"/>
+          <w:kern w:val="0"/>
+          <w:szCs w:val="22"/>
+          <w:lang w:val="en"/>
+          <w14:ligatures w14:val="none"/>
         </w:rPr>
         <w:t xml:space="preserve"> is a </w:t>
       </w:r>
       <w:r>
         <w:rPr>
-          <w:rFonts w:ascii="Roboto Mono" w:eastAsia="Roboto Mono" w:hAnsi="Roboto Mono"/>
+          <w:rFonts w:ascii="Roboto Mono" w:eastAsia="Roboto Mono" w:hAnsi="Roboto Mono" w:cs="Arial"/>
           <w:b/>
           <w:bCs/>
-          <w:sz w:val="24"/>
+          <w:kern w:val="0"/>
+          <w:szCs w:val="22"/>
+          <w:lang w:val="en"/>
+          <w14:ligatures w14:val="none"/>
         </w:rPr>
         <w:t>hybrid network topology</w:t>
       </w:r>
       <w:r>
         <w:rPr>
-          <w:rFonts w:ascii="Roboto Mono" w:eastAsia="Roboto Mono" w:hAnsi="Roboto Mono"/>
-          <w:sz w:val="24"/>
+          <w:rFonts w:ascii="Roboto Mono" w:eastAsia="Roboto Mono" w:hAnsi="Roboto Mono" w:cs="Arial"/>
+          <w:kern w:val="0"/>
+          <w:szCs w:val="22"/>
+          <w:lang w:val="en"/>
+          <w14:ligatures w14:val="none"/>
         </w:rPr>
         <w:t xml:space="preserve"> that combines elements of both </w:t>
       </w:r>
       <w:r>
         <w:rPr>
-          <w:rFonts w:ascii="Roboto Mono" w:eastAsia="Roboto Mono" w:hAnsi="Roboto Mono"/>
+          <w:rFonts w:ascii="Roboto Mono" w:eastAsia="Roboto Mono" w:hAnsi="Roboto Mono" w:cs="Arial"/>
           <w:b/>
           <w:bCs/>
-          <w:sz w:val="24"/>
+          <w:kern w:val="0"/>
+          <w:szCs w:val="22"/>
+          <w:lang w:val="en"/>
+          <w14:ligatures w14:val="none"/>
         </w:rPr>
         <w:t>Mesh</w:t>
       </w:r>
       <w:r>
         <w:rPr>
-          <w:rFonts w:ascii="Roboto Mono" w:eastAsia="Roboto Mono" w:hAnsi="Roboto Mono"/>
-          <w:sz w:val="24"/>
+          <w:rFonts w:ascii="Roboto Mono" w:eastAsia="Roboto Mono" w:hAnsi="Roboto Mono" w:cs="Arial"/>
+          <w:kern w:val="0"/>
+          <w:szCs w:val="22"/>
+          <w:lang w:val="en"/>
+          <w14:ligatures w14:val="none"/>
         </w:rPr>
         <w:t xml:space="preserve"> and </w:t>
       </w:r>
       <w:r>
         <w:rPr>
-          <w:rFonts w:ascii="Roboto Mono" w:eastAsia="Roboto Mono" w:hAnsi="Roboto Mono"/>
+          <w:rFonts w:ascii="Roboto Mono" w:eastAsia="Roboto Mono" w:hAnsi="Roboto Mono" w:cs="Arial"/>
           <w:b/>
           <w:bCs/>
-          <w:sz w:val="24"/>
+          <w:kern w:val="0"/>
+          <w:szCs w:val="22"/>
+          <w:lang w:val="en"/>
+          <w14:ligatures w14:val="none"/>
         </w:rPr>
         <w:t>Star</w:t>
       </w:r>
       <w:r>
         <w:rPr>
-          <w:rFonts w:ascii="Roboto Mono" w:eastAsia="Roboto Mono" w:hAnsi="Roboto Mono"/>
-          <w:sz w:val="24"/>
+          <w:rFonts w:ascii="Roboto Mono" w:eastAsia="Roboto Mono" w:hAnsi="Roboto Mono" w:cs="Arial"/>
+          <w:kern w:val="0"/>
+          <w:szCs w:val="22"/>
+          <w:lang w:val="en"/>
+          <w14:ligatures w14:val="none"/>
         </w:rPr>
         <w:t xml:space="preserve"> layouts. It provides the </w:t>
       </w:r>
       <w:r>
         <w:rPr>
-          <w:rFonts w:ascii="Roboto Mono" w:eastAsia="Roboto Mono" w:hAnsi="Roboto Mono"/>
+          <w:rFonts w:ascii="Roboto Mono" w:eastAsia="Roboto Mono" w:hAnsi="Roboto Mono" w:cs="Arial"/>
           <w:b/>
           <w:bCs/>
-          <w:sz w:val="24"/>
+          <w:kern w:val="0"/>
+          <w:szCs w:val="22"/>
+          <w:lang w:val="en"/>
+          <w14:ligatures w14:val="none"/>
         </w:rPr>
         <w:t>reliability and redundancy</w:t>
       </w:r>
       <w:r>
         <w:rPr>
-          <w:rFonts w:ascii="Roboto Mono" w:eastAsia="Roboto Mono" w:hAnsi="Roboto Mono"/>
-          <w:sz w:val="24"/>
+          <w:rFonts w:ascii="Roboto Mono" w:eastAsia="Roboto Mono" w:hAnsi="Roboto Mono" w:cs="Arial"/>
+          <w:kern w:val="0"/>
+          <w:szCs w:val="22"/>
+          <w:lang w:val="en"/>
+          <w14:ligatures w14:val="none"/>
         </w:rPr>
         <w:t xml:space="preserve"> of a mesh network at the core, and the </w:t>
       </w:r>
       <w:r>
         <w:rPr>
-          <w:rFonts w:ascii="Roboto Mono" w:eastAsia="Roboto Mono" w:hAnsi="Roboto Mono"/>
+          <w:rFonts w:ascii="Roboto Mono" w:eastAsia="Roboto Mono" w:hAnsi="Roboto Mono" w:cs="Arial"/>
           <w:b/>
           <w:bCs/>
-          <w:sz w:val="24"/>
+          <w:kern w:val="0"/>
+          <w:szCs w:val="22"/>
+          <w:lang w:val="en"/>
+          <w14:ligatures w14:val="none"/>
         </w:rPr>
         <w:t>simplicity and scalability</w:t>
       </w:r>
       <w:r>
         <w:rPr>
-          <w:rFonts w:ascii="Roboto Mono" w:eastAsia="Roboto Mono" w:hAnsi="Roboto Mono"/>
-          <w:sz w:val="24"/>
+          <w:rFonts w:ascii="Roboto Mono" w:eastAsia="Roboto Mono" w:hAnsi="Roboto Mono" w:cs="Arial"/>
+          <w:kern w:val="0"/>
+          <w:szCs w:val="22"/>
+          <w:lang w:val="en"/>
+          <w14:ligatures w14:val="none"/>
         </w:rPr>
         <w:t xml:space="preserve"> of star topologies at the edge.</w:t>
-      </w:r>
-    </w:p>
-    <w:p>
-      <w:r>
-        <w:rPr>
-          <w:rFonts w:ascii="Roboto Mono" w:eastAsia="Roboto Mono" w:hAnsi="Roboto Mono"/>
-          <w:sz w:val="24"/>
-        </w:rPr>
-        <w:pict w14:anchorId="3C5498C4">
-          <v:rect id="_x0000_i1025" style="width:0;height:1.5pt" o:hralign="center" o:hrstd="t" o:hr="t" fillcolor="#a0a0a0" stroked="f"/>
-        </w:pict>
       </w:r>
     </w:p>
     <w:p>
       <w:pPr>
-        <w:pStyle w:val="Heading2"/>
-        <w:keepNext w:val="0"/>
-        <w:keepLines w:val="0"/>
-        <w:rPr>
+        <w:spacing w:after="0" w:line="276" w:lineRule="auto"/>
+        <w:rPr>
+          <w:rFonts w:ascii="Arial" w:eastAsia="Arial" w:hAnsi="Arial" w:cs="Arial"/>
+          <w:kern w:val="0"/>
+          <w:sz w:val="22"/>
+          <w:szCs w:val="22"/>
+          <w:lang w:val="en"/>
+          <w14:ligatures w14:val="none"/>
+        </w:rPr>
+      </w:pPr>
+      <w:r>
+        <w:rPr>
+          <w:rFonts w:ascii="Roboto Mono" w:eastAsia="Roboto Mono" w:hAnsi="Roboto Mono" w:cs="Arial"/>
+          <w:kern w:val="0"/>
+          <w:szCs w:val="22"/>
+          <w:lang w:val="en"/>
+          <w14:ligatures w14:val="none"/>
+        </w:rPr>
+        <w:pict w14:anchorId="77328B9D">
+          <v:rect id="_x0000_i1025" style="width:0;height:1.5pt" o:hralign="center" o:hrstd="t" o:hr="t" fillcolor="#a0a0a0" stroked="f"/>
+        </w:pict>
+      </w:r>
+    </w:p>
+    <w:p>
+      <w:pPr>
+        <w:spacing w:before="160" w:after="80" w:line="276" w:lineRule="auto"/>
+        <w:outlineLvl w:val="1"/>
+        <w:rPr>
+          <w:rFonts w:asciiTheme="majorHAnsi" w:eastAsiaTheme="majorEastAsia" w:hAnsiTheme="majorHAnsi" w:cstheme="majorBidi"/>
           <w:b/>
           <w:bCs/>
+          <w:color w:val="2F5496" w:themeColor="accent1" w:themeShade="BF"/>
+          <w:kern w:val="0"/>
           <w:sz w:val="34"/>
           <w:szCs w:val="34"/>
+          <w:lang w:val="en"/>
+          <w14:ligatures w14:val="none"/>
         </w:rPr>
       </w:pPr>
       <w:bookmarkStart w:id="1" w:name="_jw3saeptox92" w:colFirst="0" w:colLast="0"/>
       <w:bookmarkEnd w:id="1"/>
       <w:r>
         <w:rPr>
+          <w:rFonts w:ascii="Segoe UI Emoji" w:eastAsiaTheme="majorEastAsia" w:hAnsi="Segoe UI Emoji" w:cs="Segoe UI Emoji"/>
           <w:b/>
           <w:bCs/>
+          <w:color w:val="2F5496" w:themeColor="accent1" w:themeShade="BF"/>
+          <w:kern w:val="0"/>
           <w:sz w:val="34"/>
           <w:szCs w:val="34"/>
-        </w:rPr>
-        <w:t>🧠 Simple Definition:</w:t>
+          <w:lang w:val="en"/>
+          <w14:ligatures w14:val="none"/>
+        </w:rPr>
+        <w:t>🧠</w:t>
+      </w:r>
+      <w:r>
+        <w:rPr>
+          <w:rFonts w:asciiTheme="majorHAnsi" w:eastAsiaTheme="majorEastAsia" w:hAnsiTheme="majorHAnsi" w:cstheme="majorBidi"/>
+          <w:b/>
+          <w:bCs/>
+          <w:color w:val="2F5496" w:themeColor="accent1" w:themeShade="BF"/>
+          <w:kern w:val="0"/>
+          <w:sz w:val="34"/>
+          <w:szCs w:val="34"/>
+          <w:lang w:val="en"/>
+          <w14:ligatures w14:val="none"/>
+        </w:rPr>
+        <w:t xml:space="preserve"> Simple Definition:</w:t>
       </w:r>
     </w:p>
     <w:p>
       <w:pPr>
-        <w:spacing w:before="240" w:after="240"/>
+        <w:spacing w:before="240" w:after="240" w:line="276" w:lineRule="auto"/>
+        <w:rPr>
+          <w:rFonts w:ascii="Arial" w:eastAsia="Arial" w:hAnsi="Arial" w:cs="Arial"/>
+          <w:kern w:val="0"/>
+          <w:sz w:val="22"/>
+          <w:szCs w:val="22"/>
+          <w:lang w:val="en"/>
+          <w14:ligatures w14:val="none"/>
+        </w:rPr>
       </w:pPr>
       <w:r>
         <w:rPr>
-          <w:b/>
+          <w:rFonts w:ascii="Arial" w:eastAsia="Arial" w:hAnsi="Arial" w:cs="Arial"/>
+          <w:b/>
+          <w:kern w:val="0"/>
+          <w:sz w:val="22"/>
+          <w:szCs w:val="22"/>
           <w:highlight w:val="darkGray"/>
+          <w:lang w:val="en"/>
+          <w14:ligatures w14:val="none"/>
         </w:rPr>
         <w:t># Source</w:t>
       </w:r>
       <w:r>
         <w:rPr>
+          <w:rFonts w:ascii="Arial" w:eastAsia="Arial" w:hAnsi="Arial" w:cs="Arial"/>
+          <w:kern w:val="0"/>
+          <w:sz w:val="22"/>
+          <w:szCs w:val="22"/>
           <w:highlight w:val="darkGray"/>
+          <w:lang w:val="en"/>
+          <w14:ligatures w14:val="none"/>
         </w:rPr>
         <w:t xml:space="preserve">: </w:t>
       </w:r>
       <w:r>
         <w:rPr>
-          <w:b/>
+          <w:rFonts w:ascii="Arial" w:eastAsia="Arial" w:hAnsi="Arial" w:cs="Arial"/>
+          <w:b/>
+          <w:kern w:val="0"/>
+          <w:sz w:val="22"/>
+          <w:szCs w:val="22"/>
           <w:highlight w:val="darkGray"/>
-        </w:rPr>
-        <w:t>Chatgpt (GPT‑5 Mini) at [12/18/2025]</w:t>
+          <w:lang w:val="en"/>
+          <w14:ligatures w14:val="none"/>
+        </w:rPr>
+        <w:t>Chatgpt (GPT</w:t>
+      </w:r>
+      <w:r>
+        <w:rPr>
+          <w:rFonts w:ascii="Cambria Math" w:eastAsia="Arial" w:hAnsi="Cambria Math" w:cs="Cambria Math"/>
+          <w:b/>
+          <w:kern w:val="0"/>
+          <w:sz w:val="22"/>
+          <w:szCs w:val="22"/>
+          <w:highlight w:val="darkGray"/>
+          <w:lang w:val="en"/>
+          <w14:ligatures w14:val="none"/>
+        </w:rPr>
+        <w:t>‑</w:t>
+      </w:r>
+      <w:r>
+        <w:rPr>
+          <w:rFonts w:ascii="Arial" w:eastAsia="Arial" w:hAnsi="Arial" w:cs="Arial"/>
+          <w:b/>
+          <w:kern w:val="0"/>
+          <w:sz w:val="22"/>
+          <w:szCs w:val="22"/>
+          <w:highlight w:val="darkGray"/>
+          <w:lang w:val="en"/>
+          <w14:ligatures w14:val="none"/>
+        </w:rPr>
+        <w:t>5 Mini) at [12/18/2025]</w:t>
       </w:r>
     </w:p>
     <w:p>
       <w:pPr>
-        <w:spacing w:before="240" w:after="240"/>
+        <w:spacing w:before="240" w:after="240" w:line="276" w:lineRule="auto"/>
         <w:ind w:left="600" w:right="600"/>
+        <w:rPr>
+          <w:rFonts w:ascii="Arial" w:eastAsia="Arial" w:hAnsi="Arial" w:cs="Arial"/>
+          <w:kern w:val="0"/>
+          <w:sz w:val="22"/>
+          <w:szCs w:val="22"/>
+          <w:lang w:val="en"/>
+          <w14:ligatures w14:val="none"/>
+        </w:rPr>
       </w:pPr>
       <w:r>
         <w:rPr>
-          <w:rFonts w:ascii="Roboto Mono" w:eastAsia="Roboto Mono" w:hAnsi="Roboto Mono"/>
-          <w:sz w:val="24"/>
+          <w:rFonts w:ascii="Roboto Mono" w:eastAsia="Roboto Mono" w:hAnsi="Roboto Mono" w:cs="Arial"/>
+          <w:kern w:val="0"/>
+          <w:szCs w:val="22"/>
+          <w:lang w:val="en"/>
+          <w14:ligatures w14:val="none"/>
         </w:rPr>
         <w:t xml:space="preserve">In a </w:t>
       </w:r>
       <w:r>
         <w:rPr>
-          <w:rFonts w:ascii="Roboto Mono" w:eastAsia="Roboto Mono" w:hAnsi="Roboto Mono"/>
+          <w:rFonts w:ascii="Roboto Mono" w:eastAsia="Roboto Mono" w:hAnsi="Roboto Mono" w:cs="Arial"/>
           <w:b/>
           <w:bCs/>
-          <w:sz w:val="24"/>
+          <w:kern w:val="0"/>
+          <w:szCs w:val="22"/>
+          <w:lang w:val="en"/>
+          <w14:ligatures w14:val="none"/>
         </w:rPr>
         <w:t>Mesh-Star topology</w:t>
       </w:r>
       <w:r>
         <w:rPr>
-          <w:rFonts w:ascii="Roboto Mono" w:eastAsia="Roboto Mono" w:hAnsi="Roboto Mono"/>
-          <w:sz w:val="24"/>
+          <w:rFonts w:ascii="Roboto Mono" w:eastAsia="Roboto Mono" w:hAnsi="Roboto Mono" w:cs="Arial"/>
+          <w:kern w:val="0"/>
+          <w:szCs w:val="22"/>
+          <w:lang w:val="en"/>
+          <w14:ligatures w14:val="none"/>
         </w:rPr>
         <w:t xml:space="preserve">, the </w:t>
       </w:r>
       <w:r>
         <w:rPr>
-          <w:rFonts w:ascii="Roboto Mono" w:eastAsia="Roboto Mono" w:hAnsi="Roboto Mono"/>
+          <w:rFonts w:ascii="Roboto Mono" w:eastAsia="Roboto Mono" w:hAnsi="Roboto Mono" w:cs="Arial"/>
           <w:b/>
           <w:bCs/>
-          <w:sz w:val="24"/>
+          <w:kern w:val="0"/>
+          <w:szCs w:val="22"/>
+          <w:lang w:val="en"/>
+          <w14:ligatures w14:val="none"/>
         </w:rPr>
         <w:t>core (backbone)</w:t>
       </w:r>
       <w:r>
         <w:rPr>
-          <w:rFonts w:ascii="Roboto Mono" w:eastAsia="Roboto Mono" w:hAnsi="Roboto Mono"/>
-          <w:sz w:val="24"/>
+          <w:rFonts w:ascii="Roboto Mono" w:eastAsia="Roboto Mono" w:hAnsi="Roboto Mono" w:cs="Arial"/>
+          <w:kern w:val="0"/>
+          <w:szCs w:val="22"/>
+          <w:lang w:val="en"/>
+          <w14:ligatures w14:val="none"/>
         </w:rPr>
         <w:t xml:space="preserve"> of the network is built using </w:t>
       </w:r>
       <w:r>
         <w:rPr>
-          <w:rFonts w:ascii="Roboto Mono" w:eastAsia="Roboto Mono" w:hAnsi="Roboto Mono"/>
+          <w:rFonts w:ascii="Roboto Mono" w:eastAsia="Roboto Mono" w:hAnsi="Roboto Mono" w:cs="Arial"/>
           <w:b/>
           <w:bCs/>
-          <w:sz w:val="24"/>
+          <w:kern w:val="0"/>
+          <w:szCs w:val="22"/>
+          <w:lang w:val="en"/>
+          <w14:ligatures w14:val="none"/>
         </w:rPr>
         <w:t>mesh connections</w:t>
       </w:r>
       <w:r>
         <w:rPr>
-          <w:rFonts w:ascii="Roboto Mono" w:eastAsia="Roboto Mono" w:hAnsi="Roboto Mono"/>
-          <w:sz w:val="24"/>
+          <w:rFonts w:ascii="Roboto Mono" w:eastAsia="Roboto Mono" w:hAnsi="Roboto Mono" w:cs="Arial"/>
+          <w:kern w:val="0"/>
+          <w:szCs w:val="22"/>
+          <w:lang w:val="en"/>
+          <w14:ligatures w14:val="none"/>
         </w:rPr>
         <w:t xml:space="preserve"> between key devices (like switches or routers), while </w:t>
       </w:r>
       <w:r>
         <w:rPr>
-          <w:rFonts w:ascii="Roboto Mono" w:eastAsia="Roboto Mono" w:hAnsi="Roboto Mono"/>
+          <w:rFonts w:ascii="Roboto Mono" w:eastAsia="Roboto Mono" w:hAnsi="Roboto Mono" w:cs="Arial"/>
           <w:b/>
           <w:bCs/>
-          <w:sz w:val="24"/>
+          <w:kern w:val="0"/>
+          <w:szCs w:val="22"/>
+          <w:lang w:val="en"/>
+          <w14:ligatures w14:val="none"/>
         </w:rPr>
         <w:t>individual groups of end devices</w:t>
       </w:r>
       <w:r>
         <w:rPr>
-          <w:rFonts w:ascii="Roboto Mono" w:eastAsia="Roboto Mono" w:hAnsi="Roboto Mono"/>
-          <w:sz w:val="24"/>
+          <w:rFonts w:ascii="Roboto Mono" w:eastAsia="Roboto Mono" w:hAnsi="Roboto Mono" w:cs="Arial"/>
+          <w:kern w:val="0"/>
+          <w:szCs w:val="22"/>
+          <w:lang w:val="en"/>
+          <w14:ligatures w14:val="none"/>
         </w:rPr>
         <w:t xml:space="preserve"> are connected using </w:t>
       </w:r>
       <w:r>
         <w:rPr>
-          <w:rFonts w:ascii="Roboto Mono" w:eastAsia="Roboto Mono" w:hAnsi="Roboto Mono"/>
+          <w:rFonts w:ascii="Roboto Mono" w:eastAsia="Roboto Mono" w:hAnsi="Roboto Mono" w:cs="Arial"/>
           <w:b/>
           <w:bCs/>
-          <w:sz w:val="24"/>
+          <w:kern w:val="0"/>
+          <w:szCs w:val="22"/>
+          <w:lang w:val="en"/>
+          <w14:ligatures w14:val="none"/>
         </w:rPr>
         <w:t>star topologies</w:t>
       </w:r>
       <w:r>
         <w:rPr>
-          <w:rFonts w:ascii="Roboto Mono" w:eastAsia="Roboto Mono" w:hAnsi="Roboto Mono"/>
-          <w:sz w:val="24"/>
+          <w:rFonts w:ascii="Roboto Mono" w:eastAsia="Roboto Mono" w:hAnsi="Roboto Mono" w:cs="Arial"/>
+          <w:kern w:val="0"/>
+          <w:szCs w:val="22"/>
+          <w:lang w:val="en"/>
+          <w14:ligatures w14:val="none"/>
         </w:rPr>
         <w:t>.</w:t>
-      </w:r>
-    </w:p>
-    <w:p>
-      <w:r>
-        <w:rPr>
-          <w:rFonts w:ascii="Roboto Mono" w:eastAsia="Roboto Mono" w:hAnsi="Roboto Mono"/>
-          <w:sz w:val="24"/>
-        </w:rPr>
-        <w:pict w14:anchorId="1475637C">
-          <v:rect id="_x0000_i1026" style="width:0;height:1.5pt" o:hralign="center" o:hrstd="t" o:hr="t" fillcolor="#a0a0a0" stroked="f"/>
-        </w:pict>
       </w:r>
     </w:p>
     <w:p>
       <w:pPr>
-        <w:pStyle w:val="Heading2"/>
-        <w:keepNext w:val="0"/>
-        <w:keepLines w:val="0"/>
-        <w:rPr>
+        <w:spacing w:after="0" w:line="276" w:lineRule="auto"/>
+        <w:rPr>
+          <w:rFonts w:ascii="Arial" w:eastAsia="Arial" w:hAnsi="Arial" w:cs="Arial"/>
+          <w:kern w:val="0"/>
+          <w:sz w:val="22"/>
+          <w:szCs w:val="22"/>
+          <w:lang w:val="en"/>
+          <w14:ligatures w14:val="none"/>
+        </w:rPr>
+      </w:pPr>
+      <w:r>
+        <w:rPr>
+          <w:rFonts w:ascii="Roboto Mono" w:eastAsia="Roboto Mono" w:hAnsi="Roboto Mono" w:cs="Arial"/>
+          <w:kern w:val="0"/>
+          <w:szCs w:val="22"/>
+          <w:lang w:val="en"/>
+          <w14:ligatures w14:val="none"/>
+        </w:rPr>
+        <w:pict w14:anchorId="69230689">
+          <v:rect id="_x0000_i1026" style="width:0;height:1.5pt" o:hralign="center" o:hrstd="t" o:hr="t" fillcolor="#a0a0a0" stroked="f"/>
+        </w:pict>
+      </w:r>
+    </w:p>
+    <w:p>
+      <w:pPr>
+        <w:spacing w:before="160" w:after="80" w:line="276" w:lineRule="auto"/>
+        <w:outlineLvl w:val="1"/>
+        <w:rPr>
+          <w:rFonts w:asciiTheme="majorHAnsi" w:eastAsiaTheme="majorEastAsia" w:hAnsiTheme="majorHAnsi" w:cstheme="majorBidi"/>
           <w:b/>
           <w:bCs/>
+          <w:color w:val="2F5496" w:themeColor="accent1" w:themeShade="BF"/>
+          <w:kern w:val="0"/>
           <w:sz w:val="34"/>
           <w:szCs w:val="34"/>
+          <w:lang w:val="en"/>
+          <w14:ligatures w14:val="none"/>
         </w:rPr>
       </w:pPr>
       <w:bookmarkStart w:id="2" w:name="_n8i19163cpo0" w:colFirst="0" w:colLast="0"/>
       <w:bookmarkEnd w:id="2"/>
       <w:r>
         <w:rPr>
+          <w:rFonts w:ascii="Segoe UI Emoji" w:eastAsiaTheme="majorEastAsia" w:hAnsi="Segoe UI Emoji" w:cs="Segoe UI Emoji"/>
           <w:b/>
           <w:bCs/>
+          <w:color w:val="2F5496" w:themeColor="accent1" w:themeShade="BF"/>
+          <w:kern w:val="0"/>
           <w:sz w:val="34"/>
           <w:szCs w:val="34"/>
-        </w:rPr>
-        <w:t>🖼️ Visual Example:</w:t>
+          <w:lang w:val="en"/>
+          <w14:ligatures w14:val="none"/>
+        </w:rPr>
+        <w:t>🖼️</w:t>
+      </w:r>
+      <w:r>
+        <w:rPr>
+          <w:rFonts w:asciiTheme="majorHAnsi" w:eastAsiaTheme="majorEastAsia" w:hAnsiTheme="majorHAnsi" w:cstheme="majorBidi"/>
+          <w:b/>
+          <w:bCs/>
+          <w:color w:val="2F5496" w:themeColor="accent1" w:themeShade="BF"/>
+          <w:kern w:val="0"/>
+          <w:sz w:val="34"/>
+          <w:szCs w:val="34"/>
+          <w:lang w:val="en"/>
+          <w14:ligatures w14:val="none"/>
+        </w:rPr>
+        <w:t xml:space="preserve"> Visual Example:</w:t>
       </w:r>
     </w:p>
     <w:p>
       <w:pPr>
-        <w:spacing w:before="240" w:after="240"/>
-        <w:rPr>
+        <w:spacing w:before="240" w:after="240" w:line="276" w:lineRule="auto"/>
+        <w:rPr>
+          <w:rFonts w:ascii="Arial" w:eastAsia="Arial" w:hAnsi="Arial" w:cs="Arial"/>
           <w:b/>
           <w:bCs/>
+          <w:kern w:val="0"/>
           <w:sz w:val="14"/>
           <w:szCs w:val="14"/>
           <w:shd w:val="clear" w:color="auto" w:fill="B7B7B7"/>
+          <w:lang w:val="en"/>
+          <w14:ligatures w14:val="none"/>
         </w:rPr>
       </w:pPr>
       <w:r>
         <w:rPr>
-          <w:b/>
+          <w:rFonts w:ascii="Arial" w:eastAsia="Arial" w:hAnsi="Arial" w:cs="Arial"/>
+          <w:b/>
+          <w:kern w:val="0"/>
+          <w:sz w:val="22"/>
+          <w:szCs w:val="22"/>
           <w:highlight w:val="darkGray"/>
+          <w:lang w:val="en"/>
+          <w14:ligatures w14:val="none"/>
         </w:rPr>
         <w:t># Source</w:t>
       </w:r>
       <w:r>
         <w:rPr>
+          <w:rFonts w:ascii="Arial" w:eastAsia="Arial" w:hAnsi="Arial" w:cs="Arial"/>
+          <w:kern w:val="0"/>
+          <w:sz w:val="22"/>
+          <w:szCs w:val="22"/>
           <w:highlight w:val="darkGray"/>
+          <w:lang w:val="en"/>
+          <w14:ligatures w14:val="none"/>
         </w:rPr>
         <w:t xml:space="preserve">: </w:t>
       </w:r>
       <w:r>
         <w:rPr>
-          <w:b/>
+          <w:rFonts w:ascii="Arial" w:eastAsia="Arial" w:hAnsi="Arial" w:cs="Arial"/>
+          <w:b/>
+          <w:kern w:val="0"/>
+          <w:sz w:val="22"/>
+          <w:szCs w:val="22"/>
           <w:highlight w:val="darkGray"/>
-        </w:rPr>
-        <w:t>Chatgpt (GPT‑5 Mini) at [12/18/2025]</w:t>
+          <w:lang w:val="en"/>
+          <w14:ligatures w14:val="none"/>
+        </w:rPr>
+        <w:t>Chatgpt (GPT</w:t>
+      </w:r>
+      <w:r>
+        <w:rPr>
+          <w:rFonts w:ascii="Cambria Math" w:eastAsia="Arial" w:hAnsi="Cambria Math" w:cs="Cambria Math"/>
+          <w:b/>
+          <w:kern w:val="0"/>
+          <w:sz w:val="22"/>
+          <w:szCs w:val="22"/>
+          <w:highlight w:val="darkGray"/>
+          <w:lang w:val="en"/>
+          <w14:ligatures w14:val="none"/>
+        </w:rPr>
+        <w:t>‑</w:t>
+      </w:r>
+      <w:r>
+        <w:rPr>
+          <w:rFonts w:ascii="Arial" w:eastAsia="Arial" w:hAnsi="Arial" w:cs="Arial"/>
+          <w:b/>
+          <w:kern w:val="0"/>
+          <w:sz w:val="22"/>
+          <w:szCs w:val="22"/>
+          <w:highlight w:val="darkGray"/>
+          <w:lang w:val="en"/>
+          <w14:ligatures w14:val="none"/>
+        </w:rPr>
+        <w:t>5 Mini) at [12/18/2025]</w:t>
       </w:r>
     </w:p>
     <w:p>
-      <w:r>
-        <w:rPr>
+      <w:pPr>
+        <w:spacing w:after="0" w:line="276" w:lineRule="auto"/>
+        <w:rPr>
+          <w:rFonts w:ascii="Arial" w:eastAsia="Arial" w:hAnsi="Arial" w:cs="Arial"/>
+          <w:kern w:val="0"/>
+          <w:sz w:val="22"/>
+          <w:szCs w:val="22"/>
+          <w:lang w:val="en"/>
+          <w14:ligatures w14:val="none"/>
+        </w:rPr>
+      </w:pPr>
+      <w:r>
+        <w:rPr>
+          <w:rFonts w:ascii="Arial" w:eastAsia="Arial" w:hAnsi="Arial" w:cs="Arial"/>
           <w:noProof/>
+          <w:kern w:val="0"/>
+          <w:sz w:val="22"/>
+          <w:szCs w:val="22"/>
+          <w:lang w:val="en"/>
+          <w14:ligatures w14:val="none"/>
         </w:rPr>
         <w:drawing>
-          <wp:inline distT="114300" distB="114300" distL="114300" distR="114300" wp14:anchorId="0BE96318" wp14:editId="138B4F69">
+          <wp:inline distT="114300" distB="114300" distL="114300" distR="114300" wp14:anchorId="51EB089C" wp14:editId="40B61E9D">
             <wp:extent cx="5943600" cy="1816100"/>
             <wp:effectExtent l="0" t="0" r="0" b="0"/>
             <wp:docPr id="1" name="image2.png"/>
@@ -422,124 +789,238 @@
       </w:r>
     </w:p>
     <w:p>
-      <w:r>
-        <w:rPr>
-          <w:rFonts w:ascii="Roboto Mono" w:eastAsia="Roboto Mono" w:hAnsi="Roboto Mono"/>
-          <w:sz w:val="24"/>
+      <w:pPr>
+        <w:spacing w:after="0" w:line="276" w:lineRule="auto"/>
+        <w:rPr>
+          <w:rFonts w:ascii="Arial" w:eastAsia="Arial" w:hAnsi="Arial" w:cs="Arial"/>
+          <w:kern w:val="0"/>
+          <w:sz w:val="22"/>
+          <w:szCs w:val="22"/>
+          <w:lang w:val="en"/>
+          <w14:ligatures w14:val="none"/>
+        </w:rPr>
+      </w:pPr>
+      <w:r>
+        <w:rPr>
+          <w:rFonts w:ascii="Roboto Mono" w:eastAsia="Roboto Mono" w:hAnsi="Roboto Mono" w:cs="Arial"/>
+          <w:kern w:val="0"/>
+          <w:szCs w:val="22"/>
+          <w:lang w:val="en"/>
+          <w14:ligatures w14:val="none"/>
         </w:rPr>
         <w:t xml:space="preserve">       [PC1] [PC2]</w:t>
       </w:r>
     </w:p>
     <w:p>
-      <w:r>
-        <w:rPr>
-          <w:rFonts w:ascii="Roboto Mono" w:eastAsia="Roboto Mono" w:hAnsi="Roboto Mono"/>
-          <w:sz w:val="24"/>
-        </w:rPr>
-        <w:lastRenderedPageBreak/>
+      <w:pPr>
+        <w:spacing w:after="0" w:line="276" w:lineRule="auto"/>
+        <w:rPr>
+          <w:rFonts w:ascii="Arial" w:eastAsia="Arial" w:hAnsi="Arial" w:cs="Arial"/>
+          <w:kern w:val="0"/>
+          <w:sz w:val="22"/>
+          <w:szCs w:val="22"/>
+          <w:lang w:val="en"/>
+          <w14:ligatures w14:val="none"/>
+        </w:rPr>
+      </w:pPr>
+      <w:r>
+        <w:rPr>
+          <w:rFonts w:ascii="Roboto Mono" w:eastAsia="Roboto Mono" w:hAnsi="Roboto Mono" w:cs="Arial"/>
+          <w:kern w:val="0"/>
+          <w:szCs w:val="22"/>
+          <w:lang w:val="en"/>
+          <w14:ligatures w14:val="none"/>
+        </w:rPr>
         <w:t xml:space="preserve">           \   /</w:t>
       </w:r>
     </w:p>
     <w:p>
-      <w:r>
-        <w:rPr>
-          <w:rFonts w:ascii="Roboto Mono" w:eastAsia="Roboto Mono" w:hAnsi="Roboto Mono"/>
-          <w:sz w:val="24"/>
-        </w:rPr>
-        <w:t xml:space="preserve">         [Switch1]─────\</w:t>
+      <w:pPr>
+        <w:spacing w:after="0" w:line="276" w:lineRule="auto"/>
+        <w:rPr>
+          <w:rFonts w:ascii="Arial" w:eastAsia="Arial" w:hAnsi="Arial" w:cs="Arial"/>
+          <w:kern w:val="0"/>
+          <w:sz w:val="22"/>
+          <w:szCs w:val="22"/>
+          <w:lang w:val="en"/>
+          <w14:ligatures w14:val="none"/>
+        </w:rPr>
+      </w:pPr>
+      <w:r>
+        <w:rPr>
+          <w:rFonts w:ascii="Roboto Mono" w:eastAsia="Roboto Mono" w:hAnsi="Roboto Mono" w:cs="Arial"/>
+          <w:kern w:val="0"/>
+          <w:szCs w:val="22"/>
+          <w:lang w:val="en"/>
+          <w14:ligatures w14:val="none"/>
+        </w:rPr>
+        <w:t xml:space="preserve">         [Switch1]</w:t>
+      </w:r>
+      <w:r>
+        <w:rPr>
+          <w:rFonts w:ascii="Arial" w:eastAsia="Roboto Mono" w:hAnsi="Arial" w:cs="Arial"/>
+          <w:kern w:val="0"/>
+          <w:szCs w:val="22"/>
+          <w:lang w:val="en"/>
+          <w14:ligatures w14:val="none"/>
+        </w:rPr>
+        <w:t>─────</w:t>
+      </w:r>
+      <w:r>
+        <w:rPr>
+          <w:rFonts w:ascii="Roboto Mono" w:eastAsia="Roboto Mono" w:hAnsi="Roboto Mono" w:cs="Arial"/>
+          <w:kern w:val="0"/>
+          <w:szCs w:val="22"/>
+          <w:lang w:val="en"/>
+          <w14:ligatures w14:val="none"/>
+        </w:rPr>
+        <w:t>\</w:t>
       </w:r>
     </w:p>
     <w:p>
-      <w:r>
-        <w:rPr>
-          <w:rFonts w:ascii="Roboto Mono" w:eastAsia="Roboto Mono" w:hAnsi="Roboto Mono"/>
-          <w:sz w:val="24"/>
-        </w:rPr>
-        <w:t xml:space="preserve">                       ╲│</w:t>
+      <w:pPr>
+        <w:spacing w:after="0" w:line="276" w:lineRule="auto"/>
+        <w:rPr>
+          <w:rFonts w:ascii="Arial" w:eastAsia="Arial" w:hAnsi="Arial" w:cs="Arial"/>
+          <w:kern w:val="0"/>
+          <w:sz w:val="22"/>
+          <w:szCs w:val="22"/>
+          <w:lang w:val="en"/>
+          <w14:ligatures w14:val="none"/>
+        </w:rPr>
+      </w:pPr>
+      <w:r>
+        <w:rPr>
+          <w:rFonts w:ascii="Roboto Mono" w:eastAsia="Roboto Mono" w:hAnsi="Roboto Mono" w:cs="Arial"/>
+          <w:kern w:val="0"/>
+          <w:szCs w:val="22"/>
+          <w:lang w:val="en"/>
+          <w14:ligatures w14:val="none"/>
+        </w:rPr>
+        <w:t xml:space="preserve">                       </w:t>
+      </w:r>
+      <w:r>
+        <w:rPr>
+          <w:rFonts w:ascii="Segoe UI Symbol" w:eastAsia="Roboto Mono" w:hAnsi="Segoe UI Symbol" w:cs="Segoe UI Symbol"/>
+          <w:kern w:val="0"/>
+          <w:szCs w:val="22"/>
+          <w:lang w:val="en"/>
+          <w14:ligatures w14:val="none"/>
+        </w:rPr>
+        <w:t>╲│</w:t>
       </w:r>
     </w:p>
     <w:p>
-      <w:r>
-        <w:rPr>
-          <w:rFonts w:ascii="Roboto Mono" w:eastAsia="Roboto Mono" w:hAnsi="Roboto Mono"/>
-          <w:sz w:val="24"/>
+      <w:pPr>
+        <w:spacing w:after="0" w:line="276" w:lineRule="auto"/>
+        <w:rPr>
+          <w:rFonts w:ascii="Arial" w:eastAsia="Arial" w:hAnsi="Arial" w:cs="Arial"/>
+          <w:kern w:val="0"/>
+          <w:sz w:val="22"/>
+          <w:szCs w:val="22"/>
+          <w:lang w:val="en"/>
+          <w14:ligatures w14:val="none"/>
+        </w:rPr>
+      </w:pPr>
+      <w:r>
+        <w:rPr>
+          <w:rFonts w:ascii="Roboto Mono" w:eastAsia="Roboto Mono" w:hAnsi="Roboto Mono" w:cs="Arial"/>
+          <w:kern w:val="0"/>
+          <w:szCs w:val="22"/>
+          <w:lang w:val="en"/>
+          <w14:ligatures w14:val="none"/>
         </w:rPr>
         <w:t xml:space="preserve">        [PC3] [PC4]    [Switch2]</w:t>
       </w:r>
     </w:p>
     <w:p>
-      <w:r>
-        <w:rPr>
-          <w:rFonts w:ascii="Roboto Mono" w:eastAsia="Roboto Mono" w:hAnsi="Roboto Mono"/>
-          <w:sz w:val="24"/>
-        </w:rPr>
-        <w:t xml:space="preserve">           \   /       /   │</w:t>
+      <w:pPr>
+        <w:spacing w:after="0" w:line="276" w:lineRule="auto"/>
+        <w:rPr>
+          <w:rFonts w:ascii="Arial" w:eastAsia="Arial" w:hAnsi="Arial" w:cs="Arial"/>
+          <w:kern w:val="0"/>
+          <w:sz w:val="22"/>
+          <w:szCs w:val="22"/>
+          <w:lang w:val="en"/>
+          <w14:ligatures w14:val="none"/>
+        </w:rPr>
+      </w:pPr>
+      <w:r>
+        <w:rPr>
+          <w:rFonts w:ascii="Roboto Mono" w:eastAsia="Roboto Mono" w:hAnsi="Roboto Mono" w:cs="Arial"/>
+          <w:kern w:val="0"/>
+          <w:szCs w:val="22"/>
+          <w:lang w:val="en"/>
+          <w14:ligatures w14:val="none"/>
+        </w:rPr>
+        <w:t xml:space="preserve">           \   /       /   </w:t>
+      </w:r>
+      <w:r>
+        <w:rPr>
+          <w:rFonts w:ascii="MS Gothic" w:eastAsia="MS Gothic" w:hAnsi="MS Gothic" w:cs="MS Gothic" w:hint="eastAsia"/>
+          <w:kern w:val="0"/>
+          <w:szCs w:val="22"/>
+          <w:lang w:val="en"/>
+          <w14:ligatures w14:val="none"/>
+        </w:rPr>
+        <w:t>│</w:t>
       </w:r>
     </w:p>
     <w:p>
-      <w:r>
-        <w:rPr>
-          <w:rFonts w:ascii="Roboto Mono" w:eastAsia="Roboto Mono" w:hAnsi="Roboto Mono"/>
-          <w:sz w:val="24"/>
-        </w:rPr>
-        <w:t xml:space="preserve">         [Switch3]───────/</w:t>
+      <w:pPr>
+        <w:spacing w:after="0" w:line="276" w:lineRule="auto"/>
+        <w:rPr>
+          <w:rFonts w:ascii="Arial" w:eastAsia="Arial" w:hAnsi="Arial" w:cs="Arial"/>
+          <w:kern w:val="0"/>
+          <w:sz w:val="22"/>
+          <w:szCs w:val="22"/>
+          <w:lang w:val="en"/>
+          <w14:ligatures w14:val="none"/>
+        </w:rPr>
+      </w:pPr>
+      <w:r>
+        <w:rPr>
+          <w:rFonts w:ascii="Roboto Mono" w:eastAsia="Roboto Mono" w:hAnsi="Roboto Mono" w:cs="Arial"/>
+          <w:kern w:val="0"/>
+          <w:szCs w:val="22"/>
+          <w:lang w:val="en"/>
+          <w14:ligatures w14:val="none"/>
+        </w:rPr>
+        <w:t xml:space="preserve">         [Switch3]</w:t>
+      </w:r>
+      <w:r>
+        <w:rPr>
+          <w:rFonts w:ascii="Arial" w:eastAsia="Roboto Mono" w:hAnsi="Arial" w:cs="Arial"/>
+          <w:kern w:val="0"/>
+          <w:szCs w:val="22"/>
+          <w:lang w:val="en"/>
+          <w14:ligatures w14:val="none"/>
+        </w:rPr>
+        <w:t>───────</w:t>
+      </w:r>
+      <w:r>
+        <w:rPr>
+          <w:rFonts w:ascii="Roboto Mono" w:eastAsia="Roboto Mono" w:hAnsi="Roboto Mono" w:cs="Arial"/>
+          <w:kern w:val="0"/>
+          <w:szCs w:val="22"/>
+          <w:lang w:val="en"/>
+          <w14:ligatures w14:val="none"/>
+        </w:rPr>
+        <w:t>/</w:t>
       </w:r>
     </w:p>
-    <w:p/>
     <w:p>
       <w:pPr>
-        <w:numPr>
-          <w:ilvl w:val="0"/>
-          <w:numId w:val="1"/>
-        </w:numPr>
-        <w:spacing w:before="240"/>
+        <w:spacing w:after="0" w:line="276" w:lineRule="auto"/>
+        <w:rPr>
+          <w:rFonts w:ascii="Arial" w:eastAsia="Arial" w:hAnsi="Arial" w:cs="Arial"/>
+          <w:kern w:val="0"/>
+          <w:sz w:val="22"/>
+          <w:szCs w:val="22"/>
+          <w:lang w:val="en"/>
+          <w14:ligatures w14:val="none"/>
+        </w:rPr>
       </w:pPr>
-      <w:r>
-        <w:rPr>
-          <w:rFonts w:ascii="Roboto Mono" w:eastAsia="Roboto Mono" w:hAnsi="Roboto Mono"/>
-          <w:sz w:val="24"/>
-        </w:rPr>
-        <w:t xml:space="preserve">Each </w:t>
-      </w:r>
-      <w:r>
-        <w:rPr>
-          <w:rFonts w:ascii="Roboto Mono" w:eastAsia="Roboto Mono" w:hAnsi="Roboto Mono"/>
-          <w:b/>
-          <w:bCs/>
-          <w:sz w:val="24"/>
-        </w:rPr>
-        <w:t>switch</w:t>
-      </w:r>
-      <w:r>
-        <w:rPr>
-          <w:rFonts w:ascii="Roboto Mono" w:eastAsia="Roboto Mono" w:hAnsi="Roboto Mono"/>
-          <w:sz w:val="24"/>
-        </w:rPr>
-        <w:t xml:space="preserve"> uses a </w:t>
-      </w:r>
-      <w:r>
-        <w:rPr>
-          <w:rFonts w:ascii="Roboto Mono" w:eastAsia="Roboto Mono" w:hAnsi="Roboto Mono"/>
-          <w:b/>
-          <w:bCs/>
-          <w:sz w:val="24"/>
-        </w:rPr>
-        <w:t>star topology</w:t>
-      </w:r>
-      <w:r>
-        <w:rPr>
-          <w:rFonts w:ascii="Roboto Mono" w:eastAsia="Roboto Mono" w:hAnsi="Roboto Mono"/>
-          <w:sz w:val="24"/>
-        </w:rPr>
-        <w:t xml:space="preserve"> to connect local devices.</w:t>
-      </w:r>
-      <w:r>
-        <w:rPr>
-          <w:rFonts w:ascii="Roboto Mono" w:eastAsia="Roboto Mono" w:hAnsi="Roboto Mono"/>
-          <w:sz w:val="24"/>
-        </w:rPr>
-        <w:br/>
-      </w:r>
     </w:p>
     <w:p>
       <w:pPr>
@@ -547,130 +1028,338 @@
           <w:ilvl w:val="0"/>
           <w:numId w:val="1"/>
         </w:numPr>
-        <w:spacing w:after="240"/>
+        <w:spacing w:before="240" w:after="0" w:line="276" w:lineRule="auto"/>
+        <w:rPr>
+          <w:rFonts w:ascii="Arial" w:eastAsia="Arial" w:hAnsi="Arial" w:cs="Arial"/>
+          <w:kern w:val="0"/>
+          <w:sz w:val="22"/>
+          <w:szCs w:val="22"/>
+          <w:lang w:val="en"/>
+          <w14:ligatures w14:val="none"/>
+        </w:rPr>
       </w:pPr>
       <w:r>
         <w:rPr>
-          <w:rFonts w:ascii="Roboto Mono" w:eastAsia="Roboto Mono" w:hAnsi="Roboto Mono"/>
-          <w:sz w:val="24"/>
-        </w:rPr>
-        <w:t xml:space="preserve">The </w:t>
-      </w:r>
-      <w:r>
-        <w:rPr>
-          <w:rFonts w:ascii="Roboto Mono" w:eastAsia="Roboto Mono" w:hAnsi="Roboto Mono"/>
+          <w:rFonts w:ascii="Roboto Mono" w:eastAsia="Roboto Mono" w:hAnsi="Roboto Mono" w:cs="Arial"/>
+          <w:kern w:val="0"/>
+          <w:szCs w:val="22"/>
+          <w:lang w:val="en"/>
+          <w14:ligatures w14:val="none"/>
+        </w:rPr>
+        <w:t xml:space="preserve">Each </w:t>
+      </w:r>
+      <w:r>
+        <w:rPr>
+          <w:rFonts w:ascii="Roboto Mono" w:eastAsia="Roboto Mono" w:hAnsi="Roboto Mono" w:cs="Arial"/>
           <w:b/>
           <w:bCs/>
-          <w:sz w:val="24"/>
-        </w:rPr>
-        <w:t>switches/routers</w:t>
-      </w:r>
-      <w:r>
-        <w:rPr>
-          <w:rFonts w:ascii="Roboto Mono" w:eastAsia="Roboto Mono" w:hAnsi="Roboto Mono"/>
-          <w:sz w:val="24"/>
-        </w:rPr>
-        <w:t xml:space="preserve"> themselves are connected in a </w:t>
-      </w:r>
-      <w:r>
-        <w:rPr>
-          <w:rFonts w:ascii="Roboto Mono" w:eastAsia="Roboto Mono" w:hAnsi="Roboto Mono"/>
+          <w:kern w:val="0"/>
+          <w:szCs w:val="22"/>
+          <w:lang w:val="en"/>
+          <w14:ligatures w14:val="none"/>
+        </w:rPr>
+        <w:t>switch</w:t>
+      </w:r>
+      <w:r>
+        <w:rPr>
+          <w:rFonts w:ascii="Roboto Mono" w:eastAsia="Roboto Mono" w:hAnsi="Roboto Mono" w:cs="Arial"/>
+          <w:kern w:val="0"/>
+          <w:szCs w:val="22"/>
+          <w:lang w:val="en"/>
+          <w14:ligatures w14:val="none"/>
+        </w:rPr>
+        <w:t xml:space="preserve"> uses a </w:t>
+      </w:r>
+      <w:r>
+        <w:rPr>
+          <w:rFonts w:ascii="Roboto Mono" w:eastAsia="Roboto Mono" w:hAnsi="Roboto Mono" w:cs="Arial"/>
           <w:b/>
           <w:bCs/>
-          <w:sz w:val="24"/>
-        </w:rPr>
-        <w:t>mesh pattern</w:t>
-      </w:r>
-      <w:r>
-        <w:rPr>
-          <w:rFonts w:ascii="Roboto Mono" w:eastAsia="Roboto Mono" w:hAnsi="Roboto Mono"/>
-          <w:sz w:val="24"/>
-        </w:rPr>
-        <w:t>.</w:t>
-      </w:r>
-      <w:r>
-        <w:rPr>
-          <w:rFonts w:ascii="Roboto Mono" w:eastAsia="Roboto Mono" w:hAnsi="Roboto Mono"/>
-          <w:sz w:val="24"/>
+          <w:kern w:val="0"/>
+          <w:szCs w:val="22"/>
+          <w:lang w:val="en"/>
+          <w14:ligatures w14:val="none"/>
+        </w:rPr>
+        <w:t>star topology</w:t>
+      </w:r>
+      <w:r>
+        <w:rPr>
+          <w:rFonts w:ascii="Roboto Mono" w:eastAsia="Roboto Mono" w:hAnsi="Roboto Mono" w:cs="Arial"/>
+          <w:kern w:val="0"/>
+          <w:szCs w:val="22"/>
+          <w:lang w:val="en"/>
+          <w14:ligatures w14:val="none"/>
+        </w:rPr>
+        <w:t xml:space="preserve"> to connect local devices.</w:t>
+      </w:r>
+      <w:r>
+        <w:rPr>
+          <w:rFonts w:ascii="Roboto Mono" w:eastAsia="Roboto Mono" w:hAnsi="Roboto Mono" w:cs="Arial"/>
+          <w:kern w:val="0"/>
+          <w:szCs w:val="22"/>
+          <w:lang w:val="en"/>
+          <w14:ligatures w14:val="none"/>
         </w:rPr>
         <w:br/>
-      </w:r>
-    </w:p>
-    <w:p>
-      <w:r>
-        <w:rPr>
-          <w:rFonts w:ascii="Roboto Mono" w:eastAsia="Roboto Mono" w:hAnsi="Roboto Mono"/>
-          <w:sz w:val="24"/>
-        </w:rPr>
-        <w:pict w14:anchorId="76763C13">
-          <v:rect id="_x0000_i1027" style="width:0;height:1.5pt" o:hralign="center" o:hrstd="t" o:hr="t" fillcolor="#a0a0a0" stroked="f"/>
-        </w:pict>
       </w:r>
     </w:p>
     <w:p>
       <w:pPr>
-        <w:pStyle w:val="Heading2"/>
-        <w:keepNext w:val="0"/>
-        <w:keepLines w:val="0"/>
-        <w:rPr>
+        <w:numPr>
+          <w:ilvl w:val="0"/>
+          <w:numId w:val="1"/>
+        </w:numPr>
+        <w:spacing w:after="240" w:line="276" w:lineRule="auto"/>
+        <w:rPr>
+          <w:rFonts w:ascii="Arial" w:eastAsia="Arial" w:hAnsi="Arial" w:cs="Arial"/>
+          <w:kern w:val="0"/>
+          <w:sz w:val="22"/>
+          <w:szCs w:val="22"/>
+          <w:lang w:val="en"/>
+          <w14:ligatures w14:val="none"/>
+        </w:rPr>
+      </w:pPr>
+      <w:r>
+        <w:rPr>
+          <w:rFonts w:ascii="Roboto Mono" w:eastAsia="Roboto Mono" w:hAnsi="Roboto Mono" w:cs="Arial"/>
+          <w:kern w:val="0"/>
+          <w:szCs w:val="22"/>
+          <w:lang w:val="en"/>
+          <w14:ligatures w14:val="none"/>
+        </w:rPr>
+        <w:t xml:space="preserve">The </w:t>
+      </w:r>
+      <w:r>
+        <w:rPr>
+          <w:rFonts w:ascii="Roboto Mono" w:eastAsia="Roboto Mono" w:hAnsi="Roboto Mono" w:cs="Arial"/>
           <w:b/>
           <w:bCs/>
+          <w:kern w:val="0"/>
+          <w:szCs w:val="22"/>
+          <w:lang w:val="en"/>
+          <w14:ligatures w14:val="none"/>
+        </w:rPr>
+        <w:t>switches/routers</w:t>
+      </w:r>
+      <w:r>
+        <w:rPr>
+          <w:rFonts w:ascii="Roboto Mono" w:eastAsia="Roboto Mono" w:hAnsi="Roboto Mono" w:cs="Arial"/>
+          <w:kern w:val="0"/>
+          <w:szCs w:val="22"/>
+          <w:lang w:val="en"/>
+          <w14:ligatures w14:val="none"/>
+        </w:rPr>
+        <w:t xml:space="preserve"> themselves are connected in a </w:t>
+      </w:r>
+      <w:r>
+        <w:rPr>
+          <w:rFonts w:ascii="Roboto Mono" w:eastAsia="Roboto Mono" w:hAnsi="Roboto Mono" w:cs="Arial"/>
+          <w:b/>
+          <w:bCs/>
+          <w:kern w:val="0"/>
+          <w:szCs w:val="22"/>
+          <w:lang w:val="en"/>
+          <w14:ligatures w14:val="none"/>
+        </w:rPr>
+        <w:t>mesh pattern</w:t>
+      </w:r>
+      <w:r>
+        <w:rPr>
+          <w:rFonts w:ascii="Roboto Mono" w:eastAsia="Roboto Mono" w:hAnsi="Roboto Mono" w:cs="Arial"/>
+          <w:kern w:val="0"/>
+          <w:szCs w:val="22"/>
+          <w:lang w:val="en"/>
+          <w14:ligatures w14:val="none"/>
+        </w:rPr>
+        <w:t>.</w:t>
+      </w:r>
+      <w:r>
+        <w:rPr>
+          <w:rFonts w:ascii="Roboto Mono" w:eastAsia="Roboto Mono" w:hAnsi="Roboto Mono" w:cs="Arial"/>
+          <w:kern w:val="0"/>
+          <w:szCs w:val="22"/>
+          <w:lang w:val="en"/>
+          <w14:ligatures w14:val="none"/>
+        </w:rPr>
+        <w:br/>
+      </w:r>
+    </w:p>
+    <w:p>
+      <w:pPr>
+        <w:spacing w:after="0" w:line="276" w:lineRule="auto"/>
+        <w:rPr>
+          <w:rFonts w:ascii="Arial" w:eastAsia="Arial" w:hAnsi="Arial" w:cs="Arial"/>
+          <w:kern w:val="0"/>
+          <w:sz w:val="22"/>
+          <w:szCs w:val="22"/>
+          <w:lang w:val="en"/>
+          <w14:ligatures w14:val="none"/>
+        </w:rPr>
+      </w:pPr>
+      <w:r>
+        <w:rPr>
+          <w:rFonts w:ascii="Roboto Mono" w:eastAsia="Roboto Mono" w:hAnsi="Roboto Mono" w:cs="Arial"/>
+          <w:kern w:val="0"/>
+          <w:szCs w:val="22"/>
+          <w:lang w:val="en"/>
+          <w14:ligatures w14:val="none"/>
+        </w:rPr>
+        <w:pict w14:anchorId="7FBEA363">
+          <v:rect id="_x0000_i1027" style="width:0;height:1.5pt" o:hralign="center" o:hrstd="t" o:hr="t" fillcolor="#a0a0a0" stroked="f"/>
+        </w:pict>
+      </w:r>
+    </w:p>
+    <w:p>
+      <w:pPr>
+        <w:spacing w:before="160" w:after="80" w:line="276" w:lineRule="auto"/>
+        <w:outlineLvl w:val="1"/>
+        <w:rPr>
+          <w:rFonts w:asciiTheme="majorHAnsi" w:eastAsiaTheme="majorEastAsia" w:hAnsiTheme="majorHAnsi" w:cstheme="majorBidi"/>
+          <w:b/>
+          <w:bCs/>
+          <w:color w:val="2F5496" w:themeColor="accent1" w:themeShade="BF"/>
+          <w:kern w:val="0"/>
           <w:sz w:val="34"/>
           <w:szCs w:val="34"/>
+          <w:lang w:val="en"/>
+          <w14:ligatures w14:val="none"/>
         </w:rPr>
       </w:pPr>
       <w:bookmarkStart w:id="3" w:name="_uvvhr1zii7n0" w:colFirst="0" w:colLast="0"/>
       <w:bookmarkEnd w:id="3"/>
       <w:r>
         <w:rPr>
-          <w:rFonts w:ascii="Arial Unicode MS" w:eastAsia="Arial Unicode MS" w:hAnsi="Arial Unicode MS" w:cs="Arial Unicode MS"/>
+          <w:rFonts w:ascii="Segoe UI Emoji" w:eastAsia="Arial Unicode MS" w:hAnsi="Segoe UI Emoji" w:cs="Segoe UI Emoji"/>
           <w:b/>
           <w:bCs/>
+          <w:color w:val="2F5496" w:themeColor="accent1" w:themeShade="BF"/>
+          <w:kern w:val="0"/>
           <w:sz w:val="34"/>
           <w:szCs w:val="34"/>
-        </w:rPr>
-        <w:t>✅ Advantages</w:t>
+          <w:lang w:val="en"/>
+          <w14:ligatures w14:val="none"/>
+        </w:rPr>
+        <w:t>✅</w:t>
+      </w:r>
+      <w:r>
+        <w:rPr>
+          <w:rFonts w:ascii="Arial Unicode MS" w:eastAsia="Arial Unicode MS" w:hAnsi="Arial Unicode MS" w:cs="Arial Unicode MS"/>
+          <w:b/>
+          <w:bCs/>
+          <w:color w:val="2F5496" w:themeColor="accent1" w:themeShade="BF"/>
+          <w:kern w:val="0"/>
+          <w:sz w:val="34"/>
+          <w:szCs w:val="34"/>
+          <w:lang w:val="en"/>
+          <w14:ligatures w14:val="none"/>
+        </w:rPr>
+        <w:t xml:space="preserve"> Advantages</w:t>
       </w:r>
     </w:p>
     <w:p>
       <w:pPr>
-        <w:spacing w:before="240" w:after="240"/>
-        <w:rPr>
+        <w:spacing w:before="240" w:after="240" w:line="276" w:lineRule="auto"/>
+        <w:rPr>
+          <w:rFonts w:ascii="Arial" w:eastAsia="Arial" w:hAnsi="Arial" w:cs="Arial"/>
           <w:b/>
           <w:bCs/>
+          <w:kern w:val="0"/>
           <w:sz w:val="14"/>
           <w:szCs w:val="14"/>
           <w:shd w:val="clear" w:color="auto" w:fill="B7B7B7"/>
+          <w:lang w:val="en"/>
+          <w14:ligatures w14:val="none"/>
         </w:rPr>
       </w:pPr>
       <w:r>
         <w:rPr>
-          <w:b/>
+          <w:rFonts w:ascii="Arial" w:eastAsia="Arial" w:hAnsi="Arial" w:cs="Arial"/>
+          <w:b/>
+          <w:kern w:val="0"/>
+          <w:sz w:val="22"/>
+          <w:szCs w:val="22"/>
           <w:highlight w:val="darkGray"/>
+          <w:lang w:val="en"/>
+          <w14:ligatures w14:val="none"/>
         </w:rPr>
         <w:t># Source</w:t>
       </w:r>
       <w:r>
         <w:rPr>
+          <w:rFonts w:ascii="Arial" w:eastAsia="Arial" w:hAnsi="Arial" w:cs="Arial"/>
+          <w:kern w:val="0"/>
+          <w:sz w:val="22"/>
+          <w:szCs w:val="22"/>
           <w:highlight w:val="darkGray"/>
+          <w:lang w:val="en"/>
+          <w14:ligatures w14:val="none"/>
         </w:rPr>
         <w:t xml:space="preserve">: </w:t>
       </w:r>
       <w:r>
         <w:rPr>
-          <w:b/>
+          <w:rFonts w:ascii="Arial" w:eastAsia="Arial" w:hAnsi="Arial" w:cs="Arial"/>
+          <w:b/>
+          <w:kern w:val="0"/>
+          <w:sz w:val="22"/>
+          <w:szCs w:val="22"/>
           <w:highlight w:val="darkGray"/>
-        </w:rPr>
-        <w:t>Chatgpt (GPT‑5 Mini) at [12/18/2025]</w:t>
+          <w:lang w:val="en"/>
+          <w14:ligatures w14:val="none"/>
+        </w:rPr>
+        <w:t>Chatgpt (GPT</w:t>
+      </w:r>
+      <w:r>
+        <w:rPr>
+          <w:rFonts w:ascii="Cambria Math" w:eastAsia="Arial" w:hAnsi="Cambria Math" w:cs="Cambria Math"/>
+          <w:b/>
+          <w:kern w:val="0"/>
+          <w:sz w:val="22"/>
+          <w:szCs w:val="22"/>
+          <w:highlight w:val="darkGray"/>
+          <w:lang w:val="en"/>
+          <w14:ligatures w14:val="none"/>
+        </w:rPr>
+        <w:t>‑</w:t>
+      </w:r>
+      <w:r>
+        <w:rPr>
+          <w:rFonts w:ascii="Arial" w:eastAsia="Arial" w:hAnsi="Arial" w:cs="Arial"/>
+          <w:b/>
+          <w:kern w:val="0"/>
+          <w:sz w:val="22"/>
+          <w:szCs w:val="22"/>
+          <w:highlight w:val="darkGray"/>
+          <w:lang w:val="en"/>
+          <w14:ligatures w14:val="none"/>
+        </w:rPr>
+        <w:t>5 Mini) at [12/18/2025]</w:t>
       </w:r>
     </w:p>
     <w:p>
-      <w:r>
-        <w:rPr>
+      <w:pPr>
+        <w:spacing w:after="0" w:line="276" w:lineRule="auto"/>
+        <w:rPr>
+          <w:rFonts w:ascii="Arial" w:eastAsia="Arial" w:hAnsi="Arial" w:cs="Arial"/>
+          <w:kern w:val="0"/>
+          <w:sz w:val="22"/>
+          <w:szCs w:val="22"/>
+          <w:lang w:val="en"/>
+          <w14:ligatures w14:val="none"/>
+        </w:rPr>
+      </w:pPr>
+      <w:r>
+        <w:rPr>
+          <w:rFonts w:ascii="Arial" w:eastAsia="Arial" w:hAnsi="Arial" w:cs="Arial"/>
           <w:noProof/>
+          <w:kern w:val="0"/>
+          <w:sz w:val="22"/>
+          <w:szCs w:val="22"/>
+          <w:lang w:val="en"/>
+          <w14:ligatures w14:val="none"/>
         </w:rPr>
         <w:drawing>
-          <wp:inline distT="114300" distB="114300" distL="114300" distR="114300" wp14:anchorId="627231C1" wp14:editId="51EBA54F">
+          <wp:inline distT="114300" distB="114300" distL="114300" distR="114300" wp14:anchorId="25C153FD" wp14:editId="04BFDA6B">
             <wp:extent cx="5943600" cy="1638300"/>
             <wp:effectExtent l="0" t="0" r="0" b="0"/>
             <wp:docPr id="4" name="image1.png"/>
@@ -706,7 +1395,19 @@
         </w:drawing>
       </w:r>
     </w:p>
-    <w:p/>
+    <w:p>
+      <w:pPr>
+        <w:spacing w:after="0" w:line="276" w:lineRule="auto"/>
+        <w:rPr>
+          <w:rFonts w:ascii="Arial" w:eastAsia="Arial" w:hAnsi="Arial" w:cs="Arial"/>
+          <w:kern w:val="0"/>
+          <w:sz w:val="22"/>
+          <w:szCs w:val="22"/>
+          <w:lang w:val="en"/>
+          <w14:ligatures w14:val="none"/>
+        </w:rPr>
+      </w:pPr>
+    </w:p>
     <w:tbl>
       <w:tblPr>
         <w:tblW w:w="8860" w:type="dxa"/>
@@ -747,16 +1448,40 @@
           </w:tcPr>
           <w:p>
             <w:pPr>
+              <w:spacing w:after="0" w:line="276" w:lineRule="auto"/>
               <w:jc w:val="center"/>
+              <w:rPr>
+                <w:rFonts w:ascii="Arial" w:eastAsia="Arial" w:hAnsi="Arial" w:cs="Arial"/>
+                <w:kern w:val="0"/>
+                <w:sz w:val="22"/>
+                <w:szCs w:val="22"/>
+                <w:lang w:val="en"/>
+                <w14:ligatures w14:val="none"/>
+              </w:rPr>
             </w:pPr>
+            <w:r>
+              <w:rPr>
+                <w:rFonts w:ascii="Segoe UI Symbol" w:eastAsia="Roboto Mono" w:hAnsi="Segoe UI Symbol" w:cs="Segoe UI Symbol"/>
+                <w:b/>
+                <w:bCs/>
+                <w:kern w:val="0"/>
+                <w:szCs w:val="22"/>
+                <w:lang w:val="en"/>
+                <w14:ligatures w14:val="none"/>
+              </w:rPr>
+              <w:t>✔</w:t>
+            </w:r>
             <w:r>
               <w:rPr>
                 <w:rFonts w:ascii="Roboto Mono" w:eastAsia="Roboto Mono" w:hAnsi="Roboto Mono" w:cs="Arial Unicode MS"/>
                 <w:b/>
                 <w:bCs/>
-                <w:sz w:val="24"/>
-              </w:rPr>
-              <w:t>✔ Feature</w:t>
+                <w:kern w:val="0"/>
+                <w:szCs w:val="22"/>
+                <w:lang w:val="en"/>
+                <w14:ligatures w14:val="none"/>
+              </w:rPr>
+              <w:t xml:space="preserve"> Feature</w:t>
             </w:r>
           </w:p>
         </w:tc>
@@ -778,16 +1503,40 @@
           </w:tcPr>
           <w:p>
             <w:pPr>
+              <w:spacing w:after="0" w:line="276" w:lineRule="auto"/>
               <w:jc w:val="center"/>
+              <w:rPr>
+                <w:rFonts w:ascii="Arial" w:eastAsia="Arial" w:hAnsi="Arial" w:cs="Arial"/>
+                <w:kern w:val="0"/>
+                <w:sz w:val="22"/>
+                <w:szCs w:val="22"/>
+                <w:lang w:val="en"/>
+                <w14:ligatures w14:val="none"/>
+              </w:rPr>
             </w:pPr>
             <w:r>
               <w:rPr>
-                <w:rFonts w:ascii="Roboto Mono" w:eastAsia="Roboto Mono" w:hAnsi="Roboto Mono"/>
+                <w:rFonts w:ascii="Segoe UI Emoji" w:eastAsia="Roboto Mono" w:hAnsi="Segoe UI Emoji" w:cs="Segoe UI Emoji"/>
                 <w:b/>
                 <w:bCs/>
-                <w:sz w:val="24"/>
-              </w:rPr>
-              <w:t>🔍 Benefit</w:t>
+                <w:kern w:val="0"/>
+                <w:szCs w:val="22"/>
+                <w:lang w:val="en"/>
+                <w14:ligatures w14:val="none"/>
+              </w:rPr>
+              <w:t>🔍</w:t>
+            </w:r>
+            <w:r>
+              <w:rPr>
+                <w:rFonts w:ascii="Roboto Mono" w:eastAsia="Roboto Mono" w:hAnsi="Roboto Mono" w:cs="Arial"/>
+                <w:b/>
+                <w:bCs/>
+                <w:kern w:val="0"/>
+                <w:szCs w:val="22"/>
+                <w:lang w:val="en"/>
+                <w14:ligatures w14:val="none"/>
+              </w:rPr>
+              <w:t xml:space="preserve"> Benefit</w:t>
             </w:r>
           </w:p>
         </w:tc>
@@ -813,19 +1562,46 @@
             </w:tcMar>
           </w:tcPr>
           <w:p>
-            <w:r>
-              <w:rPr>
-                <w:rFonts w:ascii="Roboto Mono" w:eastAsia="Roboto Mono" w:hAnsi="Roboto Mono"/>
-                <w:sz w:val="24"/>
-              </w:rPr>
-              <w:t xml:space="preserve">🔁 </w:t>
-            </w:r>
-            <w:r>
-              <w:rPr>
-                <w:rFonts w:ascii="Roboto Mono" w:eastAsia="Roboto Mono" w:hAnsi="Roboto Mono"/>
+            <w:pPr>
+              <w:spacing w:after="0" w:line="276" w:lineRule="auto"/>
+              <w:rPr>
+                <w:rFonts w:ascii="Arial" w:eastAsia="Arial" w:hAnsi="Arial" w:cs="Arial"/>
+                <w:kern w:val="0"/>
+                <w:sz w:val="22"/>
+                <w:szCs w:val="22"/>
+                <w:lang w:val="en"/>
+                <w14:ligatures w14:val="none"/>
+              </w:rPr>
+            </w:pPr>
+            <w:r>
+              <w:rPr>
+                <w:rFonts w:ascii="Segoe UI Emoji" w:eastAsia="Roboto Mono" w:hAnsi="Segoe UI Emoji" w:cs="Segoe UI Emoji"/>
+                <w:kern w:val="0"/>
+                <w:szCs w:val="22"/>
+                <w:lang w:val="en"/>
+                <w14:ligatures w14:val="none"/>
+              </w:rPr>
+              <w:t>🔁</w:t>
+            </w:r>
+            <w:r>
+              <w:rPr>
+                <w:rFonts w:ascii="Roboto Mono" w:eastAsia="Roboto Mono" w:hAnsi="Roboto Mono" w:cs="Arial"/>
+                <w:kern w:val="0"/>
+                <w:szCs w:val="22"/>
+                <w:lang w:val="en"/>
+                <w14:ligatures w14:val="none"/>
+              </w:rPr>
+              <w:t xml:space="preserve"> </w:t>
+            </w:r>
+            <w:r>
+              <w:rPr>
+                <w:rFonts w:ascii="Roboto Mono" w:eastAsia="Roboto Mono" w:hAnsi="Roboto Mono" w:cs="Arial"/>
                 <w:b/>
                 <w:bCs/>
-                <w:sz w:val="24"/>
+                <w:kern w:val="0"/>
+                <w:szCs w:val="22"/>
+                <w:lang w:val="en"/>
+                <w14:ligatures w14:val="none"/>
               </w:rPr>
               <w:t>Redundancy at core</w:t>
             </w:r>
@@ -848,10 +1624,24 @@
             </w:tcMar>
           </w:tcPr>
           <w:p>
-            <w:r>
-              <w:rPr>
-                <w:rFonts w:ascii="Roboto Mono" w:eastAsia="Roboto Mono" w:hAnsi="Roboto Mono"/>
-                <w:sz w:val="24"/>
+            <w:pPr>
+              <w:spacing w:after="0" w:line="276" w:lineRule="auto"/>
+              <w:rPr>
+                <w:rFonts w:ascii="Arial" w:eastAsia="Arial" w:hAnsi="Arial" w:cs="Arial"/>
+                <w:kern w:val="0"/>
+                <w:sz w:val="22"/>
+                <w:szCs w:val="22"/>
+                <w:lang w:val="en"/>
+                <w14:ligatures w14:val="none"/>
+              </w:rPr>
+            </w:pPr>
+            <w:r>
+              <w:rPr>
+                <w:rFonts w:ascii="Roboto Mono" w:eastAsia="Roboto Mono" w:hAnsi="Roboto Mono" w:cs="Arial"/>
+                <w:kern w:val="0"/>
+                <w:szCs w:val="22"/>
+                <w:lang w:val="en"/>
+                <w14:ligatures w14:val="none"/>
               </w:rPr>
               <w:t>Mesh core offers multiple paths — no single point of failure</w:t>
             </w:r>
@@ -879,19 +1669,46 @@
             </w:tcMar>
           </w:tcPr>
           <w:p>
-            <w:r>
-              <w:rPr>
-                <w:rFonts w:ascii="Roboto Mono" w:eastAsia="Roboto Mono" w:hAnsi="Roboto Mono"/>
-                <w:sz w:val="24"/>
-              </w:rPr>
-              <w:t xml:space="preserve">⚡ </w:t>
-            </w:r>
-            <w:r>
-              <w:rPr>
-                <w:rFonts w:ascii="Roboto Mono" w:eastAsia="Roboto Mono" w:hAnsi="Roboto Mono"/>
+            <w:pPr>
+              <w:spacing w:after="0" w:line="276" w:lineRule="auto"/>
+              <w:rPr>
+                <w:rFonts w:ascii="Arial" w:eastAsia="Arial" w:hAnsi="Arial" w:cs="Arial"/>
+                <w:kern w:val="0"/>
+                <w:sz w:val="22"/>
+                <w:szCs w:val="22"/>
+                <w:lang w:val="en"/>
+                <w14:ligatures w14:val="none"/>
+              </w:rPr>
+            </w:pPr>
+            <w:r>
+              <w:rPr>
+                <w:rFonts w:ascii="Segoe UI Emoji" w:eastAsia="Roboto Mono" w:hAnsi="Segoe UI Emoji" w:cs="Segoe UI Emoji"/>
+                <w:kern w:val="0"/>
+                <w:szCs w:val="22"/>
+                <w:lang w:val="en"/>
+                <w14:ligatures w14:val="none"/>
+              </w:rPr>
+              <w:t>⚡</w:t>
+            </w:r>
+            <w:r>
+              <w:rPr>
+                <w:rFonts w:ascii="Roboto Mono" w:eastAsia="Roboto Mono" w:hAnsi="Roboto Mono" w:cs="Arial"/>
+                <w:kern w:val="0"/>
+                <w:szCs w:val="22"/>
+                <w:lang w:val="en"/>
+                <w14:ligatures w14:val="none"/>
+              </w:rPr>
+              <w:t xml:space="preserve"> </w:t>
+            </w:r>
+            <w:r>
+              <w:rPr>
+                <w:rFonts w:ascii="Roboto Mono" w:eastAsia="Roboto Mono" w:hAnsi="Roboto Mono" w:cs="Arial"/>
                 <w:b/>
                 <w:bCs/>
-                <w:sz w:val="24"/>
+                <w:kern w:val="0"/>
+                <w:szCs w:val="22"/>
+                <w:lang w:val="en"/>
+                <w14:ligatures w14:val="none"/>
               </w:rPr>
               <w:t>Efficient performance</w:t>
             </w:r>
@@ -914,10 +1731,24 @@
             </w:tcMar>
           </w:tcPr>
           <w:p>
-            <w:r>
-              <w:rPr>
-                <w:rFonts w:ascii="Roboto Mono" w:eastAsia="Roboto Mono" w:hAnsi="Roboto Mono"/>
-                <w:sz w:val="24"/>
+            <w:pPr>
+              <w:spacing w:after="0" w:line="276" w:lineRule="auto"/>
+              <w:rPr>
+                <w:rFonts w:ascii="Arial" w:eastAsia="Arial" w:hAnsi="Arial" w:cs="Arial"/>
+                <w:kern w:val="0"/>
+                <w:sz w:val="22"/>
+                <w:szCs w:val="22"/>
+                <w:lang w:val="en"/>
+                <w14:ligatures w14:val="none"/>
+              </w:rPr>
+            </w:pPr>
+            <w:r>
+              <w:rPr>
+                <w:rFonts w:ascii="Roboto Mono" w:eastAsia="Roboto Mono" w:hAnsi="Roboto Mono" w:cs="Arial"/>
+                <w:kern w:val="0"/>
+                <w:szCs w:val="22"/>
+                <w:lang w:val="en"/>
+                <w14:ligatures w14:val="none"/>
               </w:rPr>
               <w:t>Direct links between critical network points</w:t>
             </w:r>
@@ -945,19 +1776,46 @@
             </w:tcMar>
           </w:tcPr>
           <w:p>
-            <w:r>
-              <w:rPr>
-                <w:rFonts w:ascii="Roboto Mono" w:eastAsia="Roboto Mono" w:hAnsi="Roboto Mono"/>
-                <w:sz w:val="24"/>
-              </w:rPr>
-              <w:t xml:space="preserve">📐 </w:t>
-            </w:r>
-            <w:r>
-              <w:rPr>
-                <w:rFonts w:ascii="Roboto Mono" w:eastAsia="Roboto Mono" w:hAnsi="Roboto Mono"/>
+            <w:pPr>
+              <w:spacing w:after="0" w:line="276" w:lineRule="auto"/>
+              <w:rPr>
+                <w:rFonts w:ascii="Arial" w:eastAsia="Arial" w:hAnsi="Arial" w:cs="Arial"/>
+                <w:kern w:val="0"/>
+                <w:sz w:val="22"/>
+                <w:szCs w:val="22"/>
+                <w:lang w:val="en"/>
+                <w14:ligatures w14:val="none"/>
+              </w:rPr>
+            </w:pPr>
+            <w:r>
+              <w:rPr>
+                <w:rFonts w:ascii="Segoe UI Emoji" w:eastAsia="Roboto Mono" w:hAnsi="Segoe UI Emoji" w:cs="Segoe UI Emoji"/>
+                <w:kern w:val="0"/>
+                <w:szCs w:val="22"/>
+                <w:lang w:val="en"/>
+                <w14:ligatures w14:val="none"/>
+              </w:rPr>
+              <w:t>📐</w:t>
+            </w:r>
+            <w:r>
+              <w:rPr>
+                <w:rFonts w:ascii="Roboto Mono" w:eastAsia="Roboto Mono" w:hAnsi="Roboto Mono" w:cs="Arial"/>
+                <w:kern w:val="0"/>
+                <w:szCs w:val="22"/>
+                <w:lang w:val="en"/>
+                <w14:ligatures w14:val="none"/>
+              </w:rPr>
+              <w:t xml:space="preserve"> </w:t>
+            </w:r>
+            <w:r>
+              <w:rPr>
+                <w:rFonts w:ascii="Roboto Mono" w:eastAsia="Roboto Mono" w:hAnsi="Roboto Mono" w:cs="Arial"/>
                 <w:b/>
                 <w:bCs/>
-                <w:sz w:val="24"/>
+                <w:kern w:val="0"/>
+                <w:szCs w:val="22"/>
+                <w:lang w:val="en"/>
+                <w14:ligatures w14:val="none"/>
               </w:rPr>
               <w:t>Scalable structure</w:t>
             </w:r>
@@ -980,10 +1838,24 @@
             </w:tcMar>
           </w:tcPr>
           <w:p>
-            <w:r>
-              <w:rPr>
-                <w:rFonts w:ascii="Roboto Mono" w:eastAsia="Roboto Mono" w:hAnsi="Roboto Mono"/>
-                <w:sz w:val="24"/>
+            <w:pPr>
+              <w:spacing w:after="0" w:line="276" w:lineRule="auto"/>
+              <w:rPr>
+                <w:rFonts w:ascii="Arial" w:eastAsia="Arial" w:hAnsi="Arial" w:cs="Arial"/>
+                <w:kern w:val="0"/>
+                <w:sz w:val="22"/>
+                <w:szCs w:val="22"/>
+                <w:lang w:val="en"/>
+                <w14:ligatures w14:val="none"/>
+              </w:rPr>
+            </w:pPr>
+            <w:r>
+              <w:rPr>
+                <w:rFonts w:ascii="Roboto Mono" w:eastAsia="Roboto Mono" w:hAnsi="Roboto Mono" w:cs="Arial"/>
+                <w:kern w:val="0"/>
+                <w:szCs w:val="22"/>
+                <w:lang w:val="en"/>
+                <w14:ligatures w14:val="none"/>
               </w:rPr>
               <w:t>Easy to expand by adding more star branches</w:t>
             </w:r>
@@ -1011,20 +1883,46 @@
             </w:tcMar>
           </w:tcPr>
           <w:p>
-            <w:r>
-              <w:rPr>
-                <w:rFonts w:ascii="Roboto Mono" w:eastAsia="Roboto Mono" w:hAnsi="Roboto Mono"/>
-                <w:sz w:val="24"/>
-              </w:rPr>
-              <w:lastRenderedPageBreak/>
-              <w:t xml:space="preserve">🔌 </w:t>
-            </w:r>
-            <w:r>
-              <w:rPr>
-                <w:rFonts w:ascii="Roboto Mono" w:eastAsia="Roboto Mono" w:hAnsi="Roboto Mono"/>
+            <w:pPr>
+              <w:spacing w:after="0" w:line="276" w:lineRule="auto"/>
+              <w:rPr>
+                <w:rFonts w:ascii="Arial" w:eastAsia="Arial" w:hAnsi="Arial" w:cs="Arial"/>
+                <w:kern w:val="0"/>
+                <w:sz w:val="22"/>
+                <w:szCs w:val="22"/>
+                <w:lang w:val="en"/>
+                <w14:ligatures w14:val="none"/>
+              </w:rPr>
+            </w:pPr>
+            <w:r>
+              <w:rPr>
+                <w:rFonts w:ascii="Segoe UI Emoji" w:eastAsia="Roboto Mono" w:hAnsi="Segoe UI Emoji" w:cs="Segoe UI Emoji"/>
+                <w:kern w:val="0"/>
+                <w:szCs w:val="22"/>
+                <w:lang w:val="en"/>
+                <w14:ligatures w14:val="none"/>
+              </w:rPr>
+              <w:t>🔌</w:t>
+            </w:r>
+            <w:r>
+              <w:rPr>
+                <w:rFonts w:ascii="Roboto Mono" w:eastAsia="Roboto Mono" w:hAnsi="Roboto Mono" w:cs="Arial"/>
+                <w:kern w:val="0"/>
+                <w:szCs w:val="22"/>
+                <w:lang w:val="en"/>
+                <w14:ligatures w14:val="none"/>
+              </w:rPr>
+              <w:t xml:space="preserve"> </w:t>
+            </w:r>
+            <w:r>
+              <w:rPr>
+                <w:rFonts w:ascii="Roboto Mono" w:eastAsia="Roboto Mono" w:hAnsi="Roboto Mono" w:cs="Arial"/>
                 <w:b/>
                 <w:bCs/>
-                <w:sz w:val="24"/>
+                <w:kern w:val="0"/>
+                <w:szCs w:val="22"/>
+                <w:lang w:val="en"/>
+                <w14:ligatures w14:val="none"/>
               </w:rPr>
               <w:t>Simplified cabling</w:t>
             </w:r>
@@ -1047,10 +1945,24 @@
             </w:tcMar>
           </w:tcPr>
           <w:p>
-            <w:r>
-              <w:rPr>
-                <w:rFonts w:ascii="Roboto Mono" w:eastAsia="Roboto Mono" w:hAnsi="Roboto Mono"/>
-                <w:sz w:val="24"/>
+            <w:pPr>
+              <w:spacing w:after="0" w:line="276" w:lineRule="auto"/>
+              <w:rPr>
+                <w:rFonts w:ascii="Arial" w:eastAsia="Arial" w:hAnsi="Arial" w:cs="Arial"/>
+                <w:kern w:val="0"/>
+                <w:sz w:val="22"/>
+                <w:szCs w:val="22"/>
+                <w:lang w:val="en"/>
+                <w14:ligatures w14:val="none"/>
+              </w:rPr>
+            </w:pPr>
+            <w:r>
+              <w:rPr>
+                <w:rFonts w:ascii="Roboto Mono" w:eastAsia="Roboto Mono" w:hAnsi="Roboto Mono" w:cs="Arial"/>
+                <w:kern w:val="0"/>
+                <w:szCs w:val="22"/>
+                <w:lang w:val="en"/>
+                <w14:ligatures w14:val="none"/>
               </w:rPr>
               <w:t>Only mesh the backbone, not every end device</w:t>
             </w:r>
@@ -1059,80 +1971,181 @@
       </w:tr>
     </w:tbl>
     <w:p>
-      <w:r>
-        <w:rPr>
-          <w:rFonts w:ascii="Roboto Mono" w:eastAsia="Roboto Mono" w:hAnsi="Roboto Mono"/>
-          <w:sz w:val="24"/>
-        </w:rPr>
-        <w:pict w14:anchorId="30EB8F4D">
+      <w:pPr>
+        <w:spacing w:after="0" w:line="276" w:lineRule="auto"/>
+        <w:rPr>
+          <w:rFonts w:ascii="Arial" w:eastAsia="Arial" w:hAnsi="Arial" w:cs="Arial"/>
+          <w:kern w:val="0"/>
+          <w:sz w:val="22"/>
+          <w:szCs w:val="22"/>
+          <w:lang w:val="en"/>
+          <w14:ligatures w14:val="none"/>
+        </w:rPr>
+      </w:pPr>
+      <w:r>
+        <w:rPr>
+          <w:rFonts w:ascii="Roboto Mono" w:eastAsia="Roboto Mono" w:hAnsi="Roboto Mono" w:cs="Arial"/>
+          <w:kern w:val="0"/>
+          <w:szCs w:val="22"/>
+          <w:lang w:val="en"/>
+          <w14:ligatures w14:val="none"/>
+        </w:rPr>
+        <w:pict w14:anchorId="4F8F0333">
           <v:rect id="_x0000_i1028" style="width:0;height:1.5pt" o:hralign="center" o:hrstd="t" o:hr="t" fillcolor="#a0a0a0" stroked="f"/>
         </w:pict>
       </w:r>
     </w:p>
     <w:p>
       <w:pPr>
-        <w:pStyle w:val="Heading2"/>
-        <w:keepNext w:val="0"/>
-        <w:keepLines w:val="0"/>
-        <w:rPr>
+        <w:spacing w:before="160" w:after="80" w:line="276" w:lineRule="auto"/>
+        <w:outlineLvl w:val="1"/>
+        <w:rPr>
+          <w:rFonts w:asciiTheme="majorHAnsi" w:eastAsiaTheme="majorEastAsia" w:hAnsiTheme="majorHAnsi" w:cstheme="majorBidi"/>
           <w:b/>
           <w:bCs/>
+          <w:color w:val="2F5496" w:themeColor="accent1" w:themeShade="BF"/>
+          <w:kern w:val="0"/>
           <w:sz w:val="34"/>
           <w:szCs w:val="34"/>
+          <w:lang w:val="en"/>
+          <w14:ligatures w14:val="none"/>
         </w:rPr>
       </w:pPr>
       <w:bookmarkStart w:id="4" w:name="_ibjheqj7zz1f" w:colFirst="0" w:colLast="0"/>
       <w:bookmarkEnd w:id="4"/>
       <w:r>
         <w:rPr>
-          <w:rFonts w:ascii="Arial Unicode MS" w:eastAsia="Arial Unicode MS" w:hAnsi="Arial Unicode MS" w:cs="Arial Unicode MS"/>
+          <w:rFonts w:ascii="Segoe UI Emoji" w:eastAsia="Arial Unicode MS" w:hAnsi="Segoe UI Emoji" w:cs="Segoe UI Emoji"/>
           <w:b/>
           <w:bCs/>
+          <w:color w:val="2F5496" w:themeColor="accent1" w:themeShade="BF"/>
+          <w:kern w:val="0"/>
           <w:sz w:val="34"/>
           <w:szCs w:val="34"/>
-        </w:rPr>
-        <w:t>❌ Disadvantages</w:t>
+          <w:lang w:val="en"/>
+          <w14:ligatures w14:val="none"/>
+        </w:rPr>
+        <w:t>❌</w:t>
+      </w:r>
+      <w:r>
+        <w:rPr>
+          <w:rFonts w:ascii="Arial Unicode MS" w:eastAsia="Arial Unicode MS" w:hAnsi="Arial Unicode MS" w:cs="Arial Unicode MS"/>
+          <w:b/>
+          <w:bCs/>
+          <w:color w:val="2F5496" w:themeColor="accent1" w:themeShade="BF"/>
+          <w:kern w:val="0"/>
+          <w:sz w:val="34"/>
+          <w:szCs w:val="34"/>
+          <w:lang w:val="en"/>
+          <w14:ligatures w14:val="none"/>
+        </w:rPr>
+        <w:t xml:space="preserve"> Disadvantages</w:t>
       </w:r>
     </w:p>
     <w:p>
       <w:pPr>
-        <w:spacing w:before="240" w:after="240"/>
-        <w:rPr>
+        <w:spacing w:before="240" w:after="240" w:line="276" w:lineRule="auto"/>
+        <w:rPr>
+          <w:rFonts w:ascii="Arial" w:eastAsia="Arial" w:hAnsi="Arial" w:cs="Arial"/>
           <w:b/>
           <w:bCs/>
+          <w:kern w:val="0"/>
           <w:sz w:val="14"/>
           <w:szCs w:val="14"/>
           <w:shd w:val="clear" w:color="auto" w:fill="B7B7B7"/>
+          <w:lang w:val="en"/>
+          <w14:ligatures w14:val="none"/>
         </w:rPr>
       </w:pPr>
       <w:r>
         <w:rPr>
-          <w:b/>
+          <w:rFonts w:ascii="Arial" w:eastAsia="Arial" w:hAnsi="Arial" w:cs="Arial"/>
+          <w:b/>
+          <w:kern w:val="0"/>
+          <w:sz w:val="22"/>
+          <w:szCs w:val="22"/>
           <w:highlight w:val="darkGray"/>
+          <w:lang w:val="en"/>
+          <w14:ligatures w14:val="none"/>
         </w:rPr>
         <w:t># Source</w:t>
       </w:r>
       <w:r>
         <w:rPr>
+          <w:rFonts w:ascii="Arial" w:eastAsia="Arial" w:hAnsi="Arial" w:cs="Arial"/>
+          <w:kern w:val="0"/>
+          <w:sz w:val="22"/>
+          <w:szCs w:val="22"/>
           <w:highlight w:val="darkGray"/>
+          <w:lang w:val="en"/>
+          <w14:ligatures w14:val="none"/>
         </w:rPr>
         <w:t xml:space="preserve">: </w:t>
       </w:r>
       <w:r>
         <w:rPr>
-          <w:b/>
+          <w:rFonts w:ascii="Arial" w:eastAsia="Arial" w:hAnsi="Arial" w:cs="Arial"/>
+          <w:b/>
+          <w:kern w:val="0"/>
+          <w:sz w:val="22"/>
+          <w:szCs w:val="22"/>
           <w:highlight w:val="darkGray"/>
-        </w:rPr>
-        <w:t>Chatgpt (GPT‑5 Mini) at [12/18/2025]</w:t>
+          <w:lang w:val="en"/>
+          <w14:ligatures w14:val="none"/>
+        </w:rPr>
+        <w:t>Chatgpt (GPT</w:t>
+      </w:r>
+      <w:r>
+        <w:rPr>
+          <w:rFonts w:ascii="Cambria Math" w:eastAsia="Arial" w:hAnsi="Cambria Math" w:cs="Cambria Math"/>
+          <w:b/>
+          <w:kern w:val="0"/>
+          <w:sz w:val="22"/>
+          <w:szCs w:val="22"/>
+          <w:highlight w:val="darkGray"/>
+          <w:lang w:val="en"/>
+          <w14:ligatures w14:val="none"/>
+        </w:rPr>
+        <w:t>‑</w:t>
+      </w:r>
+      <w:r>
+        <w:rPr>
+          <w:rFonts w:ascii="Arial" w:eastAsia="Arial" w:hAnsi="Arial" w:cs="Arial"/>
+          <w:b/>
+          <w:kern w:val="0"/>
+          <w:sz w:val="22"/>
+          <w:szCs w:val="22"/>
+          <w:highlight w:val="darkGray"/>
+          <w:lang w:val="en"/>
+          <w14:ligatures w14:val="none"/>
+        </w:rPr>
+        <w:t>5 Mini) at [12/18/2025]</w:t>
       </w:r>
     </w:p>
     <w:p>
-      <w:r>
-        <w:rPr>
+      <w:pPr>
+        <w:spacing w:after="0" w:line="276" w:lineRule="auto"/>
+        <w:rPr>
+          <w:rFonts w:ascii="Arial" w:eastAsia="Arial" w:hAnsi="Arial" w:cs="Arial"/>
+          <w:kern w:val="0"/>
+          <w:sz w:val="22"/>
+          <w:szCs w:val="22"/>
+          <w:lang w:val="en"/>
+          <w14:ligatures w14:val="none"/>
+        </w:rPr>
+      </w:pPr>
+      <w:r>
+        <w:rPr>
+          <w:rFonts w:ascii="Arial" w:eastAsia="Arial" w:hAnsi="Arial" w:cs="Arial"/>
           <w:noProof/>
+          <w:kern w:val="0"/>
+          <w:sz w:val="22"/>
+          <w:szCs w:val="22"/>
+          <w:lang w:val="en"/>
+          <w14:ligatures w14:val="none"/>
         </w:rPr>
         <w:drawing>
-          <wp:inline distT="114300" distB="114300" distL="114300" distR="114300" wp14:anchorId="5831ACA0" wp14:editId="04B869AB">
+          <wp:inline distT="114300" distB="114300" distL="114300" distR="114300" wp14:anchorId="4F2AF59D" wp14:editId="3E1D7176">
             <wp:extent cx="5943600" cy="1320800"/>
             <wp:effectExtent l="0" t="0" r="0" b="0"/>
             <wp:docPr id="2" name="image3.png"/>
@@ -1168,7 +2181,19 @@
         </w:drawing>
       </w:r>
     </w:p>
-    <w:p/>
+    <w:p>
+      <w:pPr>
+        <w:spacing w:after="0" w:line="276" w:lineRule="auto"/>
+        <w:rPr>
+          <w:rFonts w:ascii="Arial" w:eastAsia="Arial" w:hAnsi="Arial" w:cs="Arial"/>
+          <w:kern w:val="0"/>
+          <w:sz w:val="22"/>
+          <w:szCs w:val="22"/>
+          <w:lang w:val="en"/>
+          <w14:ligatures w14:val="none"/>
+        </w:rPr>
+      </w:pPr>
+    </w:p>
     <w:tbl>
       <w:tblPr>
         <w:tblW w:w="8620" w:type="dxa"/>
@@ -1209,16 +2234,40 @@
           </w:tcPr>
           <w:p>
             <w:pPr>
+              <w:spacing w:after="0" w:line="276" w:lineRule="auto"/>
               <w:jc w:val="center"/>
+              <w:rPr>
+                <w:rFonts w:ascii="Arial" w:eastAsia="Arial" w:hAnsi="Arial" w:cs="Arial"/>
+                <w:kern w:val="0"/>
+                <w:sz w:val="22"/>
+                <w:szCs w:val="22"/>
+                <w:lang w:val="en"/>
+                <w14:ligatures w14:val="none"/>
+              </w:rPr>
             </w:pPr>
+            <w:r>
+              <w:rPr>
+                <w:rFonts w:ascii="Segoe UI Symbol" w:eastAsia="Roboto Mono" w:hAnsi="Segoe UI Symbol" w:cs="Segoe UI Symbol"/>
+                <w:b/>
+                <w:bCs/>
+                <w:kern w:val="0"/>
+                <w:szCs w:val="22"/>
+                <w:lang w:val="en"/>
+                <w14:ligatures w14:val="none"/>
+              </w:rPr>
+              <w:t>✘</w:t>
+            </w:r>
             <w:r>
               <w:rPr>
                 <w:rFonts w:ascii="Roboto Mono" w:eastAsia="Roboto Mono" w:hAnsi="Roboto Mono" w:cs="Arial Unicode MS"/>
                 <w:b/>
                 <w:bCs/>
-                <w:sz w:val="24"/>
-              </w:rPr>
-              <w:t>✘ Limitation</w:t>
+                <w:kern w:val="0"/>
+                <w:szCs w:val="22"/>
+                <w:lang w:val="en"/>
+                <w14:ligatures w14:val="none"/>
+              </w:rPr>
+              <w:t xml:space="preserve"> Limitation</w:t>
             </w:r>
           </w:p>
         </w:tc>
@@ -1240,16 +2289,40 @@
           </w:tcPr>
           <w:p>
             <w:pPr>
+              <w:spacing w:after="0" w:line="276" w:lineRule="auto"/>
               <w:jc w:val="center"/>
+              <w:rPr>
+                <w:rFonts w:ascii="Arial" w:eastAsia="Arial" w:hAnsi="Arial" w:cs="Arial"/>
+                <w:kern w:val="0"/>
+                <w:sz w:val="22"/>
+                <w:szCs w:val="22"/>
+                <w:lang w:val="en"/>
+                <w14:ligatures w14:val="none"/>
+              </w:rPr>
             </w:pPr>
             <w:r>
               <w:rPr>
-                <w:rFonts w:ascii="Roboto Mono" w:eastAsia="Roboto Mono" w:hAnsi="Roboto Mono"/>
+                <w:rFonts w:ascii="Segoe UI Symbol" w:eastAsia="Roboto Mono" w:hAnsi="Segoe UI Symbol" w:cs="Segoe UI Symbol"/>
                 <w:b/>
                 <w:bCs/>
-                <w:sz w:val="24"/>
-              </w:rPr>
-              <w:t>🛠 Description</w:t>
+                <w:kern w:val="0"/>
+                <w:szCs w:val="22"/>
+                <w:lang w:val="en"/>
+                <w14:ligatures w14:val="none"/>
+              </w:rPr>
+              <w:t>🛠</w:t>
+            </w:r>
+            <w:r>
+              <w:rPr>
+                <w:rFonts w:ascii="Roboto Mono" w:eastAsia="Roboto Mono" w:hAnsi="Roboto Mono" w:cs="Arial"/>
+                <w:b/>
+                <w:bCs/>
+                <w:kern w:val="0"/>
+                <w:szCs w:val="22"/>
+                <w:lang w:val="en"/>
+                <w14:ligatures w14:val="none"/>
+              </w:rPr>
+              <w:t xml:space="preserve"> Description</w:t>
             </w:r>
           </w:p>
         </w:tc>
@@ -1275,19 +2348,46 @@
             </w:tcMar>
           </w:tcPr>
           <w:p>
-            <w:r>
-              <w:rPr>
-                <w:rFonts w:ascii="Roboto Mono" w:eastAsia="Roboto Mono" w:hAnsi="Roboto Mono"/>
-                <w:sz w:val="24"/>
-              </w:rPr>
-              <w:t xml:space="preserve">💰 </w:t>
-            </w:r>
-            <w:r>
-              <w:rPr>
-                <w:rFonts w:ascii="Roboto Mono" w:eastAsia="Roboto Mono" w:hAnsi="Roboto Mono"/>
+            <w:pPr>
+              <w:spacing w:after="0" w:line="276" w:lineRule="auto"/>
+              <w:rPr>
+                <w:rFonts w:ascii="Arial" w:eastAsia="Arial" w:hAnsi="Arial" w:cs="Arial"/>
+                <w:kern w:val="0"/>
+                <w:sz w:val="22"/>
+                <w:szCs w:val="22"/>
+                <w:lang w:val="en"/>
+                <w14:ligatures w14:val="none"/>
+              </w:rPr>
+            </w:pPr>
+            <w:r>
+              <w:rPr>
+                <w:rFonts w:ascii="Segoe UI Emoji" w:eastAsia="Roboto Mono" w:hAnsi="Segoe UI Emoji" w:cs="Segoe UI Emoji"/>
+                <w:kern w:val="0"/>
+                <w:szCs w:val="22"/>
+                <w:lang w:val="en"/>
+                <w14:ligatures w14:val="none"/>
+              </w:rPr>
+              <w:t>💰</w:t>
+            </w:r>
+            <w:r>
+              <w:rPr>
+                <w:rFonts w:ascii="Roboto Mono" w:eastAsia="Roboto Mono" w:hAnsi="Roboto Mono" w:cs="Arial"/>
+                <w:kern w:val="0"/>
+                <w:szCs w:val="22"/>
+                <w:lang w:val="en"/>
+                <w14:ligatures w14:val="none"/>
+              </w:rPr>
+              <w:t xml:space="preserve"> </w:t>
+            </w:r>
+            <w:r>
+              <w:rPr>
+                <w:rFonts w:ascii="Roboto Mono" w:eastAsia="Roboto Mono" w:hAnsi="Roboto Mono" w:cs="Arial"/>
                 <w:b/>
                 <w:bCs/>
-                <w:sz w:val="24"/>
+                <w:kern w:val="0"/>
+                <w:szCs w:val="22"/>
+                <w:lang w:val="en"/>
+                <w14:ligatures w14:val="none"/>
               </w:rPr>
               <w:t>More expensive than star</w:t>
             </w:r>
@@ -1310,10 +2410,24 @@
             </w:tcMar>
           </w:tcPr>
           <w:p>
-            <w:r>
-              <w:rPr>
-                <w:rFonts w:ascii="Roboto Mono" w:eastAsia="Roboto Mono" w:hAnsi="Roboto Mono"/>
-                <w:sz w:val="24"/>
+            <w:pPr>
+              <w:spacing w:after="0" w:line="276" w:lineRule="auto"/>
+              <w:rPr>
+                <w:rFonts w:ascii="Arial" w:eastAsia="Arial" w:hAnsi="Arial" w:cs="Arial"/>
+                <w:kern w:val="0"/>
+                <w:sz w:val="22"/>
+                <w:szCs w:val="22"/>
+                <w:lang w:val="en"/>
+                <w14:ligatures w14:val="none"/>
+              </w:rPr>
+            </w:pPr>
+            <w:r>
+              <w:rPr>
+                <w:rFonts w:ascii="Roboto Mono" w:eastAsia="Roboto Mono" w:hAnsi="Roboto Mono" w:cs="Arial"/>
+                <w:kern w:val="0"/>
+                <w:szCs w:val="22"/>
+                <w:lang w:val="en"/>
+                <w14:ligatures w14:val="none"/>
               </w:rPr>
               <w:t>Core mesh adds hardware/cabling cost</w:t>
             </w:r>
@@ -1341,19 +2455,46 @@
             </w:tcMar>
           </w:tcPr>
           <w:p>
-            <w:r>
-              <w:rPr>
-                <w:rFonts w:ascii="Roboto Mono" w:eastAsia="Roboto Mono" w:hAnsi="Roboto Mono"/>
-                <w:sz w:val="24"/>
-              </w:rPr>
-              <w:t xml:space="preserve">🧠 </w:t>
-            </w:r>
-            <w:r>
-              <w:rPr>
-                <w:rFonts w:ascii="Roboto Mono" w:eastAsia="Roboto Mono" w:hAnsi="Roboto Mono"/>
+            <w:pPr>
+              <w:spacing w:after="0" w:line="276" w:lineRule="auto"/>
+              <w:rPr>
+                <w:rFonts w:ascii="Arial" w:eastAsia="Arial" w:hAnsi="Arial" w:cs="Arial"/>
+                <w:kern w:val="0"/>
+                <w:sz w:val="22"/>
+                <w:szCs w:val="22"/>
+                <w:lang w:val="en"/>
+                <w14:ligatures w14:val="none"/>
+              </w:rPr>
+            </w:pPr>
+            <w:r>
+              <w:rPr>
+                <w:rFonts w:ascii="Segoe UI Emoji" w:eastAsia="Roboto Mono" w:hAnsi="Segoe UI Emoji" w:cs="Segoe UI Emoji"/>
+                <w:kern w:val="0"/>
+                <w:szCs w:val="22"/>
+                <w:lang w:val="en"/>
+                <w14:ligatures w14:val="none"/>
+              </w:rPr>
+              <w:t>🧠</w:t>
+            </w:r>
+            <w:r>
+              <w:rPr>
+                <w:rFonts w:ascii="Roboto Mono" w:eastAsia="Roboto Mono" w:hAnsi="Roboto Mono" w:cs="Arial"/>
+                <w:kern w:val="0"/>
+                <w:szCs w:val="22"/>
+                <w:lang w:val="en"/>
+                <w14:ligatures w14:val="none"/>
+              </w:rPr>
+              <w:t xml:space="preserve"> </w:t>
+            </w:r>
+            <w:r>
+              <w:rPr>
+                <w:rFonts w:ascii="Roboto Mono" w:eastAsia="Roboto Mono" w:hAnsi="Roboto Mono" w:cs="Arial"/>
                 <w:b/>
                 <w:bCs/>
-                <w:sz w:val="24"/>
+                <w:kern w:val="0"/>
+                <w:szCs w:val="22"/>
+                <w:lang w:val="en"/>
+                <w14:ligatures w14:val="none"/>
               </w:rPr>
               <w:t>Higher complexity</w:t>
             </w:r>
@@ -1376,10 +2517,24 @@
             </w:tcMar>
           </w:tcPr>
           <w:p>
-            <w:r>
-              <w:rPr>
-                <w:rFonts w:ascii="Roboto Mono" w:eastAsia="Roboto Mono" w:hAnsi="Roboto Mono"/>
-                <w:sz w:val="24"/>
+            <w:pPr>
+              <w:spacing w:after="0" w:line="276" w:lineRule="auto"/>
+              <w:rPr>
+                <w:rFonts w:ascii="Arial" w:eastAsia="Arial" w:hAnsi="Arial" w:cs="Arial"/>
+                <w:kern w:val="0"/>
+                <w:sz w:val="22"/>
+                <w:szCs w:val="22"/>
+                <w:lang w:val="en"/>
+                <w14:ligatures w14:val="none"/>
+              </w:rPr>
+            </w:pPr>
+            <w:r>
+              <w:rPr>
+                <w:rFonts w:ascii="Roboto Mono" w:eastAsia="Roboto Mono" w:hAnsi="Roboto Mono" w:cs="Arial"/>
+                <w:kern w:val="0"/>
+                <w:szCs w:val="22"/>
+                <w:lang w:val="en"/>
+                <w14:ligatures w14:val="none"/>
               </w:rPr>
               <w:t>Mesh design at the backbone requires careful planning</w:t>
             </w:r>
@@ -1407,19 +2562,46 @@
             </w:tcMar>
           </w:tcPr>
           <w:p>
-            <w:r>
-              <w:rPr>
-                <w:rFonts w:ascii="Roboto Mono" w:eastAsia="Roboto Mono" w:hAnsi="Roboto Mono"/>
-                <w:sz w:val="24"/>
-              </w:rPr>
-              <w:t xml:space="preserve">⚙️ </w:t>
-            </w:r>
-            <w:r>
-              <w:rPr>
-                <w:rFonts w:ascii="Roboto Mono" w:eastAsia="Roboto Mono" w:hAnsi="Roboto Mono"/>
+            <w:pPr>
+              <w:spacing w:after="0" w:line="276" w:lineRule="auto"/>
+              <w:rPr>
+                <w:rFonts w:ascii="Arial" w:eastAsia="Arial" w:hAnsi="Arial" w:cs="Arial"/>
+                <w:kern w:val="0"/>
+                <w:sz w:val="22"/>
+                <w:szCs w:val="22"/>
+                <w:lang w:val="en"/>
+                <w14:ligatures w14:val="none"/>
+              </w:rPr>
+            </w:pPr>
+            <w:r>
+              <w:rPr>
+                <w:rFonts w:ascii="Segoe UI Emoji" w:eastAsia="Roboto Mono" w:hAnsi="Segoe UI Emoji" w:cs="Segoe UI Emoji"/>
+                <w:kern w:val="0"/>
+                <w:szCs w:val="22"/>
+                <w:lang w:val="en"/>
+                <w14:ligatures w14:val="none"/>
+              </w:rPr>
+              <w:t>⚙️</w:t>
+            </w:r>
+            <w:r>
+              <w:rPr>
+                <w:rFonts w:ascii="Roboto Mono" w:eastAsia="Roboto Mono" w:hAnsi="Roboto Mono" w:cs="Arial"/>
+                <w:kern w:val="0"/>
+                <w:szCs w:val="22"/>
+                <w:lang w:val="en"/>
+                <w14:ligatures w14:val="none"/>
+              </w:rPr>
+              <w:t xml:space="preserve"> </w:t>
+            </w:r>
+            <w:r>
+              <w:rPr>
+                <w:rFonts w:ascii="Roboto Mono" w:eastAsia="Roboto Mono" w:hAnsi="Roboto Mono" w:cs="Arial"/>
                 <w:b/>
                 <w:bCs/>
-                <w:sz w:val="24"/>
+                <w:kern w:val="0"/>
+                <w:szCs w:val="22"/>
+                <w:lang w:val="en"/>
+                <w14:ligatures w14:val="none"/>
               </w:rPr>
               <w:t>Configuration needed</w:t>
             </w:r>
@@ -1442,10 +2624,24 @@
             </w:tcMar>
           </w:tcPr>
           <w:p>
-            <w:r>
-              <w:rPr>
-                <w:rFonts w:ascii="Roboto Mono" w:eastAsia="Roboto Mono" w:hAnsi="Roboto Mono"/>
-                <w:sz w:val="24"/>
+            <w:pPr>
+              <w:spacing w:after="0" w:line="276" w:lineRule="auto"/>
+              <w:rPr>
+                <w:rFonts w:ascii="Arial" w:eastAsia="Arial" w:hAnsi="Arial" w:cs="Arial"/>
+                <w:kern w:val="0"/>
+                <w:sz w:val="22"/>
+                <w:szCs w:val="22"/>
+                <w:lang w:val="en"/>
+                <w14:ligatures w14:val="none"/>
+              </w:rPr>
+            </w:pPr>
+            <w:r>
+              <w:rPr>
+                <w:rFonts w:ascii="Roboto Mono" w:eastAsia="Roboto Mono" w:hAnsi="Roboto Mono" w:cs="Arial"/>
+                <w:kern w:val="0"/>
+                <w:szCs w:val="22"/>
+                <w:lang w:val="en"/>
+                <w14:ligatures w14:val="none"/>
               </w:rPr>
               <w:t>Managed switches and routing logic required</w:t>
             </w:r>
@@ -1454,79 +2650,181 @@
       </w:tr>
     </w:tbl>
     <w:p>
-      <w:r>
-        <w:rPr>
-          <w:rFonts w:ascii="Roboto Mono" w:eastAsia="Roboto Mono" w:hAnsi="Roboto Mono"/>
-          <w:sz w:val="24"/>
-        </w:rPr>
-        <w:pict w14:anchorId="57E5541D">
+      <w:pPr>
+        <w:spacing w:after="0" w:line="276" w:lineRule="auto"/>
+        <w:rPr>
+          <w:rFonts w:ascii="Arial" w:eastAsia="Arial" w:hAnsi="Arial" w:cs="Arial"/>
+          <w:kern w:val="0"/>
+          <w:sz w:val="22"/>
+          <w:szCs w:val="22"/>
+          <w:lang w:val="en"/>
+          <w14:ligatures w14:val="none"/>
+        </w:rPr>
+      </w:pPr>
+      <w:r>
+        <w:rPr>
+          <w:rFonts w:ascii="Roboto Mono" w:eastAsia="Roboto Mono" w:hAnsi="Roboto Mono" w:cs="Arial"/>
+          <w:kern w:val="0"/>
+          <w:szCs w:val="22"/>
+          <w:lang w:val="en"/>
+          <w14:ligatures w14:val="none"/>
+        </w:rPr>
+        <w:pict w14:anchorId="3C7AADA5">
           <v:rect id="_x0000_i1029" style="width:0;height:1.5pt" o:hralign="center" o:hrstd="t" o:hr="t" fillcolor="#a0a0a0" stroked="f"/>
         </w:pict>
       </w:r>
     </w:p>
     <w:p>
       <w:pPr>
-        <w:pStyle w:val="Heading2"/>
-        <w:keepNext w:val="0"/>
-        <w:keepLines w:val="0"/>
-        <w:rPr>
+        <w:spacing w:before="160" w:after="80" w:line="276" w:lineRule="auto"/>
+        <w:outlineLvl w:val="1"/>
+        <w:rPr>
+          <w:rFonts w:asciiTheme="majorHAnsi" w:eastAsiaTheme="majorEastAsia" w:hAnsiTheme="majorHAnsi" w:cstheme="majorBidi"/>
           <w:b/>
           <w:bCs/>
+          <w:color w:val="2F5496" w:themeColor="accent1" w:themeShade="BF"/>
+          <w:kern w:val="0"/>
           <w:sz w:val="34"/>
           <w:szCs w:val="34"/>
+          <w:lang w:val="en"/>
+          <w14:ligatures w14:val="none"/>
         </w:rPr>
       </w:pPr>
       <w:bookmarkStart w:id="5" w:name="_f35fz9lbuh0v" w:colFirst="0" w:colLast="0"/>
       <w:bookmarkEnd w:id="5"/>
       <w:r>
         <w:rPr>
+          <w:rFonts w:ascii="Segoe UI Emoji" w:eastAsiaTheme="majorEastAsia" w:hAnsi="Segoe UI Emoji" w:cs="Segoe UI Emoji"/>
           <w:b/>
           <w:bCs/>
+          <w:color w:val="2F5496" w:themeColor="accent1" w:themeShade="BF"/>
+          <w:kern w:val="0"/>
           <w:sz w:val="34"/>
           <w:szCs w:val="34"/>
-        </w:rPr>
-        <w:t>🛠️ Use Cases</w:t>
+          <w:lang w:val="en"/>
+          <w14:ligatures w14:val="none"/>
+        </w:rPr>
+        <w:t>🛠️</w:t>
+      </w:r>
+      <w:r>
+        <w:rPr>
+          <w:rFonts w:asciiTheme="majorHAnsi" w:eastAsiaTheme="majorEastAsia" w:hAnsiTheme="majorHAnsi" w:cstheme="majorBidi"/>
+          <w:b/>
+          <w:bCs/>
+          <w:color w:val="2F5496" w:themeColor="accent1" w:themeShade="BF"/>
+          <w:kern w:val="0"/>
+          <w:sz w:val="34"/>
+          <w:szCs w:val="34"/>
+          <w:lang w:val="en"/>
+          <w14:ligatures w14:val="none"/>
+        </w:rPr>
+        <w:t xml:space="preserve"> Use Cases</w:t>
       </w:r>
     </w:p>
     <w:p>
       <w:pPr>
-        <w:spacing w:before="240" w:after="240"/>
-        <w:rPr>
+        <w:spacing w:before="240" w:after="240" w:line="276" w:lineRule="auto"/>
+        <w:rPr>
+          <w:rFonts w:ascii="Arial" w:eastAsia="Arial" w:hAnsi="Arial" w:cs="Arial"/>
           <w:b/>
           <w:bCs/>
+          <w:kern w:val="0"/>
           <w:sz w:val="14"/>
           <w:szCs w:val="14"/>
           <w:shd w:val="clear" w:color="auto" w:fill="B7B7B7"/>
+          <w:lang w:val="en"/>
+          <w14:ligatures w14:val="none"/>
         </w:rPr>
       </w:pPr>
       <w:r>
         <w:rPr>
-          <w:b/>
+          <w:rFonts w:ascii="Arial" w:eastAsia="Arial" w:hAnsi="Arial" w:cs="Arial"/>
+          <w:b/>
+          <w:kern w:val="0"/>
+          <w:sz w:val="22"/>
+          <w:szCs w:val="22"/>
           <w:highlight w:val="darkGray"/>
+          <w:lang w:val="en"/>
+          <w14:ligatures w14:val="none"/>
         </w:rPr>
         <w:t># Source</w:t>
       </w:r>
       <w:r>
         <w:rPr>
+          <w:rFonts w:ascii="Arial" w:eastAsia="Arial" w:hAnsi="Arial" w:cs="Arial"/>
+          <w:kern w:val="0"/>
+          <w:sz w:val="22"/>
+          <w:szCs w:val="22"/>
           <w:highlight w:val="darkGray"/>
+          <w:lang w:val="en"/>
+          <w14:ligatures w14:val="none"/>
         </w:rPr>
         <w:t xml:space="preserve">: </w:t>
       </w:r>
       <w:r>
         <w:rPr>
-          <w:b/>
+          <w:rFonts w:ascii="Arial" w:eastAsia="Arial" w:hAnsi="Arial" w:cs="Arial"/>
+          <w:b/>
+          <w:kern w:val="0"/>
+          <w:sz w:val="22"/>
+          <w:szCs w:val="22"/>
           <w:highlight w:val="darkGray"/>
-        </w:rPr>
-        <w:t>Chatgpt (GPT‑5 Mini) at [12/18/2025]</w:t>
+          <w:lang w:val="en"/>
+          <w14:ligatures w14:val="none"/>
+        </w:rPr>
+        <w:t>Chatgpt (GPT</w:t>
+      </w:r>
+      <w:r>
+        <w:rPr>
+          <w:rFonts w:ascii="Cambria Math" w:eastAsia="Arial" w:hAnsi="Cambria Math" w:cs="Cambria Math"/>
+          <w:b/>
+          <w:kern w:val="0"/>
+          <w:sz w:val="22"/>
+          <w:szCs w:val="22"/>
+          <w:highlight w:val="darkGray"/>
+          <w:lang w:val="en"/>
+          <w14:ligatures w14:val="none"/>
+        </w:rPr>
+        <w:t>‑</w:t>
+      </w:r>
+      <w:r>
+        <w:rPr>
+          <w:rFonts w:ascii="Arial" w:eastAsia="Arial" w:hAnsi="Arial" w:cs="Arial"/>
+          <w:b/>
+          <w:kern w:val="0"/>
+          <w:sz w:val="22"/>
+          <w:szCs w:val="22"/>
+          <w:highlight w:val="darkGray"/>
+          <w:lang w:val="en"/>
+          <w14:ligatures w14:val="none"/>
+        </w:rPr>
+        <w:t>5 Mini) at [12/18/2025]</w:t>
       </w:r>
     </w:p>
     <w:p>
-      <w:r>
-        <w:rPr>
+      <w:pPr>
+        <w:spacing w:after="0" w:line="276" w:lineRule="auto"/>
+        <w:rPr>
+          <w:rFonts w:ascii="Arial" w:eastAsia="Arial" w:hAnsi="Arial" w:cs="Arial"/>
+          <w:kern w:val="0"/>
+          <w:sz w:val="22"/>
+          <w:szCs w:val="22"/>
+          <w:lang w:val="en"/>
+          <w14:ligatures w14:val="none"/>
+        </w:rPr>
+      </w:pPr>
+      <w:r>
+        <w:rPr>
+          <w:rFonts w:ascii="Arial" w:eastAsia="Arial" w:hAnsi="Arial" w:cs="Arial"/>
           <w:noProof/>
+          <w:kern w:val="0"/>
+          <w:sz w:val="22"/>
+          <w:szCs w:val="22"/>
+          <w:lang w:val="en"/>
+          <w14:ligatures w14:val="none"/>
         </w:rPr>
         <w:drawing>
-          <wp:inline distT="114300" distB="114300" distL="114300" distR="114300" wp14:anchorId="31BA7C0B" wp14:editId="5A35914E">
+          <wp:inline distT="114300" distB="114300" distL="114300" distR="114300" wp14:anchorId="0A968527" wp14:editId="4B7ECF02">
             <wp:extent cx="5943600" cy="1371600"/>
             <wp:effectExtent l="0" t="0" r="0" b="0"/>
             <wp:docPr id="5" name="image4.png"/>
@@ -1562,7 +2860,19 @@
         </w:drawing>
       </w:r>
     </w:p>
-    <w:p/>
+    <w:p>
+      <w:pPr>
+        <w:spacing w:after="0" w:line="276" w:lineRule="auto"/>
+        <w:rPr>
+          <w:rFonts w:ascii="Arial" w:eastAsia="Arial" w:hAnsi="Arial" w:cs="Arial"/>
+          <w:kern w:val="0"/>
+          <w:sz w:val="22"/>
+          <w:szCs w:val="22"/>
+          <w:lang w:val="en"/>
+          <w14:ligatures w14:val="none"/>
+        </w:rPr>
+      </w:pPr>
+    </w:p>
     <w:tbl>
       <w:tblPr>
         <w:tblW w:w="8245" w:type="dxa"/>
@@ -1603,14 +2913,26 @@
           </w:tcPr>
           <w:p>
             <w:pPr>
+              <w:spacing w:after="0" w:line="276" w:lineRule="auto"/>
               <w:jc w:val="center"/>
+              <w:rPr>
+                <w:rFonts w:ascii="Arial" w:eastAsia="Arial" w:hAnsi="Arial" w:cs="Arial"/>
+                <w:kern w:val="0"/>
+                <w:sz w:val="22"/>
+                <w:szCs w:val="22"/>
+                <w:lang w:val="en"/>
+                <w14:ligatures w14:val="none"/>
+              </w:rPr>
             </w:pPr>
             <w:r>
               <w:rPr>
-                <w:rFonts w:ascii="Roboto Mono" w:eastAsia="Roboto Mono" w:hAnsi="Roboto Mono"/>
+                <w:rFonts w:ascii="Roboto Mono" w:eastAsia="Roboto Mono" w:hAnsi="Roboto Mono" w:cs="Arial"/>
                 <w:b/>
                 <w:bCs/>
-                <w:sz w:val="24"/>
+                <w:kern w:val="0"/>
+                <w:szCs w:val="22"/>
+                <w:lang w:val="en"/>
+                <w14:ligatures w14:val="none"/>
               </w:rPr>
               <w:t>Environment</w:t>
             </w:r>
@@ -1634,14 +2956,26 @@
           </w:tcPr>
           <w:p>
             <w:pPr>
+              <w:spacing w:after="0" w:line="276" w:lineRule="auto"/>
               <w:jc w:val="center"/>
+              <w:rPr>
+                <w:rFonts w:ascii="Arial" w:eastAsia="Arial" w:hAnsi="Arial" w:cs="Arial"/>
+                <w:kern w:val="0"/>
+                <w:sz w:val="22"/>
+                <w:szCs w:val="22"/>
+                <w:lang w:val="en"/>
+                <w14:ligatures w14:val="none"/>
+              </w:rPr>
             </w:pPr>
             <w:r>
               <w:rPr>
-                <w:rFonts w:ascii="Roboto Mono" w:eastAsia="Roboto Mono" w:hAnsi="Roboto Mono"/>
+                <w:rFonts w:ascii="Roboto Mono" w:eastAsia="Roboto Mono" w:hAnsi="Roboto Mono" w:cs="Arial"/>
                 <w:b/>
                 <w:bCs/>
-                <w:sz w:val="24"/>
+                <w:kern w:val="0"/>
+                <w:szCs w:val="22"/>
+                <w:lang w:val="en"/>
+                <w14:ligatures w14:val="none"/>
               </w:rPr>
               <w:t>Why Mesh-Star Works Well</w:t>
             </w:r>
@@ -1669,12 +3003,36 @@
             </w:tcMar>
           </w:tcPr>
           <w:p>
-            <w:r>
-              <w:rPr>
-                <w:rFonts w:ascii="Roboto Mono" w:eastAsia="Roboto Mono" w:hAnsi="Roboto Mono"/>
-                <w:sz w:val="24"/>
-              </w:rPr>
-              <w:t>🏢 Enterprise buildings</w:t>
+            <w:pPr>
+              <w:spacing w:after="0" w:line="276" w:lineRule="auto"/>
+              <w:rPr>
+                <w:rFonts w:ascii="Arial" w:eastAsia="Arial" w:hAnsi="Arial" w:cs="Arial"/>
+                <w:kern w:val="0"/>
+                <w:sz w:val="22"/>
+                <w:szCs w:val="22"/>
+                <w:lang w:val="en"/>
+                <w14:ligatures w14:val="none"/>
+              </w:rPr>
+            </w:pPr>
+            <w:r>
+              <w:rPr>
+                <w:rFonts w:ascii="Segoe UI Emoji" w:eastAsia="Roboto Mono" w:hAnsi="Segoe UI Emoji" w:cs="Segoe UI Emoji"/>
+                <w:kern w:val="0"/>
+                <w:szCs w:val="22"/>
+                <w:lang w:val="en"/>
+                <w14:ligatures w14:val="none"/>
+              </w:rPr>
+              <w:t>🏢</w:t>
+            </w:r>
+            <w:r>
+              <w:rPr>
+                <w:rFonts w:ascii="Roboto Mono" w:eastAsia="Roboto Mono" w:hAnsi="Roboto Mono" w:cs="Arial"/>
+                <w:kern w:val="0"/>
+                <w:szCs w:val="22"/>
+                <w:lang w:val="en"/>
+                <w14:ligatures w14:val="none"/>
+              </w:rPr>
+              <w:t xml:space="preserve"> Enterprise buildings</w:t>
             </w:r>
           </w:p>
         </w:tc>
@@ -1695,10 +3053,24 @@
             </w:tcMar>
           </w:tcPr>
           <w:p>
-            <w:r>
-              <w:rPr>
-                <w:rFonts w:ascii="Roboto Mono" w:eastAsia="Roboto Mono" w:hAnsi="Roboto Mono"/>
-                <w:sz w:val="24"/>
+            <w:pPr>
+              <w:spacing w:after="0" w:line="276" w:lineRule="auto"/>
+              <w:rPr>
+                <w:rFonts w:ascii="Arial" w:eastAsia="Arial" w:hAnsi="Arial" w:cs="Arial"/>
+                <w:kern w:val="0"/>
+                <w:sz w:val="22"/>
+                <w:szCs w:val="22"/>
+                <w:lang w:val="en"/>
+                <w14:ligatures w14:val="none"/>
+              </w:rPr>
+            </w:pPr>
+            <w:r>
+              <w:rPr>
+                <w:rFonts w:ascii="Roboto Mono" w:eastAsia="Roboto Mono" w:hAnsi="Roboto Mono" w:cs="Arial"/>
+                <w:kern w:val="0"/>
+                <w:szCs w:val="22"/>
+                <w:lang w:val="en"/>
+                <w14:ligatures w14:val="none"/>
               </w:rPr>
               <w:t>Departments use star layout; backbone uses mesh</w:t>
             </w:r>
@@ -1726,12 +3098,36 @@
             </w:tcMar>
           </w:tcPr>
           <w:p>
-            <w:r>
-              <w:rPr>
-                <w:rFonts w:ascii="Roboto Mono" w:eastAsia="Roboto Mono" w:hAnsi="Roboto Mono"/>
-                <w:sz w:val="24"/>
-              </w:rPr>
-              <w:t>🏫 Universities/campuses</w:t>
+            <w:pPr>
+              <w:spacing w:after="0" w:line="276" w:lineRule="auto"/>
+              <w:rPr>
+                <w:rFonts w:ascii="Arial" w:eastAsia="Arial" w:hAnsi="Arial" w:cs="Arial"/>
+                <w:kern w:val="0"/>
+                <w:sz w:val="22"/>
+                <w:szCs w:val="22"/>
+                <w:lang w:val="en"/>
+                <w14:ligatures w14:val="none"/>
+              </w:rPr>
+            </w:pPr>
+            <w:r>
+              <w:rPr>
+                <w:rFonts w:ascii="Segoe UI Emoji" w:eastAsia="Roboto Mono" w:hAnsi="Segoe UI Emoji" w:cs="Segoe UI Emoji"/>
+                <w:kern w:val="0"/>
+                <w:szCs w:val="22"/>
+                <w:lang w:val="en"/>
+                <w14:ligatures w14:val="none"/>
+              </w:rPr>
+              <w:t>🏫</w:t>
+            </w:r>
+            <w:r>
+              <w:rPr>
+                <w:rFonts w:ascii="Roboto Mono" w:eastAsia="Roboto Mono" w:hAnsi="Roboto Mono" w:cs="Arial"/>
+                <w:kern w:val="0"/>
+                <w:szCs w:val="22"/>
+                <w:lang w:val="en"/>
+                <w14:ligatures w14:val="none"/>
+              </w:rPr>
+              <w:t xml:space="preserve"> Universities/campuses</w:t>
             </w:r>
           </w:p>
         </w:tc>
@@ -1752,10 +3148,24 @@
             </w:tcMar>
           </w:tcPr>
           <w:p>
-            <w:r>
-              <w:rPr>
-                <w:rFonts w:ascii="Roboto Mono" w:eastAsia="Roboto Mono" w:hAnsi="Roboto Mono"/>
-                <w:sz w:val="24"/>
+            <w:pPr>
+              <w:spacing w:after="0" w:line="276" w:lineRule="auto"/>
+              <w:rPr>
+                <w:rFonts w:ascii="Arial" w:eastAsia="Arial" w:hAnsi="Arial" w:cs="Arial"/>
+                <w:kern w:val="0"/>
+                <w:sz w:val="22"/>
+                <w:szCs w:val="22"/>
+                <w:lang w:val="en"/>
+                <w14:ligatures w14:val="none"/>
+              </w:rPr>
+            </w:pPr>
+            <w:r>
+              <w:rPr>
+                <w:rFonts w:ascii="Roboto Mono" w:eastAsia="Roboto Mono" w:hAnsi="Roboto Mono" w:cs="Arial"/>
+                <w:kern w:val="0"/>
+                <w:szCs w:val="22"/>
+                <w:lang w:val="en"/>
+                <w14:ligatures w14:val="none"/>
               </w:rPr>
               <w:t>Classrooms connect to mesh-connected core switches</w:t>
             </w:r>
@@ -1783,12 +3193,36 @@
             </w:tcMar>
           </w:tcPr>
           <w:p>
-            <w:r>
-              <w:rPr>
-                <w:rFonts w:ascii="Roboto Mono" w:eastAsia="Roboto Mono" w:hAnsi="Roboto Mono"/>
-                <w:sz w:val="24"/>
-              </w:rPr>
-              <w:t>🏬 Retail or branch offices</w:t>
+            <w:pPr>
+              <w:spacing w:after="0" w:line="276" w:lineRule="auto"/>
+              <w:rPr>
+                <w:rFonts w:ascii="Arial" w:eastAsia="Arial" w:hAnsi="Arial" w:cs="Arial"/>
+                <w:kern w:val="0"/>
+                <w:sz w:val="22"/>
+                <w:szCs w:val="22"/>
+                <w:lang w:val="en"/>
+                <w14:ligatures w14:val="none"/>
+              </w:rPr>
+            </w:pPr>
+            <w:r>
+              <w:rPr>
+                <w:rFonts w:ascii="Segoe UI Emoji" w:eastAsia="Roboto Mono" w:hAnsi="Segoe UI Emoji" w:cs="Segoe UI Emoji"/>
+                <w:kern w:val="0"/>
+                <w:szCs w:val="22"/>
+                <w:lang w:val="en"/>
+                <w14:ligatures w14:val="none"/>
+              </w:rPr>
+              <w:t>🏬</w:t>
+            </w:r>
+            <w:r>
+              <w:rPr>
+                <w:rFonts w:ascii="Roboto Mono" w:eastAsia="Roboto Mono" w:hAnsi="Roboto Mono" w:cs="Arial"/>
+                <w:kern w:val="0"/>
+                <w:szCs w:val="22"/>
+                <w:lang w:val="en"/>
+                <w14:ligatures w14:val="none"/>
+              </w:rPr>
+              <w:t xml:space="preserve"> Retail or branch offices</w:t>
             </w:r>
           </w:p>
         </w:tc>
@@ -1809,10 +3243,24 @@
             </w:tcMar>
           </w:tcPr>
           <w:p>
-            <w:r>
-              <w:rPr>
-                <w:rFonts w:ascii="Roboto Mono" w:eastAsia="Roboto Mono" w:hAnsi="Roboto Mono"/>
-                <w:sz w:val="24"/>
+            <w:pPr>
+              <w:spacing w:after="0" w:line="276" w:lineRule="auto"/>
+              <w:rPr>
+                <w:rFonts w:ascii="Arial" w:eastAsia="Arial" w:hAnsi="Arial" w:cs="Arial"/>
+                <w:kern w:val="0"/>
+                <w:sz w:val="22"/>
+                <w:szCs w:val="22"/>
+                <w:lang w:val="en"/>
+                <w14:ligatures w14:val="none"/>
+              </w:rPr>
+            </w:pPr>
+            <w:r>
+              <w:rPr>
+                <w:rFonts w:ascii="Roboto Mono" w:eastAsia="Roboto Mono" w:hAnsi="Roboto Mono" w:cs="Arial"/>
+                <w:kern w:val="0"/>
+                <w:szCs w:val="22"/>
+                <w:lang w:val="en"/>
+                <w14:ligatures w14:val="none"/>
               </w:rPr>
               <w:t>Each branch is star-connected to a mesh backbone</w:t>
             </w:r>
@@ -1821,80 +3269,181 @@
       </w:tr>
     </w:tbl>
     <w:p>
-      <w:r>
-        <w:rPr>
-          <w:rFonts w:ascii="Roboto Mono" w:eastAsia="Roboto Mono" w:hAnsi="Roboto Mono"/>
-          <w:sz w:val="24"/>
-        </w:rPr>
-        <w:pict w14:anchorId="13D8BFE5">
+      <w:pPr>
+        <w:spacing w:after="0" w:line="276" w:lineRule="auto"/>
+        <w:rPr>
+          <w:rFonts w:ascii="Arial" w:eastAsia="Arial" w:hAnsi="Arial" w:cs="Arial"/>
+          <w:kern w:val="0"/>
+          <w:sz w:val="22"/>
+          <w:szCs w:val="22"/>
+          <w:lang w:val="en"/>
+          <w14:ligatures w14:val="none"/>
+        </w:rPr>
+      </w:pPr>
+      <w:r>
+        <w:rPr>
+          <w:rFonts w:ascii="Roboto Mono" w:eastAsia="Roboto Mono" w:hAnsi="Roboto Mono" w:cs="Arial"/>
+          <w:kern w:val="0"/>
+          <w:szCs w:val="22"/>
+          <w:lang w:val="en"/>
+          <w14:ligatures w14:val="none"/>
+        </w:rPr>
+        <w:pict w14:anchorId="49645EEB">
           <v:rect id="_x0000_i1030" style="width:0;height:1.5pt" o:hralign="center" o:hrstd="t" o:hr="t" fillcolor="#a0a0a0" stroked="f"/>
         </w:pict>
       </w:r>
     </w:p>
     <w:p>
       <w:pPr>
-        <w:pStyle w:val="Heading2"/>
-        <w:keepNext w:val="0"/>
-        <w:keepLines w:val="0"/>
-        <w:rPr>
+        <w:spacing w:before="160" w:after="80" w:line="276" w:lineRule="auto"/>
+        <w:outlineLvl w:val="1"/>
+        <w:rPr>
+          <w:rFonts w:asciiTheme="majorHAnsi" w:eastAsiaTheme="majorEastAsia" w:hAnsiTheme="majorHAnsi" w:cstheme="majorBidi"/>
           <w:b/>
           <w:bCs/>
+          <w:color w:val="2F5496" w:themeColor="accent1" w:themeShade="BF"/>
+          <w:kern w:val="0"/>
           <w:sz w:val="34"/>
           <w:szCs w:val="34"/>
+          <w:lang w:val="en"/>
+          <w14:ligatures w14:val="none"/>
         </w:rPr>
       </w:pPr>
       <w:bookmarkStart w:id="6" w:name="_phmoed3euz8n" w:colFirst="0" w:colLast="0"/>
       <w:bookmarkEnd w:id="6"/>
       <w:r>
         <w:rPr>
-          <w:rFonts w:ascii="Arial Unicode MS" w:eastAsia="Arial Unicode MS" w:hAnsi="Arial Unicode MS" w:cs="Arial Unicode MS"/>
+          <w:rFonts w:ascii="Segoe UI Emoji" w:eastAsia="Arial Unicode MS" w:hAnsi="Segoe UI Emoji" w:cs="Segoe UI Emoji"/>
           <w:b/>
           <w:bCs/>
+          <w:color w:val="2F5496" w:themeColor="accent1" w:themeShade="BF"/>
+          <w:kern w:val="0"/>
           <w:sz w:val="34"/>
           <w:szCs w:val="34"/>
-        </w:rPr>
-        <w:t>✅ Summary</w:t>
+          <w:lang w:val="en"/>
+          <w14:ligatures w14:val="none"/>
+        </w:rPr>
+        <w:t>✅</w:t>
+      </w:r>
+      <w:r>
+        <w:rPr>
+          <w:rFonts w:ascii="Arial Unicode MS" w:eastAsia="Arial Unicode MS" w:hAnsi="Arial Unicode MS" w:cs="Arial Unicode MS"/>
+          <w:b/>
+          <w:bCs/>
+          <w:color w:val="2F5496" w:themeColor="accent1" w:themeShade="BF"/>
+          <w:kern w:val="0"/>
+          <w:sz w:val="34"/>
+          <w:szCs w:val="34"/>
+          <w:lang w:val="en"/>
+          <w14:ligatures w14:val="none"/>
+        </w:rPr>
+        <w:t xml:space="preserve"> Summary</w:t>
       </w:r>
     </w:p>
     <w:p>
       <w:pPr>
-        <w:spacing w:before="240" w:after="240"/>
-        <w:rPr>
+        <w:spacing w:before="240" w:after="240" w:line="276" w:lineRule="auto"/>
+        <w:rPr>
+          <w:rFonts w:ascii="Arial" w:eastAsia="Arial" w:hAnsi="Arial" w:cs="Arial"/>
           <w:b/>
           <w:bCs/>
+          <w:kern w:val="0"/>
           <w:sz w:val="14"/>
           <w:szCs w:val="14"/>
           <w:shd w:val="clear" w:color="auto" w:fill="B7B7B7"/>
+          <w:lang w:val="en"/>
+          <w14:ligatures w14:val="none"/>
         </w:rPr>
       </w:pPr>
       <w:r>
         <w:rPr>
-          <w:b/>
+          <w:rFonts w:ascii="Arial" w:eastAsia="Arial" w:hAnsi="Arial" w:cs="Arial"/>
+          <w:b/>
+          <w:kern w:val="0"/>
+          <w:sz w:val="22"/>
+          <w:szCs w:val="22"/>
           <w:highlight w:val="darkGray"/>
+          <w:lang w:val="en"/>
+          <w14:ligatures w14:val="none"/>
         </w:rPr>
         <w:t># Source</w:t>
       </w:r>
       <w:r>
         <w:rPr>
+          <w:rFonts w:ascii="Arial" w:eastAsia="Arial" w:hAnsi="Arial" w:cs="Arial"/>
+          <w:kern w:val="0"/>
+          <w:sz w:val="22"/>
+          <w:szCs w:val="22"/>
           <w:highlight w:val="darkGray"/>
+          <w:lang w:val="en"/>
+          <w14:ligatures w14:val="none"/>
         </w:rPr>
         <w:t xml:space="preserve">: </w:t>
       </w:r>
       <w:r>
         <w:rPr>
-          <w:b/>
+          <w:rFonts w:ascii="Arial" w:eastAsia="Arial" w:hAnsi="Arial" w:cs="Arial"/>
+          <w:b/>
+          <w:kern w:val="0"/>
+          <w:sz w:val="22"/>
+          <w:szCs w:val="22"/>
           <w:highlight w:val="darkGray"/>
-        </w:rPr>
-        <w:t>Chatgpt (GPT‑5 Mini) at [12/18/2025]</w:t>
+          <w:lang w:val="en"/>
+          <w14:ligatures w14:val="none"/>
+        </w:rPr>
+        <w:t>Chatgpt (GPT</w:t>
+      </w:r>
+      <w:r>
+        <w:rPr>
+          <w:rFonts w:ascii="Cambria Math" w:eastAsia="Arial" w:hAnsi="Cambria Math" w:cs="Cambria Math"/>
+          <w:b/>
+          <w:kern w:val="0"/>
+          <w:sz w:val="22"/>
+          <w:szCs w:val="22"/>
+          <w:highlight w:val="darkGray"/>
+          <w:lang w:val="en"/>
+          <w14:ligatures w14:val="none"/>
+        </w:rPr>
+        <w:t>‑</w:t>
+      </w:r>
+      <w:r>
+        <w:rPr>
+          <w:rFonts w:ascii="Arial" w:eastAsia="Arial" w:hAnsi="Arial" w:cs="Arial"/>
+          <w:b/>
+          <w:kern w:val="0"/>
+          <w:sz w:val="22"/>
+          <w:szCs w:val="22"/>
+          <w:highlight w:val="darkGray"/>
+          <w:lang w:val="en"/>
+          <w14:ligatures w14:val="none"/>
+        </w:rPr>
+        <w:t>5 Mini) at [12/18/2025]</w:t>
       </w:r>
     </w:p>
     <w:p>
-      <w:r>
-        <w:rPr>
+      <w:pPr>
+        <w:spacing w:after="0" w:line="276" w:lineRule="auto"/>
+        <w:rPr>
+          <w:rFonts w:ascii="Arial" w:eastAsia="Arial" w:hAnsi="Arial" w:cs="Arial"/>
+          <w:kern w:val="0"/>
+          <w:sz w:val="22"/>
+          <w:szCs w:val="22"/>
+          <w:lang w:val="en"/>
+          <w14:ligatures w14:val="none"/>
+        </w:rPr>
+      </w:pPr>
+      <w:r>
+        <w:rPr>
+          <w:rFonts w:ascii="Arial" w:eastAsia="Arial" w:hAnsi="Arial" w:cs="Arial"/>
           <w:noProof/>
+          <w:kern w:val="0"/>
+          <w:sz w:val="22"/>
+          <w:szCs w:val="22"/>
+          <w:lang w:val="en"/>
+          <w14:ligatures w14:val="none"/>
         </w:rPr>
         <w:drawing>
-          <wp:inline distT="114300" distB="114300" distL="114300" distR="114300" wp14:anchorId="541438F9" wp14:editId="26DA87EB">
+          <wp:inline distT="114300" distB="114300" distL="114300" distR="114300" wp14:anchorId="5AD84F26" wp14:editId="37615353">
             <wp:extent cx="5943600" cy="1612900"/>
             <wp:effectExtent l="0" t="0" r="0" b="0"/>
             <wp:docPr id="3" name="image5.png"/>
@@ -1970,14 +3519,26 @@
           </w:tcPr>
           <w:p>
             <w:pPr>
+              <w:spacing w:after="0" w:line="276" w:lineRule="auto"/>
               <w:jc w:val="center"/>
+              <w:rPr>
+                <w:rFonts w:ascii="Arial" w:eastAsia="Arial" w:hAnsi="Arial" w:cs="Arial"/>
+                <w:kern w:val="0"/>
+                <w:sz w:val="22"/>
+                <w:szCs w:val="22"/>
+                <w:lang w:val="en"/>
+                <w14:ligatures w14:val="none"/>
+              </w:rPr>
             </w:pPr>
             <w:r>
               <w:rPr>
-                <w:rFonts w:ascii="Roboto Mono" w:eastAsia="Roboto Mono" w:hAnsi="Roboto Mono"/>
+                <w:rFonts w:ascii="Roboto Mono" w:eastAsia="Roboto Mono" w:hAnsi="Roboto Mono" w:cs="Arial"/>
                 <w:b/>
                 <w:bCs/>
-                <w:sz w:val="24"/>
+                <w:kern w:val="0"/>
+                <w:szCs w:val="22"/>
+                <w:lang w:val="en"/>
+                <w14:ligatures w14:val="none"/>
               </w:rPr>
               <w:t>Attribute</w:t>
             </w:r>
@@ -2001,14 +3562,26 @@
           </w:tcPr>
           <w:p>
             <w:pPr>
+              <w:spacing w:after="0" w:line="276" w:lineRule="auto"/>
               <w:jc w:val="center"/>
+              <w:rPr>
+                <w:rFonts w:ascii="Arial" w:eastAsia="Arial" w:hAnsi="Arial" w:cs="Arial"/>
+                <w:kern w:val="0"/>
+                <w:sz w:val="22"/>
+                <w:szCs w:val="22"/>
+                <w:lang w:val="en"/>
+                <w14:ligatures w14:val="none"/>
+              </w:rPr>
             </w:pPr>
             <w:r>
               <w:rPr>
-                <w:rFonts w:ascii="Roboto Mono" w:eastAsia="Roboto Mono" w:hAnsi="Roboto Mono"/>
+                <w:rFonts w:ascii="Roboto Mono" w:eastAsia="Roboto Mono" w:hAnsi="Roboto Mono" w:cs="Arial"/>
                 <w:b/>
                 <w:bCs/>
-                <w:sz w:val="24"/>
+                <w:kern w:val="0"/>
+                <w:szCs w:val="22"/>
+                <w:lang w:val="en"/>
+                <w14:ligatures w14:val="none"/>
               </w:rPr>
               <w:t>Mesh-Star Topology</w:t>
             </w:r>
@@ -2036,12 +3609,26 @@
             </w:tcMar>
           </w:tcPr>
           <w:p>
-            <w:r>
-              <w:rPr>
-                <w:rFonts w:ascii="Roboto Mono" w:eastAsia="Roboto Mono" w:hAnsi="Roboto Mono"/>
+            <w:pPr>
+              <w:spacing w:after="0" w:line="276" w:lineRule="auto"/>
+              <w:rPr>
+                <w:rFonts w:ascii="Arial" w:eastAsia="Arial" w:hAnsi="Arial" w:cs="Arial"/>
+                <w:kern w:val="0"/>
+                <w:sz w:val="22"/>
+                <w:szCs w:val="22"/>
+                <w:lang w:val="en"/>
+                <w14:ligatures w14:val="none"/>
+              </w:rPr>
+            </w:pPr>
+            <w:r>
+              <w:rPr>
+                <w:rFonts w:ascii="Roboto Mono" w:eastAsia="Roboto Mono" w:hAnsi="Roboto Mono" w:cs="Arial"/>
                 <w:b/>
                 <w:bCs/>
-                <w:sz w:val="24"/>
+                <w:kern w:val="0"/>
+                <w:szCs w:val="22"/>
+                <w:lang w:val="en"/>
+                <w14:ligatures w14:val="none"/>
               </w:rPr>
               <w:t>Hybrid of</w:t>
             </w:r>
@@ -2064,10 +3651,24 @@
             </w:tcMar>
           </w:tcPr>
           <w:p>
-            <w:r>
-              <w:rPr>
-                <w:rFonts w:ascii="Roboto Mono" w:eastAsia="Roboto Mono" w:hAnsi="Roboto Mono"/>
-                <w:sz w:val="24"/>
+            <w:pPr>
+              <w:spacing w:after="0" w:line="276" w:lineRule="auto"/>
+              <w:rPr>
+                <w:rFonts w:ascii="Arial" w:eastAsia="Arial" w:hAnsi="Arial" w:cs="Arial"/>
+                <w:kern w:val="0"/>
+                <w:sz w:val="22"/>
+                <w:szCs w:val="22"/>
+                <w:lang w:val="en"/>
+                <w14:ligatures w14:val="none"/>
+              </w:rPr>
+            </w:pPr>
+            <w:r>
+              <w:rPr>
+                <w:rFonts w:ascii="Roboto Mono" w:eastAsia="Roboto Mono" w:hAnsi="Roboto Mono" w:cs="Arial"/>
+                <w:kern w:val="0"/>
+                <w:szCs w:val="22"/>
+                <w:lang w:val="en"/>
+                <w14:ligatures w14:val="none"/>
               </w:rPr>
               <w:t>Mesh (core) + Star (access)</w:t>
             </w:r>
@@ -2095,12 +3696,26 @@
             </w:tcMar>
           </w:tcPr>
           <w:p>
-            <w:r>
-              <w:rPr>
-                <w:rFonts w:ascii="Roboto Mono" w:eastAsia="Roboto Mono" w:hAnsi="Roboto Mono"/>
+            <w:pPr>
+              <w:spacing w:after="0" w:line="276" w:lineRule="auto"/>
+              <w:rPr>
+                <w:rFonts w:ascii="Arial" w:eastAsia="Arial" w:hAnsi="Arial" w:cs="Arial"/>
+                <w:kern w:val="0"/>
+                <w:sz w:val="22"/>
+                <w:szCs w:val="22"/>
+                <w:lang w:val="en"/>
+                <w14:ligatures w14:val="none"/>
+              </w:rPr>
+            </w:pPr>
+            <w:r>
+              <w:rPr>
+                <w:rFonts w:ascii="Roboto Mono" w:eastAsia="Roboto Mono" w:hAnsi="Roboto Mono" w:cs="Arial"/>
                 <w:b/>
                 <w:bCs/>
-                <w:sz w:val="24"/>
+                <w:kern w:val="0"/>
+                <w:szCs w:val="22"/>
+                <w:lang w:val="en"/>
+                <w14:ligatures w14:val="none"/>
               </w:rPr>
               <w:t>Redundancy</w:t>
             </w:r>
@@ -2123,10 +3738,24 @@
             </w:tcMar>
           </w:tcPr>
           <w:p>
-            <w:r>
-              <w:rPr>
-                <w:rFonts w:ascii="Roboto Mono" w:eastAsia="Roboto Mono" w:hAnsi="Roboto Mono"/>
-                <w:sz w:val="24"/>
+            <w:pPr>
+              <w:spacing w:after="0" w:line="276" w:lineRule="auto"/>
+              <w:rPr>
+                <w:rFonts w:ascii="Arial" w:eastAsia="Arial" w:hAnsi="Arial" w:cs="Arial"/>
+                <w:kern w:val="0"/>
+                <w:sz w:val="22"/>
+                <w:szCs w:val="22"/>
+                <w:lang w:val="en"/>
+                <w14:ligatures w14:val="none"/>
+              </w:rPr>
+            </w:pPr>
+            <w:r>
+              <w:rPr>
+                <w:rFonts w:ascii="Roboto Mono" w:eastAsia="Roboto Mono" w:hAnsi="Roboto Mono" w:cs="Arial"/>
+                <w:kern w:val="0"/>
+                <w:szCs w:val="22"/>
+                <w:lang w:val="en"/>
+                <w14:ligatures w14:val="none"/>
               </w:rPr>
               <w:t>High (mesh backbone)</w:t>
             </w:r>
@@ -2154,12 +3783,26 @@
             </w:tcMar>
           </w:tcPr>
           <w:p>
-            <w:r>
-              <w:rPr>
-                <w:rFonts w:ascii="Roboto Mono" w:eastAsia="Roboto Mono" w:hAnsi="Roboto Mono"/>
+            <w:pPr>
+              <w:spacing w:after="0" w:line="276" w:lineRule="auto"/>
+              <w:rPr>
+                <w:rFonts w:ascii="Arial" w:eastAsia="Arial" w:hAnsi="Arial" w:cs="Arial"/>
+                <w:kern w:val="0"/>
+                <w:sz w:val="22"/>
+                <w:szCs w:val="22"/>
+                <w:lang w:val="en"/>
+                <w14:ligatures w14:val="none"/>
+              </w:rPr>
+            </w:pPr>
+            <w:r>
+              <w:rPr>
+                <w:rFonts w:ascii="Roboto Mono" w:eastAsia="Roboto Mono" w:hAnsi="Roboto Mono" w:cs="Arial"/>
                 <w:b/>
                 <w:bCs/>
-                <w:sz w:val="24"/>
+                <w:kern w:val="0"/>
+                <w:szCs w:val="22"/>
+                <w:lang w:val="en"/>
+                <w14:ligatures w14:val="none"/>
               </w:rPr>
               <w:t>Scalability</w:t>
             </w:r>
@@ -2182,10 +3825,24 @@
             </w:tcMar>
           </w:tcPr>
           <w:p>
-            <w:r>
-              <w:rPr>
-                <w:rFonts w:ascii="Roboto Mono" w:eastAsia="Roboto Mono" w:hAnsi="Roboto Mono"/>
-                <w:sz w:val="24"/>
+            <w:pPr>
+              <w:spacing w:after="0" w:line="276" w:lineRule="auto"/>
+              <w:rPr>
+                <w:rFonts w:ascii="Arial" w:eastAsia="Arial" w:hAnsi="Arial" w:cs="Arial"/>
+                <w:kern w:val="0"/>
+                <w:sz w:val="22"/>
+                <w:szCs w:val="22"/>
+                <w:lang w:val="en"/>
+                <w14:ligatures w14:val="none"/>
+              </w:rPr>
+            </w:pPr>
+            <w:r>
+              <w:rPr>
+                <w:rFonts w:ascii="Roboto Mono" w:eastAsia="Roboto Mono" w:hAnsi="Roboto Mono" w:cs="Arial"/>
+                <w:kern w:val="0"/>
+                <w:szCs w:val="22"/>
+                <w:lang w:val="en"/>
+                <w14:ligatures w14:val="none"/>
               </w:rPr>
               <w:t>Good — new stars can be added easily</w:t>
             </w:r>
@@ -2213,12 +3870,26 @@
             </w:tcMar>
           </w:tcPr>
           <w:p>
-            <w:r>
-              <w:rPr>
-                <w:rFonts w:ascii="Roboto Mono" w:eastAsia="Roboto Mono" w:hAnsi="Roboto Mono"/>
+            <w:pPr>
+              <w:spacing w:after="0" w:line="276" w:lineRule="auto"/>
+              <w:rPr>
+                <w:rFonts w:ascii="Arial" w:eastAsia="Arial" w:hAnsi="Arial" w:cs="Arial"/>
+                <w:kern w:val="0"/>
+                <w:sz w:val="22"/>
+                <w:szCs w:val="22"/>
+                <w:lang w:val="en"/>
+                <w14:ligatures w14:val="none"/>
+              </w:rPr>
+            </w:pPr>
+            <w:r>
+              <w:rPr>
+                <w:rFonts w:ascii="Roboto Mono" w:eastAsia="Roboto Mono" w:hAnsi="Roboto Mono" w:cs="Arial"/>
                 <w:b/>
                 <w:bCs/>
-                <w:sz w:val="24"/>
+                <w:kern w:val="0"/>
+                <w:szCs w:val="22"/>
+                <w:lang w:val="en"/>
+                <w14:ligatures w14:val="none"/>
               </w:rPr>
               <w:t>Use Case</w:t>
             </w:r>
@@ -2241,10 +3912,24 @@
             </w:tcMar>
           </w:tcPr>
           <w:p>
-            <w:r>
-              <w:rPr>
-                <w:rFonts w:ascii="Roboto Mono" w:eastAsia="Roboto Mono" w:hAnsi="Roboto Mono"/>
-                <w:sz w:val="24"/>
+            <w:pPr>
+              <w:spacing w:after="0" w:line="276" w:lineRule="auto"/>
+              <w:rPr>
+                <w:rFonts w:ascii="Arial" w:eastAsia="Arial" w:hAnsi="Arial" w:cs="Arial"/>
+                <w:kern w:val="0"/>
+                <w:sz w:val="22"/>
+                <w:szCs w:val="22"/>
+                <w:lang w:val="en"/>
+                <w14:ligatures w14:val="none"/>
+              </w:rPr>
+            </w:pPr>
+            <w:r>
+              <w:rPr>
+                <w:rFonts w:ascii="Roboto Mono" w:eastAsia="Roboto Mono" w:hAnsi="Roboto Mono" w:cs="Arial"/>
+                <w:kern w:val="0"/>
+                <w:szCs w:val="22"/>
+                <w:lang w:val="en"/>
+                <w14:ligatures w14:val="none"/>
               </w:rPr>
               <w:t>Large, high-performance, fault-tolerant LANs</w:t>
             </w:r>
@@ -2253,18 +3938,56 @@
       </w:tr>
     </w:tbl>
     <w:p>
-      <w:r>
-        <w:rPr>
-          <w:rFonts w:ascii="Roboto Mono" w:eastAsia="Roboto Mono" w:hAnsi="Roboto Mono"/>
-          <w:sz w:val="24"/>
-        </w:rPr>
-        <w:lastRenderedPageBreak/>
-        <w:pict w14:anchorId="7D46621E">
+      <w:pPr>
+        <w:spacing w:after="0" w:line="276" w:lineRule="auto"/>
+        <w:rPr>
+          <w:rFonts w:ascii="Arial" w:eastAsia="Arial" w:hAnsi="Arial" w:cs="Arial"/>
+          <w:kern w:val="0"/>
+          <w:sz w:val="22"/>
+          <w:szCs w:val="22"/>
+          <w:lang w:val="en"/>
+          <w14:ligatures w14:val="none"/>
+        </w:rPr>
+      </w:pPr>
+      <w:r>
+        <w:rPr>
+          <w:rFonts w:ascii="Roboto Mono" w:eastAsia="Roboto Mono" w:hAnsi="Roboto Mono" w:cs="Arial"/>
+          <w:kern w:val="0"/>
+          <w:szCs w:val="22"/>
+          <w:lang w:val="en"/>
+          <w14:ligatures w14:val="none"/>
+        </w:rPr>
+        <w:pict w14:anchorId="2A9A3E41">
           <v:rect id="_x0000_i1031" style="width:0;height:1.5pt" o:hralign="center" o:hrstd="t" o:hr="t" fillcolor="#a0a0a0" stroked="f"/>
         </w:pict>
       </w:r>
     </w:p>
-    <w:p/>
+    <w:p>
+      <w:pPr>
+        <w:spacing w:after="0" w:line="276" w:lineRule="auto"/>
+        <w:rPr>
+          <w:rFonts w:ascii="Arial" w:eastAsia="Arial" w:hAnsi="Arial" w:cs="Arial"/>
+          <w:kern w:val="0"/>
+          <w:sz w:val="22"/>
+          <w:szCs w:val="22"/>
+          <w:lang w:val="en"/>
+          <w14:ligatures w14:val="none"/>
+        </w:rPr>
+      </w:pPr>
+    </w:p>
+    <w:p>
+      <w:pPr>
+        <w:spacing w:after="0" w:line="276" w:lineRule="auto"/>
+        <w:rPr>
+          <w:rFonts w:ascii="Arial" w:eastAsia="Arial" w:hAnsi="Arial" w:cs="Arial"/>
+          <w:kern w:val="0"/>
+          <w:sz w:val="22"/>
+          <w:szCs w:val="22"/>
+          <w:lang w:val="en"/>
+          <w14:ligatures w14:val="none"/>
+        </w:rPr>
+      </w:pPr>
+    </w:p>
     <w:p/>
     <w:sectPr>
       <w:pgSz w:w="12240" w:h="15840"/>
@@ -2797,18 +4520,6 @@
   <w:style w:type="paragraph" w:default="1" w:styleId="Normal">
     <w:name w:val="Normal"/>
     <w:qFormat/>
-    <w:rsid w:val="002136E4"/>
-    <w:pPr>
-      <w:spacing w:after="0" w:line="276" w:lineRule="auto"/>
-    </w:pPr>
-    <w:rPr>
-      <w:rFonts w:ascii="Arial" w:eastAsia="Arial" w:hAnsi="Arial" w:cs="Arial"/>
-      <w:kern w:val="0"/>
-      <w:sz w:val="22"/>
-      <w:szCs w:val="22"/>
-      <w:lang w:val="en"/>
-      <w14:ligatures w14:val="none"/>
-    </w:rPr>
   </w:style>
   <w:style w:type="paragraph" w:styleId="Heading1">
     <w:name w:val="heading 1"/>
@@ -2817,7 +4528,7 @@
     <w:link w:val="Heading1Char"/>
     <w:uiPriority w:val="9"/>
     <w:qFormat/>
-    <w:rsid w:val="00FB46FF"/>
+    <w:rsid w:val="003A385D"/>
     <w:pPr>
       <w:keepNext/>
       <w:keepLines/>
@@ -2837,9 +4548,10 @@
     <w:next w:val="Normal"/>
     <w:link w:val="Heading2Char"/>
     <w:uiPriority w:val="9"/>
+    <w:semiHidden/>
     <w:unhideWhenUsed/>
     <w:qFormat/>
-    <w:rsid w:val="00FB46FF"/>
+    <w:rsid w:val="003A385D"/>
     <w:pPr>
       <w:keepNext/>
       <w:keepLines/>
@@ -2862,7 +4574,7 @@
     <w:semiHidden/>
     <w:unhideWhenUsed/>
     <w:qFormat/>
-    <w:rsid w:val="00FB46FF"/>
+    <w:rsid w:val="003A385D"/>
     <w:pPr>
       <w:keepNext/>
       <w:keepLines/>
@@ -2885,7 +4597,7 @@
     <w:semiHidden/>
     <w:unhideWhenUsed/>
     <w:qFormat/>
-    <w:rsid w:val="00FB46FF"/>
+    <w:rsid w:val="003A385D"/>
     <w:pPr>
       <w:keepNext/>
       <w:keepLines/>
@@ -2908,7 +4620,7 @@
     <w:semiHidden/>
     <w:unhideWhenUsed/>
     <w:qFormat/>
-    <w:rsid w:val="00FB46FF"/>
+    <w:rsid w:val="003A385D"/>
     <w:pPr>
       <w:keepNext/>
       <w:keepLines/>
@@ -2929,11 +4641,11 @@
     <w:semiHidden/>
     <w:unhideWhenUsed/>
     <w:qFormat/>
-    <w:rsid w:val="00FB46FF"/>
+    <w:rsid w:val="003A385D"/>
     <w:pPr>
       <w:keepNext/>
       <w:keepLines/>
-      <w:spacing w:before="40"/>
+      <w:spacing w:before="40" w:after="0"/>
       <w:outlineLvl w:val="5"/>
     </w:pPr>
     <w:rPr>
@@ -2952,11 +4664,11 @@
     <w:semiHidden/>
     <w:unhideWhenUsed/>
     <w:qFormat/>
-    <w:rsid w:val="00FB46FF"/>
+    <w:rsid w:val="003A385D"/>
     <w:pPr>
       <w:keepNext/>
       <w:keepLines/>
-      <w:spacing w:before="40"/>
+      <w:spacing w:before="40" w:after="0"/>
       <w:outlineLvl w:val="6"/>
     </w:pPr>
     <w:rPr>
@@ -2973,10 +4685,11 @@
     <w:semiHidden/>
     <w:unhideWhenUsed/>
     <w:qFormat/>
-    <w:rsid w:val="00FB46FF"/>
+    <w:rsid w:val="003A385D"/>
     <w:pPr>
       <w:keepNext/>
       <w:keepLines/>
+      <w:spacing w:after="0"/>
       <w:outlineLvl w:val="7"/>
     </w:pPr>
     <w:rPr>
@@ -2995,10 +4708,11 @@
     <w:semiHidden/>
     <w:unhideWhenUsed/>
     <w:qFormat/>
-    <w:rsid w:val="00FB46FF"/>
+    <w:rsid w:val="003A385D"/>
     <w:pPr>
       <w:keepNext/>
       <w:keepLines/>
+      <w:spacing w:after="0"/>
       <w:outlineLvl w:val="8"/>
     </w:pPr>
     <w:rPr>
@@ -3038,7 +4752,7 @@
     <w:basedOn w:val="DefaultParagraphFont"/>
     <w:link w:val="Heading1"/>
     <w:uiPriority w:val="9"/>
-    <w:rsid w:val="00FB46FF"/>
+    <w:rsid w:val="003A385D"/>
     <w:rPr>
       <w:rFonts w:asciiTheme="majorHAnsi" w:eastAsiaTheme="majorEastAsia" w:hAnsiTheme="majorHAnsi" w:cstheme="majorBidi"/>
       <w:color w:val="2F5496" w:themeColor="accent1" w:themeShade="BF"/>
@@ -3051,7 +4765,8 @@
     <w:basedOn w:val="DefaultParagraphFont"/>
     <w:link w:val="Heading2"/>
     <w:uiPriority w:val="9"/>
-    <w:rsid w:val="00FB46FF"/>
+    <w:semiHidden/>
+    <w:rsid w:val="003A385D"/>
     <w:rPr>
       <w:rFonts w:asciiTheme="majorHAnsi" w:eastAsiaTheme="majorEastAsia" w:hAnsiTheme="majorHAnsi" w:cstheme="majorBidi"/>
       <w:color w:val="2F5496" w:themeColor="accent1" w:themeShade="BF"/>
@@ -3065,7 +4780,7 @@
     <w:link w:val="Heading3"/>
     <w:uiPriority w:val="9"/>
     <w:semiHidden/>
-    <w:rsid w:val="00FB46FF"/>
+    <w:rsid w:val="003A385D"/>
     <w:rPr>
       <w:rFonts w:eastAsiaTheme="majorEastAsia" w:cstheme="majorBidi"/>
       <w:color w:val="2F5496" w:themeColor="accent1" w:themeShade="BF"/>
@@ -3079,7 +4794,7 @@
     <w:link w:val="Heading4"/>
     <w:uiPriority w:val="9"/>
     <w:semiHidden/>
-    <w:rsid w:val="00FB46FF"/>
+    <w:rsid w:val="003A385D"/>
     <w:rPr>
       <w:rFonts w:eastAsiaTheme="majorEastAsia" w:cstheme="majorBidi"/>
       <w:i/>
@@ -3093,7 +4808,7 @@
     <w:link w:val="Heading5"/>
     <w:uiPriority w:val="9"/>
     <w:semiHidden/>
-    <w:rsid w:val="00FB46FF"/>
+    <w:rsid w:val="003A385D"/>
     <w:rPr>
       <w:rFonts w:eastAsiaTheme="majorEastAsia" w:cstheme="majorBidi"/>
       <w:color w:val="2F5496" w:themeColor="accent1" w:themeShade="BF"/>
@@ -3105,7 +4820,7 @@
     <w:link w:val="Heading6"/>
     <w:uiPriority w:val="9"/>
     <w:semiHidden/>
-    <w:rsid w:val="00FB46FF"/>
+    <w:rsid w:val="003A385D"/>
     <w:rPr>
       <w:rFonts w:eastAsiaTheme="majorEastAsia" w:cstheme="majorBidi"/>
       <w:i/>
@@ -3119,7 +4834,7 @@
     <w:link w:val="Heading7"/>
     <w:uiPriority w:val="9"/>
     <w:semiHidden/>
-    <w:rsid w:val="00FB46FF"/>
+    <w:rsid w:val="003A385D"/>
     <w:rPr>
       <w:rFonts w:eastAsiaTheme="majorEastAsia" w:cstheme="majorBidi"/>
       <w:color w:val="595959" w:themeColor="text1" w:themeTint="A6"/>
@@ -3131,7 +4846,7 @@
     <w:link w:val="Heading8"/>
     <w:uiPriority w:val="9"/>
     <w:semiHidden/>
-    <w:rsid w:val="00FB46FF"/>
+    <w:rsid w:val="003A385D"/>
     <w:rPr>
       <w:rFonts w:eastAsiaTheme="majorEastAsia" w:cstheme="majorBidi"/>
       <w:i/>
@@ -3145,7 +4860,7 @@
     <w:link w:val="Heading9"/>
     <w:uiPriority w:val="9"/>
     <w:semiHidden/>
-    <w:rsid w:val="00FB46FF"/>
+    <w:rsid w:val="003A385D"/>
     <w:rPr>
       <w:rFonts w:eastAsiaTheme="majorEastAsia" w:cstheme="majorBidi"/>
       <w:color w:val="272727" w:themeColor="text1" w:themeTint="D8"/>
@@ -3158,7 +4873,7 @@
     <w:link w:val="TitleChar"/>
     <w:uiPriority w:val="10"/>
     <w:qFormat/>
-    <w:rsid w:val="00FB46FF"/>
+    <w:rsid w:val="003A385D"/>
     <w:pPr>
       <w:spacing w:after="80" w:line="240" w:lineRule="auto"/>
       <w:contextualSpacing/>
@@ -3176,7 +4891,7 @@
     <w:basedOn w:val="DefaultParagraphFont"/>
     <w:link w:val="Title"/>
     <w:uiPriority w:val="10"/>
-    <w:rsid w:val="00FB46FF"/>
+    <w:rsid w:val="003A385D"/>
     <w:rPr>
       <w:rFonts w:asciiTheme="majorHAnsi" w:eastAsiaTheme="majorEastAsia" w:hAnsiTheme="majorHAnsi" w:cstheme="majorBidi"/>
       <w:spacing w:val="-10"/>
@@ -3192,7 +4907,7 @@
     <w:link w:val="SubtitleChar"/>
     <w:uiPriority w:val="11"/>
     <w:qFormat/>
-    <w:rsid w:val="00FB46FF"/>
+    <w:rsid w:val="003A385D"/>
     <w:pPr>
       <w:numPr>
         <w:ilvl w:val="1"/>
@@ -3211,7 +4926,7 @@
     <w:basedOn w:val="DefaultParagraphFont"/>
     <w:link w:val="Subtitle"/>
     <w:uiPriority w:val="11"/>
-    <w:rsid w:val="00FB46FF"/>
+    <w:rsid w:val="003A385D"/>
     <w:rPr>
       <w:rFonts w:eastAsiaTheme="majorEastAsia" w:cstheme="majorBidi"/>
       <w:color w:val="595959" w:themeColor="text1" w:themeTint="A6"/>
@@ -3227,7 +4942,7 @@
     <w:link w:val="QuoteChar"/>
     <w:uiPriority w:val="29"/>
     <w:qFormat/>
-    <w:rsid w:val="00FB46FF"/>
+    <w:rsid w:val="003A385D"/>
     <w:pPr>
       <w:spacing w:before="160"/>
       <w:jc w:val="center"/>
@@ -3243,7 +4958,7 @@
     <w:basedOn w:val="DefaultParagraphFont"/>
     <w:link w:val="Quote"/>
     <w:uiPriority w:val="29"/>
-    <w:rsid w:val="00FB46FF"/>
+    <w:rsid w:val="003A385D"/>
     <w:rPr>
       <w:i/>
       <w:iCs/>
@@ -3255,7 +4970,7 @@
     <w:basedOn w:val="Normal"/>
     <w:uiPriority w:val="34"/>
     <w:qFormat/>
-    <w:rsid w:val="00FB46FF"/>
+    <w:rsid w:val="003A385D"/>
     <w:pPr>
       <w:ind w:left="720"/>
       <w:contextualSpacing/>
@@ -3266,7 +4981,7 @@
     <w:basedOn w:val="DefaultParagraphFont"/>
     <w:uiPriority w:val="21"/>
     <w:qFormat/>
-    <w:rsid w:val="00FB46FF"/>
+    <w:rsid w:val="003A385D"/>
     <w:rPr>
       <w:i/>
       <w:iCs/>
@@ -3280,7 +4995,7 @@
     <w:link w:val="IntenseQuoteChar"/>
     <w:uiPriority w:val="30"/>
     <w:qFormat/>
-    <w:rsid w:val="00FB46FF"/>
+    <w:rsid w:val="003A385D"/>
     <w:pPr>
       <w:pBdr>
         <w:top w:val="single" w:sz="4" w:space="10" w:color="2F5496" w:themeColor="accent1" w:themeShade="BF"/>
@@ -3301,7 +5016,7 @@
     <w:basedOn w:val="DefaultParagraphFont"/>
     <w:link w:val="IntenseQuote"/>
     <w:uiPriority w:val="30"/>
-    <w:rsid w:val="00FB46FF"/>
+    <w:rsid w:val="003A385D"/>
     <w:rPr>
       <w:i/>
       <w:iCs/>
@@ -3313,7 +5028,7 @@
     <w:basedOn w:val="DefaultParagraphFont"/>
     <w:uiPriority w:val="32"/>
     <w:qFormat/>
-    <w:rsid w:val="00FB46FF"/>
+    <w:rsid w:val="003A385D"/>
     <w:rPr>
       <w:b/>
       <w:bCs/>

--- a/Knowledge/3-Work knowledge/1-Software Engineering/1-Software Engineering Fundamentals/5-My Source/3-Network Topologies/Types of hybrid Topology/4-Mesh-Star Topology.docx
+++ b/Knowledge/3-Work knowledge/1-Software Engineering/1-Software Engineering Fundamentals/5-My Source/3-Network Topologies/Types of hybrid Topology/4-Mesh-Star Topology.docx
@@ -4,60 +4,30 @@
   <w:body>
     <w:p>
       <w:pPr>
-        <w:keepNext/>
-        <w:keepLines/>
-        <w:spacing w:before="360" w:after="80" w:line="276" w:lineRule="auto"/>
-        <w:outlineLvl w:val="0"/>
-        <w:rPr>
-          <w:rFonts w:asciiTheme="majorHAnsi" w:eastAsiaTheme="majorEastAsia" w:hAnsiTheme="majorHAnsi" w:cstheme="majorBidi"/>
-          <w:color w:val="2F5496" w:themeColor="accent1" w:themeShade="BF"/>
-          <w:kern w:val="0"/>
-          <w:sz w:val="40"/>
-          <w:szCs w:val="40"/>
-          <w:lang w:val="en"/>
-          <w14:ligatures w14:val="none"/>
+        <w:pStyle w:val="Heading1"/>
+        <w:rPr>
+          <w:lang w:val="en"/>
         </w:rPr>
       </w:pPr>
       <w:bookmarkStart w:id="0" w:name="_iwxx6cf1gdyp" w:colFirst="0" w:colLast="0"/>
       <w:bookmarkEnd w:id="0"/>
       <w:r>
         <w:rPr>
-          <w:rFonts w:asciiTheme="majorHAnsi" w:eastAsiaTheme="majorEastAsia" w:hAnsiTheme="majorHAnsi" w:cstheme="majorBidi"/>
-          <w:color w:val="2F5496" w:themeColor="accent1" w:themeShade="BF"/>
-          <w:kern w:val="0"/>
-          <w:sz w:val="40"/>
-          <w:szCs w:val="40"/>
-          <w:lang w:val="en"/>
-          <w14:ligatures w14:val="none"/>
+          <w:lang w:val="en"/>
         </w:rPr>
         <w:t>Mesh-Star Topology</w:t>
       </w:r>
     </w:p>
     <w:p>
       <w:pPr>
-        <w:keepNext/>
-        <w:keepLines/>
-        <w:spacing w:before="160" w:after="80" w:line="276" w:lineRule="auto"/>
-        <w:outlineLvl w:val="1"/>
-        <w:rPr>
-          <w:rFonts w:asciiTheme="majorHAnsi" w:eastAsiaTheme="majorEastAsia" w:hAnsiTheme="majorHAnsi" w:cstheme="majorBidi"/>
-          <w:color w:val="2F5496" w:themeColor="accent1" w:themeShade="BF"/>
-          <w:kern w:val="0"/>
-          <w:sz w:val="32"/>
-          <w:szCs w:val="32"/>
-          <w:lang w:val="en"/>
-          <w14:ligatures w14:val="none"/>
+        <w:pStyle w:val="Heading2"/>
+        <w:rPr>
+          <w:lang w:val="en"/>
         </w:rPr>
       </w:pPr>
       <w:r>
         <w:rPr>
-          <w:rFonts w:asciiTheme="majorHAnsi" w:eastAsiaTheme="majorEastAsia" w:hAnsiTheme="majorHAnsi" w:cstheme="majorBidi"/>
-          <w:color w:val="2F5496" w:themeColor="accent1" w:themeShade="BF"/>
-          <w:kern w:val="0"/>
-          <w:sz w:val="32"/>
-          <w:szCs w:val="32"/>
-          <w:lang w:val="en"/>
-          <w14:ligatures w14:val="none"/>
+          <w:lang w:val="en"/>
         </w:rPr>
         <w:t>What Is Mesh-Star Topology?</w:t>
       </w:r>
@@ -99,6 +69,7 @@
         </w:rPr>
         <w:t xml:space="preserve">: </w:t>
       </w:r>
+      <w:proofErr w:type="spellStart"/>
       <w:r>
         <w:rPr>
           <w:rFonts w:ascii="Arial" w:eastAsia="Arial" w:hAnsi="Arial" w:cs="Arial"/>
@@ -110,7 +81,21 @@
           <w:lang w:val="en"/>
           <w14:ligatures w14:val="none"/>
         </w:rPr>
-        <w:t>Chatgpt (GPT</w:t>
+        <w:t>Chatgpt</w:t>
+      </w:r>
+      <w:proofErr w:type="spellEnd"/>
+      <w:r>
+        <w:rPr>
+          <w:rFonts w:ascii="Arial" w:eastAsia="Arial" w:hAnsi="Arial" w:cs="Arial"/>
+          <w:b/>
+          <w:kern w:val="0"/>
+          <w:sz w:val="22"/>
+          <w:szCs w:val="22"/>
+          <w:highlight w:val="darkGray"/>
+          <w:lang w:val="en"/>
+          <w14:ligatures w14:val="none"/>
+        </w:rPr>
+        <w:t xml:space="preserve"> (GPT</w:t>
       </w:r>
       <w:r>
         <w:rPr>
@@ -321,47 +306,23 @@
     </w:p>
     <w:p>
       <w:pPr>
-        <w:spacing w:before="160" w:after="80" w:line="276" w:lineRule="auto"/>
-        <w:outlineLvl w:val="1"/>
-        <w:rPr>
-          <w:rFonts w:asciiTheme="majorHAnsi" w:eastAsiaTheme="majorEastAsia" w:hAnsiTheme="majorHAnsi" w:cstheme="majorBidi"/>
-          <w:b/>
-          <w:bCs/>
-          <w:color w:val="2F5496" w:themeColor="accent1" w:themeShade="BF"/>
-          <w:kern w:val="0"/>
-          <w:sz w:val="34"/>
-          <w:szCs w:val="34"/>
-          <w:lang w:val="en"/>
-          <w14:ligatures w14:val="none"/>
+        <w:pStyle w:val="Heading2"/>
+        <w:rPr>
+          <w:lang w:val="en"/>
         </w:rPr>
       </w:pPr>
       <w:bookmarkStart w:id="1" w:name="_jw3saeptox92" w:colFirst="0" w:colLast="0"/>
       <w:bookmarkEnd w:id="1"/>
       <w:r>
         <w:rPr>
-          <w:rFonts w:ascii="Segoe UI Emoji" w:eastAsiaTheme="majorEastAsia" w:hAnsi="Segoe UI Emoji" w:cs="Segoe UI Emoji"/>
-          <w:b/>
-          <w:bCs/>
-          <w:color w:val="2F5496" w:themeColor="accent1" w:themeShade="BF"/>
-          <w:kern w:val="0"/>
-          <w:sz w:val="34"/>
-          <w:szCs w:val="34"/>
-          <w:lang w:val="en"/>
-          <w14:ligatures w14:val="none"/>
+          <w:rFonts w:ascii="Segoe UI Emoji" w:hAnsi="Segoe UI Emoji" w:cs="Segoe UI Emoji"/>
+          <w:lang w:val="en"/>
         </w:rPr>
         <w:t>🧠</w:t>
       </w:r>
       <w:r>
         <w:rPr>
-          <w:rFonts w:asciiTheme="majorHAnsi" w:eastAsiaTheme="majorEastAsia" w:hAnsiTheme="majorHAnsi" w:cstheme="majorBidi"/>
-          <w:b/>
-          <w:bCs/>
-          <w:color w:val="2F5496" w:themeColor="accent1" w:themeShade="BF"/>
-          <w:kern w:val="0"/>
-          <w:sz w:val="34"/>
-          <w:szCs w:val="34"/>
-          <w:lang w:val="en"/>
-          <w14:ligatures w14:val="none"/>
+          <w:lang w:val="en"/>
         </w:rPr>
         <w:t xml:space="preserve"> Simple Definition:</w:t>
       </w:r>
@@ -403,6 +364,7 @@
         </w:rPr>
         <w:t xml:space="preserve">: </w:t>
       </w:r>
+      <w:proofErr w:type="spellStart"/>
       <w:r>
         <w:rPr>
           <w:rFonts w:ascii="Arial" w:eastAsia="Arial" w:hAnsi="Arial" w:cs="Arial"/>
@@ -414,7 +376,21 @@
           <w:lang w:val="en"/>
           <w14:ligatures w14:val="none"/>
         </w:rPr>
-        <w:t>Chatgpt (GPT</w:t>
+        <w:t>Chatgpt</w:t>
+      </w:r>
+      <w:proofErr w:type="spellEnd"/>
+      <w:r>
+        <w:rPr>
+          <w:rFonts w:ascii="Arial" w:eastAsia="Arial" w:hAnsi="Arial" w:cs="Arial"/>
+          <w:b/>
+          <w:kern w:val="0"/>
+          <w:sz w:val="22"/>
+          <w:szCs w:val="22"/>
+          <w:highlight w:val="darkGray"/>
+          <w:lang w:val="en"/>
+          <w14:ligatures w14:val="none"/>
+        </w:rPr>
+        <w:t xml:space="preserve"> (GPT</w:t>
       </w:r>
       <w:r>
         <w:rPr>
@@ -604,47 +580,23 @@
     </w:p>
     <w:p>
       <w:pPr>
-        <w:spacing w:before="160" w:after="80" w:line="276" w:lineRule="auto"/>
-        <w:outlineLvl w:val="1"/>
-        <w:rPr>
-          <w:rFonts w:asciiTheme="majorHAnsi" w:eastAsiaTheme="majorEastAsia" w:hAnsiTheme="majorHAnsi" w:cstheme="majorBidi"/>
-          <w:b/>
-          <w:bCs/>
-          <w:color w:val="2F5496" w:themeColor="accent1" w:themeShade="BF"/>
-          <w:kern w:val="0"/>
-          <w:sz w:val="34"/>
-          <w:szCs w:val="34"/>
-          <w:lang w:val="en"/>
-          <w14:ligatures w14:val="none"/>
+        <w:pStyle w:val="Heading2"/>
+        <w:rPr>
+          <w:lang w:val="en"/>
         </w:rPr>
       </w:pPr>
       <w:bookmarkStart w:id="2" w:name="_n8i19163cpo0" w:colFirst="0" w:colLast="0"/>
       <w:bookmarkEnd w:id="2"/>
       <w:r>
         <w:rPr>
-          <w:rFonts w:ascii="Segoe UI Emoji" w:eastAsiaTheme="majorEastAsia" w:hAnsi="Segoe UI Emoji" w:cs="Segoe UI Emoji"/>
-          <w:b/>
-          <w:bCs/>
-          <w:color w:val="2F5496" w:themeColor="accent1" w:themeShade="BF"/>
-          <w:kern w:val="0"/>
-          <w:sz w:val="34"/>
-          <w:szCs w:val="34"/>
-          <w:lang w:val="en"/>
-          <w14:ligatures w14:val="none"/>
+          <w:rFonts w:ascii="Segoe UI Emoji" w:hAnsi="Segoe UI Emoji" w:cs="Segoe UI Emoji"/>
+          <w:lang w:val="en"/>
         </w:rPr>
         <w:t>🖼️</w:t>
       </w:r>
       <w:r>
         <w:rPr>
-          <w:rFonts w:asciiTheme="majorHAnsi" w:eastAsiaTheme="majorEastAsia" w:hAnsiTheme="majorHAnsi" w:cstheme="majorBidi"/>
-          <w:b/>
-          <w:bCs/>
-          <w:color w:val="2F5496" w:themeColor="accent1" w:themeShade="BF"/>
-          <w:kern w:val="0"/>
-          <w:sz w:val="34"/>
-          <w:szCs w:val="34"/>
-          <w:lang w:val="en"/>
-          <w14:ligatures w14:val="none"/>
+          <w:lang w:val="en"/>
         </w:rPr>
         <w:t xml:space="preserve"> Visual Example:</w:t>
       </w:r>
@@ -689,6 +641,7 @@
         </w:rPr>
         <w:t xml:space="preserve">: </w:t>
       </w:r>
+      <w:proofErr w:type="spellStart"/>
       <w:r>
         <w:rPr>
           <w:rFonts w:ascii="Arial" w:eastAsia="Arial" w:hAnsi="Arial" w:cs="Arial"/>
@@ -700,7 +653,21 @@
           <w:lang w:val="en"/>
           <w14:ligatures w14:val="none"/>
         </w:rPr>
-        <w:t>Chatgpt (GPT</w:t>
+        <w:t>Chatgpt</w:t>
+      </w:r>
+      <w:proofErr w:type="spellEnd"/>
+      <w:r>
+        <w:rPr>
+          <w:rFonts w:ascii="Arial" w:eastAsia="Arial" w:hAnsi="Arial" w:cs="Arial"/>
+          <w:b/>
+          <w:kern w:val="0"/>
+          <w:sz w:val="22"/>
+          <w:szCs w:val="22"/>
+          <w:highlight w:val="darkGray"/>
+          <w:lang w:val="en"/>
+          <w14:ligatures w14:val="none"/>
+        </w:rPr>
+        <w:t xml:space="preserve"> (GPT</w:t>
       </w:r>
       <w:r>
         <w:rPr>
@@ -831,6 +798,7 @@
           <w:lang w:val="en"/>
           <w14:ligatures w14:val="none"/>
         </w:rPr>
+        <w:lastRenderedPageBreak/>
         <w:t xml:space="preserve">           \   /</w:t>
       </w:r>
     </w:p>
@@ -854,7 +822,18 @@
           <w:lang w:val="en"/>
           <w14:ligatures w14:val="none"/>
         </w:rPr>
-        <w:t xml:space="preserve">         [Switch1]</w:t>
+        <w:t xml:space="preserve">         [Switch</w:t>
+      </w:r>
+      <w:proofErr w:type="gramStart"/>
+      <w:r>
+        <w:rPr>
+          <w:rFonts w:ascii="Roboto Mono" w:eastAsia="Roboto Mono" w:hAnsi="Roboto Mono" w:cs="Arial"/>
+          <w:kern w:val="0"/>
+          <w:szCs w:val="22"/>
+          <w:lang w:val="en"/>
+          <w14:ligatures w14:val="none"/>
+        </w:rPr>
+        <w:t>1]</w:t>
       </w:r>
       <w:r>
         <w:rPr>
@@ -864,7 +843,18 @@
           <w:lang w:val="en"/>
           <w14:ligatures w14:val="none"/>
         </w:rPr>
-        <w:t>─────</w:t>
+        <w:t>─</w:t>
+      </w:r>
+      <w:proofErr w:type="gramEnd"/>
+      <w:r>
+        <w:rPr>
+          <w:rFonts w:ascii="Arial" w:eastAsia="Roboto Mono" w:hAnsi="Arial" w:cs="Arial"/>
+          <w:kern w:val="0"/>
+          <w:szCs w:val="22"/>
+          <w:lang w:val="en"/>
+          <w14:ligatures w14:val="none"/>
+        </w:rPr>
+        <w:t>────</w:t>
       </w:r>
       <w:r>
         <w:rPr>
@@ -930,7 +920,29 @@
           <w:lang w:val="en"/>
           <w14:ligatures w14:val="none"/>
         </w:rPr>
-        <w:t xml:space="preserve">        [PC3] [PC4]    [Switch2]</w:t>
+        <w:t xml:space="preserve">        [PC3] [PC4] </w:t>
+      </w:r>
+      <w:proofErr w:type="gramStart"/>
+      <w:r>
+        <w:rPr>
+          <w:rFonts w:ascii="Roboto Mono" w:eastAsia="Roboto Mono" w:hAnsi="Roboto Mono" w:cs="Arial"/>
+          <w:kern w:val="0"/>
+          <w:szCs w:val="22"/>
+          <w:lang w:val="en"/>
+          <w14:ligatures w14:val="none"/>
+        </w:rPr>
+        <w:t xml:space="preserve">   [</w:t>
+      </w:r>
+      <w:proofErr w:type="gramEnd"/>
+      <w:r>
+        <w:rPr>
+          <w:rFonts w:ascii="Roboto Mono" w:eastAsia="Roboto Mono" w:hAnsi="Roboto Mono" w:cs="Arial"/>
+          <w:kern w:val="0"/>
+          <w:szCs w:val="22"/>
+          <w:lang w:val="en"/>
+          <w14:ligatures w14:val="none"/>
+        </w:rPr>
+        <w:t>Switch2]</w:t>
       </w:r>
     </w:p>
     <w:p>
@@ -986,7 +998,18 @@
           <w:lang w:val="en"/>
           <w14:ligatures w14:val="none"/>
         </w:rPr>
-        <w:t xml:space="preserve">         [Switch3]</w:t>
+        <w:t xml:space="preserve">         [Switch</w:t>
+      </w:r>
+      <w:proofErr w:type="gramStart"/>
+      <w:r>
+        <w:rPr>
+          <w:rFonts w:ascii="Roboto Mono" w:eastAsia="Roboto Mono" w:hAnsi="Roboto Mono" w:cs="Arial"/>
+          <w:kern w:val="0"/>
+          <w:szCs w:val="22"/>
+          <w:lang w:val="en"/>
+          <w14:ligatures w14:val="none"/>
+        </w:rPr>
+        <w:t>3]</w:t>
       </w:r>
       <w:r>
         <w:rPr>
@@ -996,7 +1019,18 @@
           <w:lang w:val="en"/>
           <w14:ligatures w14:val="none"/>
         </w:rPr>
-        <w:t>───────</w:t>
+        <w:t>─</w:t>
+      </w:r>
+      <w:proofErr w:type="gramEnd"/>
+      <w:r>
+        <w:rPr>
+          <w:rFonts w:ascii="Arial" w:eastAsia="Roboto Mono" w:hAnsi="Arial" w:cs="Arial"/>
+          <w:kern w:val="0"/>
+          <w:szCs w:val="22"/>
+          <w:lang w:val="en"/>
+          <w14:ligatures w14:val="none"/>
+        </w:rPr>
+        <w:t>──────</w:t>
       </w:r>
       <w:r>
         <w:rPr>
@@ -1211,18 +1245,9 @@
     </w:p>
     <w:p>
       <w:pPr>
-        <w:spacing w:before="160" w:after="80" w:line="276" w:lineRule="auto"/>
-        <w:outlineLvl w:val="1"/>
-        <w:rPr>
-          <w:rFonts w:asciiTheme="majorHAnsi" w:eastAsiaTheme="majorEastAsia" w:hAnsiTheme="majorHAnsi" w:cstheme="majorBidi"/>
-          <w:b/>
-          <w:bCs/>
-          <w:color w:val="2F5496" w:themeColor="accent1" w:themeShade="BF"/>
-          <w:kern w:val="0"/>
-          <w:sz w:val="34"/>
-          <w:szCs w:val="34"/>
-          <w:lang w:val="en"/>
-          <w14:ligatures w14:val="none"/>
+        <w:pStyle w:val="Heading2"/>
+        <w:rPr>
+          <w:lang w:val="en"/>
         </w:rPr>
       </w:pPr>
       <w:bookmarkStart w:id="3" w:name="_uvvhr1zii7n0" w:colFirst="0" w:colLast="0"/>
@@ -1230,28 +1255,14 @@
       <w:r>
         <w:rPr>
           <w:rFonts w:ascii="Segoe UI Emoji" w:eastAsia="Arial Unicode MS" w:hAnsi="Segoe UI Emoji" w:cs="Segoe UI Emoji"/>
-          <w:b/>
-          <w:bCs/>
-          <w:color w:val="2F5496" w:themeColor="accent1" w:themeShade="BF"/>
-          <w:kern w:val="0"/>
-          <w:sz w:val="34"/>
-          <w:szCs w:val="34"/>
-          <w:lang w:val="en"/>
-          <w14:ligatures w14:val="none"/>
+          <w:lang w:val="en"/>
         </w:rPr>
         <w:t>✅</w:t>
       </w:r>
       <w:r>
         <w:rPr>
-          <w:rFonts w:ascii="Arial Unicode MS" w:eastAsia="Arial Unicode MS" w:hAnsi="Arial Unicode MS" w:cs="Arial Unicode MS"/>
-          <w:b/>
-          <w:bCs/>
-          <w:color w:val="2F5496" w:themeColor="accent1" w:themeShade="BF"/>
-          <w:kern w:val="0"/>
-          <w:sz w:val="34"/>
-          <w:szCs w:val="34"/>
-          <w:lang w:val="en"/>
-          <w14:ligatures w14:val="none"/>
+          <w:rFonts w:eastAsia="Arial Unicode MS"/>
+          <w:lang w:val="en"/>
         </w:rPr>
         <w:t xml:space="preserve"> Advantages</w:t>
       </w:r>
@@ -1296,6 +1307,7 @@
         </w:rPr>
         <w:t xml:space="preserve">: </w:t>
       </w:r>
+      <w:proofErr w:type="spellStart"/>
       <w:r>
         <w:rPr>
           <w:rFonts w:ascii="Arial" w:eastAsia="Arial" w:hAnsi="Arial" w:cs="Arial"/>
@@ -1307,7 +1319,21 @@
           <w:lang w:val="en"/>
           <w14:ligatures w14:val="none"/>
         </w:rPr>
-        <w:t>Chatgpt (GPT</w:t>
+        <w:t>Chatgpt</w:t>
+      </w:r>
+      <w:proofErr w:type="spellEnd"/>
+      <w:r>
+        <w:rPr>
+          <w:rFonts w:ascii="Arial" w:eastAsia="Arial" w:hAnsi="Arial" w:cs="Arial"/>
+          <w:b/>
+          <w:kern w:val="0"/>
+          <w:sz w:val="22"/>
+          <w:szCs w:val="22"/>
+          <w:highlight w:val="darkGray"/>
+          <w:lang w:val="en"/>
+          <w14:ligatures w14:val="none"/>
+        </w:rPr>
+        <w:t xml:space="preserve"> (GPT</w:t>
       </w:r>
       <w:r>
         <w:rPr>
@@ -1902,6 +1928,7 @@
                 <w:lang w:val="en"/>
                 <w14:ligatures w14:val="none"/>
               </w:rPr>
+              <w:lastRenderedPageBreak/>
               <w:t>🔌</w:t>
             </w:r>
             <w:r>
@@ -1997,18 +2024,9 @@
     </w:p>
     <w:p>
       <w:pPr>
-        <w:spacing w:before="160" w:after="80" w:line="276" w:lineRule="auto"/>
-        <w:outlineLvl w:val="1"/>
-        <w:rPr>
-          <w:rFonts w:asciiTheme="majorHAnsi" w:eastAsiaTheme="majorEastAsia" w:hAnsiTheme="majorHAnsi" w:cstheme="majorBidi"/>
-          <w:b/>
-          <w:bCs/>
-          <w:color w:val="2F5496" w:themeColor="accent1" w:themeShade="BF"/>
-          <w:kern w:val="0"/>
-          <w:sz w:val="34"/>
-          <w:szCs w:val="34"/>
-          <w:lang w:val="en"/>
-          <w14:ligatures w14:val="none"/>
+        <w:pStyle w:val="Heading2"/>
+        <w:rPr>
+          <w:lang w:val="en"/>
         </w:rPr>
       </w:pPr>
       <w:bookmarkStart w:id="4" w:name="_ibjheqj7zz1f" w:colFirst="0" w:colLast="0"/>
@@ -2016,28 +2034,14 @@
       <w:r>
         <w:rPr>
           <w:rFonts w:ascii="Segoe UI Emoji" w:eastAsia="Arial Unicode MS" w:hAnsi="Segoe UI Emoji" w:cs="Segoe UI Emoji"/>
-          <w:b/>
-          <w:bCs/>
-          <w:color w:val="2F5496" w:themeColor="accent1" w:themeShade="BF"/>
-          <w:kern w:val="0"/>
-          <w:sz w:val="34"/>
-          <w:szCs w:val="34"/>
-          <w:lang w:val="en"/>
-          <w14:ligatures w14:val="none"/>
+          <w:lang w:val="en"/>
         </w:rPr>
         <w:t>❌</w:t>
       </w:r>
       <w:r>
         <w:rPr>
-          <w:rFonts w:ascii="Arial Unicode MS" w:eastAsia="Arial Unicode MS" w:hAnsi="Arial Unicode MS" w:cs="Arial Unicode MS"/>
-          <w:b/>
-          <w:bCs/>
-          <w:color w:val="2F5496" w:themeColor="accent1" w:themeShade="BF"/>
-          <w:kern w:val="0"/>
-          <w:sz w:val="34"/>
-          <w:szCs w:val="34"/>
-          <w:lang w:val="en"/>
-          <w14:ligatures w14:val="none"/>
+          <w:rFonts w:eastAsia="Arial Unicode MS"/>
+          <w:lang w:val="en"/>
         </w:rPr>
         <w:t xml:space="preserve"> Disadvantages</w:t>
       </w:r>
@@ -2082,6 +2086,7 @@
         </w:rPr>
         <w:t xml:space="preserve">: </w:t>
       </w:r>
+      <w:proofErr w:type="spellStart"/>
       <w:r>
         <w:rPr>
           <w:rFonts w:ascii="Arial" w:eastAsia="Arial" w:hAnsi="Arial" w:cs="Arial"/>
@@ -2093,7 +2098,21 @@
           <w:lang w:val="en"/>
           <w14:ligatures w14:val="none"/>
         </w:rPr>
-        <w:t>Chatgpt (GPT</w:t>
+        <w:t>Chatgpt</w:t>
+      </w:r>
+      <w:proofErr w:type="spellEnd"/>
+      <w:r>
+        <w:rPr>
+          <w:rFonts w:ascii="Arial" w:eastAsia="Arial" w:hAnsi="Arial" w:cs="Arial"/>
+          <w:b/>
+          <w:kern w:val="0"/>
+          <w:sz w:val="22"/>
+          <w:szCs w:val="22"/>
+          <w:highlight w:val="darkGray"/>
+          <w:lang w:val="en"/>
+          <w14:ligatures w14:val="none"/>
+        </w:rPr>
+        <w:t xml:space="preserve"> (GPT</w:t>
       </w:r>
       <w:r>
         <w:rPr>
@@ -2676,47 +2695,23 @@
     </w:p>
     <w:p>
       <w:pPr>
-        <w:spacing w:before="160" w:after="80" w:line="276" w:lineRule="auto"/>
-        <w:outlineLvl w:val="1"/>
-        <w:rPr>
-          <w:rFonts w:asciiTheme="majorHAnsi" w:eastAsiaTheme="majorEastAsia" w:hAnsiTheme="majorHAnsi" w:cstheme="majorBidi"/>
-          <w:b/>
-          <w:bCs/>
-          <w:color w:val="2F5496" w:themeColor="accent1" w:themeShade="BF"/>
-          <w:kern w:val="0"/>
-          <w:sz w:val="34"/>
-          <w:szCs w:val="34"/>
-          <w:lang w:val="en"/>
-          <w14:ligatures w14:val="none"/>
+        <w:pStyle w:val="Heading2"/>
+        <w:rPr>
+          <w:lang w:val="en"/>
         </w:rPr>
       </w:pPr>
       <w:bookmarkStart w:id="5" w:name="_f35fz9lbuh0v" w:colFirst="0" w:colLast="0"/>
       <w:bookmarkEnd w:id="5"/>
       <w:r>
         <w:rPr>
-          <w:rFonts w:ascii="Segoe UI Emoji" w:eastAsiaTheme="majorEastAsia" w:hAnsi="Segoe UI Emoji" w:cs="Segoe UI Emoji"/>
-          <w:b/>
-          <w:bCs/>
-          <w:color w:val="2F5496" w:themeColor="accent1" w:themeShade="BF"/>
-          <w:kern w:val="0"/>
-          <w:sz w:val="34"/>
-          <w:szCs w:val="34"/>
-          <w:lang w:val="en"/>
-          <w14:ligatures w14:val="none"/>
+          <w:rFonts w:ascii="Segoe UI Emoji" w:hAnsi="Segoe UI Emoji" w:cs="Segoe UI Emoji"/>
+          <w:lang w:val="en"/>
         </w:rPr>
         <w:t>🛠️</w:t>
       </w:r>
       <w:r>
         <w:rPr>
-          <w:rFonts w:asciiTheme="majorHAnsi" w:eastAsiaTheme="majorEastAsia" w:hAnsiTheme="majorHAnsi" w:cstheme="majorBidi"/>
-          <w:b/>
-          <w:bCs/>
-          <w:color w:val="2F5496" w:themeColor="accent1" w:themeShade="BF"/>
-          <w:kern w:val="0"/>
-          <w:sz w:val="34"/>
-          <w:szCs w:val="34"/>
-          <w:lang w:val="en"/>
-          <w14:ligatures w14:val="none"/>
+          <w:lang w:val="en"/>
         </w:rPr>
         <w:t xml:space="preserve"> Use Cases</w:t>
       </w:r>
@@ -2761,6 +2756,7 @@
         </w:rPr>
         <w:t xml:space="preserve">: </w:t>
       </w:r>
+      <w:proofErr w:type="spellStart"/>
       <w:r>
         <w:rPr>
           <w:rFonts w:ascii="Arial" w:eastAsia="Arial" w:hAnsi="Arial" w:cs="Arial"/>
@@ -2772,7 +2768,21 @@
           <w:lang w:val="en"/>
           <w14:ligatures w14:val="none"/>
         </w:rPr>
-        <w:t>Chatgpt (GPT</w:t>
+        <w:t>Chatgpt</w:t>
+      </w:r>
+      <w:proofErr w:type="spellEnd"/>
+      <w:r>
+        <w:rPr>
+          <w:rFonts w:ascii="Arial" w:eastAsia="Arial" w:hAnsi="Arial" w:cs="Arial"/>
+          <w:b/>
+          <w:kern w:val="0"/>
+          <w:sz w:val="22"/>
+          <w:szCs w:val="22"/>
+          <w:highlight w:val="darkGray"/>
+          <w:lang w:val="en"/>
+          <w14:ligatures w14:val="none"/>
+        </w:rPr>
+        <w:t xml:space="preserve"> (GPT</w:t>
       </w:r>
       <w:r>
         <w:rPr>
@@ -2934,6 +2944,7 @@
                 <w:lang w:val="en"/>
                 <w14:ligatures w14:val="none"/>
               </w:rPr>
+              <w:lastRenderedPageBreak/>
               <w:t>Environment</w:t>
             </w:r>
           </w:p>
@@ -3295,18 +3306,9 @@
     </w:p>
     <w:p>
       <w:pPr>
-        <w:spacing w:before="160" w:after="80" w:line="276" w:lineRule="auto"/>
-        <w:outlineLvl w:val="1"/>
-        <w:rPr>
-          <w:rFonts w:asciiTheme="majorHAnsi" w:eastAsiaTheme="majorEastAsia" w:hAnsiTheme="majorHAnsi" w:cstheme="majorBidi"/>
-          <w:b/>
-          <w:bCs/>
-          <w:color w:val="2F5496" w:themeColor="accent1" w:themeShade="BF"/>
-          <w:kern w:val="0"/>
-          <w:sz w:val="34"/>
-          <w:szCs w:val="34"/>
-          <w:lang w:val="en"/>
-          <w14:ligatures w14:val="none"/>
+        <w:pStyle w:val="Heading2"/>
+        <w:rPr>
+          <w:lang w:val="en"/>
         </w:rPr>
       </w:pPr>
       <w:bookmarkStart w:id="6" w:name="_phmoed3euz8n" w:colFirst="0" w:colLast="0"/>
@@ -3314,28 +3316,14 @@
       <w:r>
         <w:rPr>
           <w:rFonts w:ascii="Segoe UI Emoji" w:eastAsia="Arial Unicode MS" w:hAnsi="Segoe UI Emoji" w:cs="Segoe UI Emoji"/>
-          <w:b/>
-          <w:bCs/>
-          <w:color w:val="2F5496" w:themeColor="accent1" w:themeShade="BF"/>
-          <w:kern w:val="0"/>
-          <w:sz w:val="34"/>
-          <w:szCs w:val="34"/>
-          <w:lang w:val="en"/>
-          <w14:ligatures w14:val="none"/>
+          <w:lang w:val="en"/>
         </w:rPr>
         <w:t>✅</w:t>
       </w:r>
       <w:r>
         <w:rPr>
-          <w:rFonts w:ascii="Arial Unicode MS" w:eastAsia="Arial Unicode MS" w:hAnsi="Arial Unicode MS" w:cs="Arial Unicode MS"/>
-          <w:b/>
-          <w:bCs/>
-          <w:color w:val="2F5496" w:themeColor="accent1" w:themeShade="BF"/>
-          <w:kern w:val="0"/>
-          <w:sz w:val="34"/>
-          <w:szCs w:val="34"/>
-          <w:lang w:val="en"/>
-          <w14:ligatures w14:val="none"/>
+          <w:rFonts w:eastAsia="Arial Unicode MS"/>
+          <w:lang w:val="en"/>
         </w:rPr>
         <w:t xml:space="preserve"> Summary</w:t>
       </w:r>
@@ -3380,6 +3368,7 @@
         </w:rPr>
         <w:t xml:space="preserve">: </w:t>
       </w:r>
+      <w:proofErr w:type="spellStart"/>
       <w:r>
         <w:rPr>
           <w:rFonts w:ascii="Arial" w:eastAsia="Arial" w:hAnsi="Arial" w:cs="Arial"/>
@@ -3391,7 +3380,21 @@
           <w:lang w:val="en"/>
           <w14:ligatures w14:val="none"/>
         </w:rPr>
-        <w:t>Chatgpt (GPT</w:t>
+        <w:t>Chatgpt</w:t>
+      </w:r>
+      <w:proofErr w:type="spellEnd"/>
+      <w:r>
+        <w:rPr>
+          <w:rFonts w:ascii="Arial" w:eastAsia="Arial" w:hAnsi="Arial" w:cs="Arial"/>
+          <w:b/>
+          <w:kern w:val="0"/>
+          <w:sz w:val="22"/>
+          <w:szCs w:val="22"/>
+          <w:highlight w:val="darkGray"/>
+          <w:lang w:val="en"/>
+          <w14:ligatures w14:val="none"/>
+        </w:rPr>
+        <w:t xml:space="preserve"> (GPT</w:t>
       </w:r>
       <w:r>
         <w:rPr>
@@ -4548,7 +4551,6 @@
     <w:next w:val="Normal"/>
     <w:link w:val="Heading2Char"/>
     <w:uiPriority w:val="9"/>
-    <w:semiHidden/>
     <w:unhideWhenUsed/>
     <w:qFormat/>
     <w:rsid w:val="003A385D"/>
@@ -4765,7 +4767,6 @@
     <w:basedOn w:val="DefaultParagraphFont"/>
     <w:link w:val="Heading2"/>
     <w:uiPriority w:val="9"/>
-    <w:semiHidden/>
     <w:rsid w:val="003A385D"/>
     <w:rPr>
       <w:rFonts w:asciiTheme="majorHAnsi" w:eastAsiaTheme="majorEastAsia" w:hAnsiTheme="majorHAnsi" w:cstheme="majorBidi"/>
